--- a/spc.docx
+++ b/spc.docx
@@ -15459,9 +15459,26 @@
         <w:t>是否需要我帮你接入实际数据、添加异常检测逻辑或打分？</w:t>
       </w:r>
     </w:p>
-    <w:p/>
-    <w:p/>
-    <w:p>
+    <w:p>
+      <w:pPr>
+        <w:rPr>
+          <w:rFonts w:hint="eastAsia"/>
+        </w:rPr>
+      </w:pPr>
+    </w:p>
+    <w:p>
+      <w:pPr>
+        <w:rPr>
+          <w:rFonts w:hint="eastAsia"/>
+        </w:rPr>
+      </w:pPr>
+    </w:p>
+    <w:p>
+      <w:pPr>
+        <w:rPr>
+          <w:rFonts w:hint="eastAsia"/>
+        </w:rPr>
+      </w:pPr>
       <w:r>
         <w:t>你问得非常关键。在你这种大规模时间序列场景中，</w:t>
       </w:r>
@@ -15504,6 +15521,11 @@
       </w:r>
     </w:p>
     <w:p>
+      <w:pPr>
+        <w:rPr>
+          <w:rFonts w:hint="eastAsia"/>
+        </w:rPr>
+      </w:pPr>
       <w:r>
         <w:rPr>
           <w:rFonts w:ascii="Segoe UI Emoji" w:hAnsi="Segoe UI Emoji" w:cs="Segoe UI Emoji"/>
@@ -15515,15 +15537,21 @@
       </w:r>
     </w:p>
     <w:p>
+      <w:pPr>
+        <w:rPr>
+          <w:rFonts w:hint="eastAsia"/>
+        </w:rPr>
+      </w:pPr>
       <w:r>
         <w:pict w14:anchorId="030E76A9">
-          <v:rect id="_x0000_i1125" style="width:0;height:1.5pt" o:hralign="center" o:hrstd="t" o:hr="t" fillcolor="#a0a0a0" stroked="f"/>
+          <v:rect id="_x0000_i1059" style="width:0;height:1.5pt" o:hralign="center" o:hrstd="t" o:hr="t" fillcolor="#a0a0a0" stroked="f"/>
         </w:pict>
       </w:r>
     </w:p>
     <w:p>
       <w:pPr>
         <w:rPr>
+          <w:rFonts w:hint="eastAsia"/>
           <w:b/>
           <w:bCs/>
         </w:rPr>
@@ -15547,6 +15575,7 @@
     <w:p>
       <w:pPr>
         <w:rPr>
+          <w:rFonts w:hint="eastAsia"/>
           <w:b/>
           <w:bCs/>
         </w:rPr>
@@ -15584,15 +15613,21 @@
       </w:r>
     </w:p>
     <w:p>
+      <w:pPr>
+        <w:rPr>
+          <w:rFonts w:hint="eastAsia"/>
+        </w:rPr>
+      </w:pPr>
       <w:r>
         <w:pict w14:anchorId="5CEADC7A">
-          <v:rect id="_x0000_i1126" style="width:0;height:1.5pt" o:hralign="center" o:hrstd="t" o:hr="t" fillcolor="#a0a0a0" stroked="f"/>
+          <v:rect id="_x0000_i1060" style="width:0;height:1.5pt" o:hralign="center" o:hrstd="t" o:hr="t" fillcolor="#a0a0a0" stroked="f"/>
         </w:pict>
       </w:r>
     </w:p>
     <w:p>
       <w:pPr>
         <w:rPr>
+          <w:rFonts w:hint="eastAsia"/>
           <w:b/>
           <w:bCs/>
         </w:rPr>
@@ -15614,15 +15649,21 @@
       </w:r>
     </w:p>
     <w:p>
+      <w:pPr>
+        <w:rPr>
+          <w:rFonts w:hint="eastAsia"/>
+        </w:rPr>
+      </w:pPr>
       <w:r>
         <w:pict w14:anchorId="39191F2C">
-          <v:rect id="_x0000_i1127" style="width:0;height:1.5pt" o:hralign="center" o:hrstd="t" o:hr="t" fillcolor="#a0a0a0" stroked="f"/>
+          <v:rect id="_x0000_i1061" style="width:0;height:1.5pt" o:hralign="center" o:hrstd="t" o:hr="t" fillcolor="#a0a0a0" stroked="f"/>
         </w:pict>
       </w:r>
     </w:p>
     <w:p>
       <w:pPr>
         <w:rPr>
+          <w:rFonts w:hint="eastAsia"/>
           <w:b/>
           <w:bCs/>
         </w:rPr>
@@ -15651,6 +15692,11 @@
       </w:r>
     </w:p>
     <w:p>
+      <w:pPr>
+        <w:rPr>
+          <w:rFonts w:hint="eastAsia"/>
+        </w:rPr>
+      </w:pPr>
       <w:r>
         <w:t>原始 h=1,2,.</w:t>
       </w:r>
@@ -15666,6 +15712,7 @@
     <w:p>
       <w:pPr>
         <w:rPr>
+          <w:rFonts w:hint="eastAsia"/>
           <w:b/>
           <w:bCs/>
         </w:rPr>
@@ -15692,6 +15739,9 @@
           <w:ilvl w:val="0"/>
           <w:numId w:val="20"/>
         </w:numPr>
+        <w:rPr>
+          <w:rFonts w:hint="eastAsia"/>
+        </w:rPr>
       </w:pPr>
       <w:r>
         <w:t>对步长 h 使用 One-hot 编码（或类别 Embedding）：</w:t>
@@ -15703,6 +15753,9 @@
           <w:ilvl w:val="1"/>
           <w:numId w:val="20"/>
         </w:numPr>
+        <w:rPr>
+          <w:rFonts w:hint="eastAsia"/>
+        </w:rPr>
       </w:pPr>
       <w:r>
         <w:t xml:space="preserve">One-hot: 用 </w:t>
@@ -15730,17 +15783,30 @@
           <w:ilvl w:val="1"/>
           <w:numId w:val="20"/>
         </w:numPr>
+        <w:rPr>
+          <w:rFonts w:hint="eastAsia"/>
+        </w:rPr>
       </w:pPr>
       <w:r>
         <w:t>Embedding: 对 h 离散化后，输入神经网络中 Embedding 层</w:t>
       </w:r>
     </w:p>
     <w:p>
+      <w:pPr>
+        <w:rPr>
+          <w:rFonts w:hint="eastAsia"/>
+        </w:rPr>
+      </w:pPr>
       <w:r>
         <w:t># 示例：将 h=3 映射为 [0, 0, 1, 0, 0, 0, 0]（如果预测 7 步）</w:t>
       </w:r>
     </w:p>
     <w:p>
+      <w:pPr>
+        <w:rPr>
+          <w:rFonts w:hint="eastAsia"/>
+        </w:rPr>
+      </w:pPr>
       <w:r>
         <w:rPr>
           <w:rFonts w:ascii="Segoe UI Emoji" w:hAnsi="Segoe UI Emoji" w:cs="Segoe UI Emoji"/>
@@ -15764,6 +15830,9 @@
           <w:ilvl w:val="0"/>
           <w:numId w:val="21"/>
         </w:numPr>
+        <w:rPr>
+          <w:rFonts w:hint="eastAsia"/>
+        </w:rPr>
       </w:pPr>
       <w:r>
         <w:t>避免模型对步长的线性误解</w:t>
@@ -15775,6 +15844,9 @@
           <w:ilvl w:val="0"/>
           <w:numId w:val="21"/>
         </w:numPr>
+        <w:rPr>
+          <w:rFonts w:hint="eastAsia"/>
+        </w:rPr>
       </w:pPr>
       <w:r>
         <w:t xml:space="preserve">每个步长都有独立权重子空间（类似 </w:t>
@@ -15789,15 +15861,21 @@
       </w:r>
     </w:p>
     <w:p>
+      <w:pPr>
+        <w:rPr>
+          <w:rFonts w:hint="eastAsia"/>
+        </w:rPr>
+      </w:pPr>
       <w:r>
         <w:pict w14:anchorId="13CDA637">
-          <v:rect id="_x0000_i1128" style="width:0;height:1.5pt" o:hralign="center" o:hrstd="t" o:hr="t" fillcolor="#a0a0a0" stroked="f"/>
+          <v:rect id="_x0000_i1062" style="width:0;height:1.5pt" o:hralign="center" o:hrstd="t" o:hr="t" fillcolor="#a0a0a0" stroked="f"/>
         </w:pict>
       </w:r>
     </w:p>
     <w:p>
       <w:pPr>
         <w:rPr>
+          <w:rFonts w:hint="eastAsia"/>
           <w:b/>
           <w:bCs/>
         </w:rPr>
@@ -15826,6 +15904,11 @@
       </w:r>
     </w:p>
     <w:p>
+      <w:pPr>
+        <w:rPr>
+          <w:rFonts w:hint="eastAsia"/>
+        </w:rPr>
+      </w:pPr>
       <w:r>
         <w:t>除了步长 h 本身，还可以加入：</w:t>
       </w:r>
@@ -15836,6 +15919,9 @@
           <w:ilvl w:val="0"/>
           <w:numId w:val="22"/>
         </w:numPr>
+        <w:rPr>
+          <w:rFonts w:hint="eastAsia"/>
+        </w:rPr>
       </w:pPr>
       <w:r>
         <w:t>相对时间（分钟/小时/天）</w:t>
@@ -15847,6 +15933,9 @@
           <w:ilvl w:val="0"/>
           <w:numId w:val="22"/>
         </w:numPr>
+        <w:rPr>
+          <w:rFonts w:hint="eastAsia"/>
+        </w:rPr>
       </w:pPr>
       <w:r>
         <w:t>一天内的时刻（sin/cos 编码 hour-of-day）</w:t>
@@ -15858,12 +15947,20 @@
           <w:ilvl w:val="0"/>
           <w:numId w:val="22"/>
         </w:numPr>
+        <w:rPr>
+          <w:rFonts w:hint="eastAsia"/>
+        </w:rPr>
       </w:pPr>
       <w:r>
         <w:t>一周内的位置（weekday 编码）</w:t>
       </w:r>
     </w:p>
     <w:p>
+      <w:pPr>
+        <w:rPr>
+          <w:rFonts w:hint="eastAsia"/>
+        </w:rPr>
+      </w:pPr>
       <w:r>
         <w:rPr>
           <w:rFonts w:ascii="Segoe UI Emoji" w:hAnsi="Segoe UI Emoji" w:cs="Segoe UI Emoji"/>
@@ -15885,15 +15982,21 @@
       </w:r>
     </w:p>
     <w:p>
+      <w:pPr>
+        <w:rPr>
+          <w:rFonts w:hint="eastAsia"/>
+        </w:rPr>
+      </w:pPr>
       <w:r>
         <w:pict w14:anchorId="536E4D8B">
-          <v:rect id="_x0000_i1129" style="width:0;height:1.5pt" o:hralign="center" o:hrstd="t" o:hr="t" fillcolor="#a0a0a0" stroked="f"/>
+          <v:rect id="_x0000_i1063" style="width:0;height:1.5pt" o:hralign="center" o:hrstd="t" o:hr="t" fillcolor="#a0a0a0" stroked="f"/>
         </w:pict>
       </w:r>
     </w:p>
     <w:p>
       <w:pPr>
         <w:rPr>
+          <w:rFonts w:hint="eastAsia"/>
           <w:b/>
           <w:bCs/>
         </w:rPr>
@@ -15938,6 +16041,11 @@
       </w:r>
     </w:p>
     <w:p>
+      <w:pPr>
+        <w:rPr>
+          <w:rFonts w:hint="eastAsia"/>
+        </w:rPr>
+      </w:pPr>
       <w:r>
         <w:t>对于 GBDT 模型，可以考虑添加：</w:t>
       </w:r>
@@ -15948,6 +16056,9 @@
           <w:ilvl w:val="0"/>
           <w:numId w:val="23"/>
         </w:numPr>
+        <w:rPr>
+          <w:rFonts w:hint="eastAsia"/>
+        </w:rPr>
       </w:pPr>
       <w:r>
         <w:lastRenderedPageBreak/>
@@ -15968,22 +16079,40 @@
           <w:ilvl w:val="0"/>
           <w:numId w:val="23"/>
         </w:numPr>
+        <w:rPr>
+          <w:rFonts w:hint="eastAsia"/>
+        </w:rPr>
       </w:pPr>
       <w:r>
         <w:t>或者手动构造 polynomial 特征，例如：</w:t>
       </w:r>
     </w:p>
     <w:p>
+      <w:pPr>
+        <w:rPr>
+          <w:rFonts w:hint="eastAsia"/>
+        </w:rPr>
+      </w:pPr>
       <w:r>
         <w:t>features = [mean_5, std_5, slope_5]</w:t>
       </w:r>
     </w:p>
     <w:p>
+      <w:pPr>
+        <w:rPr>
+          <w:rFonts w:hint="eastAsia"/>
+        </w:rPr>
+      </w:pPr>
       <w:r>
         <w:t>features += [mean_5 * h, std_5 * h, h ** 2]</w:t>
       </w:r>
     </w:p>
     <w:p>
+      <w:pPr>
+        <w:rPr>
+          <w:rFonts w:hint="eastAsia"/>
+        </w:rPr>
+      </w:pPr>
       <w:r>
         <w:rPr>
           <w:rFonts w:ascii="Segoe UI Emoji" w:hAnsi="Segoe UI Emoji" w:cs="Segoe UI Emoji"/>
@@ -16002,15 +16131,21 @@
       </w:r>
     </w:p>
     <w:p>
+      <w:pPr>
+        <w:rPr>
+          <w:rFonts w:hint="eastAsia"/>
+        </w:rPr>
+      </w:pPr>
       <w:r>
         <w:pict w14:anchorId="49A1A4DD">
-          <v:rect id="_x0000_i1130" style="width:0;height:1.5pt" o:hralign="center" o:hrstd="t" o:hr="t" fillcolor="#a0a0a0" stroked="f"/>
+          <v:rect id="_x0000_i1064" style="width:0;height:1.5pt" o:hralign="center" o:hrstd="t" o:hr="t" fillcolor="#a0a0a0" stroked="f"/>
         </w:pict>
       </w:r>
     </w:p>
     <w:p>
       <w:pPr>
         <w:rPr>
+          <w:rFonts w:hint="eastAsia"/>
           <w:b/>
           <w:bCs/>
         </w:rPr>
@@ -16039,6 +16174,11 @@
       </w:r>
     </w:p>
     <w:p>
+      <w:pPr>
+        <w:rPr>
+          <w:rFonts w:hint="eastAsia"/>
+        </w:rPr>
+      </w:pPr>
       <w:r>
         <w:t>在 Transformer / LSTM 中使用以下方式可提升精度：</w:t>
       </w:r>
@@ -16049,6 +16189,9 @@
           <w:ilvl w:val="0"/>
           <w:numId w:val="24"/>
         </w:numPr>
+        <w:rPr>
+          <w:rFonts w:hint="eastAsia"/>
+        </w:rPr>
       </w:pPr>
       <w:r>
         <w:t>h 作为条件输入，加入解码器 attention 或 gate</w:t>
@@ -16060,6 +16203,9 @@
           <w:ilvl w:val="0"/>
           <w:numId w:val="24"/>
         </w:numPr>
+        <w:rPr>
+          <w:rFonts w:hint="eastAsia"/>
+        </w:rPr>
       </w:pPr>
       <w:r>
         <w:t>加入 “未来时间嵌入向量” (</w:t>
@@ -16079,12 +16225,20 @@
           <w:ilvl w:val="0"/>
           <w:numId w:val="24"/>
         </w:numPr>
+        <w:rPr>
+          <w:rFonts w:hint="eastAsia"/>
+        </w:rPr>
       </w:pPr>
       <w:r>
         <w:t>Transformer 结构中每个目标点独立解码，带时间标签</w:t>
       </w:r>
     </w:p>
     <w:p>
+      <w:pPr>
+        <w:rPr>
+          <w:rFonts w:hint="eastAsia"/>
+        </w:rPr>
+      </w:pPr>
       <w:r>
         <w:t xml:space="preserve">这可以达到 </w:t>
       </w:r>
@@ -16109,15 +16263,21 @@
       </w:r>
     </w:p>
     <w:p>
+      <w:pPr>
+        <w:rPr>
+          <w:rFonts w:hint="eastAsia"/>
+        </w:rPr>
+      </w:pPr>
       <w:r>
         <w:pict w14:anchorId="593E842E">
-          <v:rect id="_x0000_i1131" style="width:0;height:1.5pt" o:hralign="center" o:hrstd="t" o:hr="t" fillcolor="#a0a0a0" stroked="f"/>
+          <v:rect id="_x0000_i1065" style="width:0;height:1.5pt" o:hralign="center" o:hrstd="t" o:hr="t" fillcolor="#a0a0a0" stroked="f"/>
         </w:pict>
       </w:r>
     </w:p>
     <w:p>
       <w:pPr>
         <w:rPr>
+          <w:rFonts w:hint="eastAsia"/>
           <w:b/>
           <w:bCs/>
         </w:rPr>
@@ -16146,6 +16306,11 @@
       </w:r>
     </w:p>
     <w:p>
+      <w:pPr>
+        <w:rPr>
+          <w:rFonts w:hint="eastAsia"/>
+        </w:rPr>
+      </w:pPr>
       <w:r>
         <w:t xml:space="preserve">你可以将所有 h 分成几个区间（比如 h=1～4、h=5～8、h=9～12），为每个区间训练一个模型（只增加 2～3 </w:t>
       </w:r>
@@ -16159,6 +16324,11 @@
       </w:r>
     </w:p>
     <w:p>
+      <w:pPr>
+        <w:rPr>
+          <w:rFonts w:hint="eastAsia"/>
+        </w:rPr>
+      </w:pPr>
       <w:r>
         <w:rPr>
           <w:rFonts w:ascii="Segoe UI Emoji" w:hAnsi="Segoe UI Emoji" w:cs="Segoe UI Emoji"/>
@@ -16170,15 +16340,21 @@
       </w:r>
     </w:p>
     <w:p>
+      <w:pPr>
+        <w:rPr>
+          <w:rFonts w:hint="eastAsia"/>
+        </w:rPr>
+      </w:pPr>
       <w:r>
         <w:pict w14:anchorId="4E61C701">
-          <v:rect id="_x0000_i1132" style="width:0;height:1.5pt" o:hralign="center" o:hrstd="t" o:hr="t" fillcolor="#a0a0a0" stroked="f"/>
+          <v:rect id="_x0000_i1066" style="width:0;height:1.5pt" o:hralign="center" o:hrstd="t" o:hr="t" fillcolor="#a0a0a0" stroked="f"/>
         </w:pict>
       </w:r>
     </w:p>
     <w:p>
       <w:pPr>
         <w:rPr>
+          <w:rFonts w:hint="eastAsia"/>
           <w:b/>
           <w:bCs/>
         </w:rPr>
@@ -16200,6 +16376,11 @@
       </w:r>
     </w:p>
     <w:p>
+      <w:pPr>
+        <w:rPr>
+          <w:rFonts w:hint="eastAsia"/>
+        </w:rPr>
+      </w:pPr>
       <w:r>
         <w:t>许多时间序列研究（如 M5 竞赛、Monash 时间序列论文）表明：</w:t>
       </w:r>
@@ -16210,6 +16391,9 @@
           <w:ilvl w:val="0"/>
           <w:numId w:val="25"/>
         </w:numPr>
+        <w:rPr>
+          <w:rFonts w:hint="eastAsia"/>
+        </w:rPr>
       </w:pPr>
       <w:r>
         <w:t xml:space="preserve">单模型 + 步长编码 + 类别 + 高维特征 → 精度可接近甚至超过 </w:t>
@@ -16226,6 +16410,9 @@
           <w:ilvl w:val="0"/>
           <w:numId w:val="25"/>
         </w:numPr>
+        <w:rPr>
+          <w:rFonts w:hint="eastAsia"/>
+        </w:rPr>
       </w:pPr>
       <w:r>
         <w:t>关键在于：</w:t>
@@ -16242,15 +16429,21 @@
       </w:r>
     </w:p>
     <w:p>
+      <w:pPr>
+        <w:rPr>
+          <w:rFonts w:hint="eastAsia"/>
+        </w:rPr>
+      </w:pPr>
       <w:r>
         <w:pict w14:anchorId="181C5997">
-          <v:rect id="_x0000_i1133" style="width:0;height:1.5pt" o:hralign="center" o:hrstd="t" o:hr="t" fillcolor="#a0a0a0" stroked="f"/>
+          <v:rect id="_x0000_i1067" style="width:0;height:1.5pt" o:hralign="center" o:hrstd="t" o:hr="t" fillcolor="#a0a0a0" stroked="f"/>
         </w:pict>
       </w:r>
     </w:p>
     <w:p>
       <w:pPr>
         <w:rPr>
+          <w:rFonts w:hint="eastAsia"/>
           <w:b/>
           <w:bCs/>
         </w:rPr>
@@ -16302,6 +16495,7 @@
           <w:p>
             <w:pPr>
               <w:rPr>
+                <w:rFonts w:hint="eastAsia"/>
                 <w:b/>
                 <w:bCs/>
               </w:rPr>
@@ -16324,6 +16518,7 @@
           <w:p>
             <w:pPr>
               <w:rPr>
+                <w:rFonts w:hint="eastAsia"/>
                 <w:b/>
                 <w:bCs/>
               </w:rPr>
@@ -16346,6 +16541,7 @@
           <w:p>
             <w:pPr>
               <w:rPr>
+                <w:rFonts w:hint="eastAsia"/>
                 <w:b/>
                 <w:bCs/>
               </w:rPr>
@@ -16371,6 +16567,11 @@
             <w:hideMark/>
           </w:tcPr>
           <w:p>
+            <w:pPr>
+              <w:rPr>
+                <w:rFonts w:hint="eastAsia"/>
+              </w:rPr>
+            </w:pPr>
             <w:r>
               <w:t>h One-hot 编码</w:t>
             </w:r>
@@ -16383,6 +16584,11 @@
             <w:hideMark/>
           </w:tcPr>
           <w:p>
+            <w:pPr>
+              <w:rPr>
+                <w:rFonts w:hint="eastAsia"/>
+              </w:rPr>
+            </w:pPr>
             <w:r>
               <w:t>避免步长误解</w:t>
             </w:r>
@@ -16395,6 +16601,11 @@
             <w:hideMark/>
           </w:tcPr>
           <w:p>
+            <w:pPr>
+              <w:rPr>
+                <w:rFonts w:hint="eastAsia"/>
+              </w:rPr>
+            </w:pPr>
             <w:r>
               <w:rPr>
                 <w:rFonts w:ascii="Segoe UI Emoji" w:hAnsi="Segoe UI Emoji" w:cs="Segoe UI Emoji"/>
@@ -16415,6 +16626,11 @@
             <w:hideMark/>
           </w:tcPr>
           <w:p>
+            <w:pPr>
+              <w:rPr>
+                <w:rFonts w:hint="eastAsia"/>
+              </w:rPr>
+            </w:pPr>
             <w:r>
               <w:t>加入时间周期特征</w:t>
             </w:r>
@@ -16427,6 +16643,11 @@
             <w:hideMark/>
           </w:tcPr>
           <w:p>
+            <w:pPr>
+              <w:rPr>
+                <w:rFonts w:hint="eastAsia"/>
+              </w:rPr>
+            </w:pPr>
             <w:r>
               <w:t>模型理解未来位置</w:t>
             </w:r>
@@ -16439,6 +16660,11 @@
             <w:hideMark/>
           </w:tcPr>
           <w:p>
+            <w:pPr>
+              <w:rPr>
+                <w:rFonts w:hint="eastAsia"/>
+              </w:rPr>
+            </w:pPr>
             <w:r>
               <w:rPr>
                 <w:rFonts w:ascii="Segoe UI Emoji" w:hAnsi="Segoe UI Emoji" w:cs="Segoe UI Emoji"/>
@@ -16459,6 +16685,11 @@
             <w:hideMark/>
           </w:tcPr>
           <w:p>
+            <w:pPr>
+              <w:rPr>
+                <w:rFonts w:hint="eastAsia"/>
+              </w:rPr>
+            </w:pPr>
             <w:r>
               <w:t>特征 × 步长交互</w:t>
             </w:r>
@@ -16471,6 +16702,11 @@
             <w:hideMark/>
           </w:tcPr>
           <w:p>
+            <w:pPr>
+              <w:rPr>
+                <w:rFonts w:hint="eastAsia"/>
+              </w:rPr>
+            </w:pPr>
             <w:r>
               <w:t>弥补特征差异</w:t>
             </w:r>
@@ -16483,6 +16719,11 @@
             <w:hideMark/>
           </w:tcPr>
           <w:p>
+            <w:pPr>
+              <w:rPr>
+                <w:rFonts w:hint="eastAsia"/>
+              </w:rPr>
+            </w:pPr>
             <w:r>
               <w:rPr>
                 <w:rFonts w:ascii="Segoe UI Emoji" w:hAnsi="Segoe UI Emoji" w:cs="Segoe UI Emoji"/>
@@ -16503,6 +16744,11 @@
             <w:hideMark/>
           </w:tcPr>
           <w:p>
+            <w:pPr>
+              <w:rPr>
+                <w:rFonts w:hint="eastAsia"/>
+              </w:rPr>
+            </w:pPr>
             <w:r>
               <w:t>Embedding (深度模型)</w:t>
             </w:r>
@@ -16515,6 +16761,11 @@
             <w:hideMark/>
           </w:tcPr>
           <w:p>
+            <w:pPr>
+              <w:rPr>
+                <w:rFonts w:hint="eastAsia"/>
+              </w:rPr>
+            </w:pPr>
             <w:r>
               <w:t>学习步长特征空间</w:t>
             </w:r>
@@ -16527,6 +16778,11 @@
             <w:hideMark/>
           </w:tcPr>
           <w:p>
+            <w:pPr>
+              <w:rPr>
+                <w:rFonts w:hint="eastAsia"/>
+              </w:rPr>
+            </w:pPr>
             <w:r>
               <w:rPr>
                 <w:rFonts w:ascii="Segoe UI Emoji" w:hAnsi="Segoe UI Emoji" w:cs="Segoe UI Emoji"/>
@@ -16547,6 +16803,11 @@
             <w:hideMark/>
           </w:tcPr>
           <w:p>
+            <w:pPr>
+              <w:rPr>
+                <w:rFonts w:hint="eastAsia"/>
+              </w:rPr>
+            </w:pPr>
             <w:r>
               <w:t>步长分段训练</w:t>
             </w:r>
@@ -16559,6 +16820,11 @@
             <w:hideMark/>
           </w:tcPr>
           <w:p>
+            <w:pPr>
+              <w:rPr>
+                <w:rFonts w:hint="eastAsia"/>
+              </w:rPr>
+            </w:pPr>
             <w:r>
               <w:t>折中精度与模型数量</w:t>
             </w:r>
@@ -16571,6 +16837,11 @@
             <w:hideMark/>
           </w:tcPr>
           <w:p>
+            <w:pPr>
+              <w:rPr>
+                <w:rFonts w:hint="eastAsia"/>
+              </w:rPr>
+            </w:pPr>
             <w:r>
               <w:rPr>
                 <w:rFonts w:ascii="Segoe UI Emoji" w:hAnsi="Segoe UI Emoji" w:cs="Segoe UI Emoji"/>
@@ -16582,15 +16853,21 @@
       </w:tr>
     </w:tbl>
     <w:p>
+      <w:pPr>
+        <w:rPr>
+          <w:rFonts w:hint="eastAsia"/>
+        </w:rPr>
+      </w:pPr>
       <w:r>
         <w:pict w14:anchorId="12A5C2BC">
-          <v:rect id="_x0000_i1134" style="width:0;height:1.5pt" o:hralign="center" o:hrstd="t" o:hr="t" fillcolor="#a0a0a0" stroked="f"/>
+          <v:rect id="_x0000_i1068" style="width:0;height:1.5pt" o:hralign="center" o:hrstd="t" o:hr="t" fillcolor="#a0a0a0" stroked="f"/>
         </w:pict>
       </w:r>
     </w:p>
     <w:p>
       <w:pPr>
         <w:rPr>
+          <w:rFonts w:hint="eastAsia"/>
           <w:b/>
           <w:bCs/>
         </w:rPr>
@@ -16612,6 +16889,11 @@
       </w:r>
     </w:p>
     <w:p>
+      <w:pPr>
+        <w:rPr>
+          <w:rFonts w:hint="eastAsia"/>
+        </w:rPr>
+      </w:pPr>
       <w:r>
         <w:t xml:space="preserve">如果你用 </w:t>
       </w:r>
@@ -16636,11 +16918,21 @@
       </w:r>
     </w:p>
     <w:p>
+      <w:pPr>
+        <w:rPr>
+          <w:rFonts w:hint="eastAsia"/>
+        </w:rPr>
+      </w:pPr>
       <w:r>
         <w:t xml:space="preserve">- X = 特征窗口（最近值/斜率/波动率等）  </w:t>
       </w:r>
     </w:p>
     <w:p>
+      <w:pPr>
+        <w:rPr>
+          <w:rFonts w:hint="eastAsia"/>
+        </w:rPr>
+      </w:pPr>
       <w:r>
         <w:t xml:space="preserve">- </w:t>
       </w:r>
@@ -16654,23 +16946,43 @@
       </w:r>
     </w:p>
     <w:p>
+      <w:pPr>
+        <w:rPr>
+          <w:rFonts w:hint="eastAsia"/>
+        </w:rPr>
+      </w:pPr>
       <w:r>
         <w:t xml:space="preserve">- 加入特征 × h、周期特征、时间标签  </w:t>
       </w:r>
     </w:p>
     <w:p>
+      <w:pPr>
+        <w:rPr>
+          <w:rFonts w:hint="eastAsia"/>
+        </w:rPr>
+      </w:pPr>
       <w:r>
         <w:t xml:space="preserve">- 对每个序列训练一个单模型即可  </w:t>
       </w:r>
     </w:p>
     <w:p>
+      <w:pPr>
+        <w:rPr>
+          <w:rFonts w:hint="eastAsia"/>
+        </w:rPr>
+      </w:pPr>
       <w:r>
         <w:pict w14:anchorId="7C2C67B5">
-          <v:rect id="_x0000_i1135" style="width:0;height:1.5pt" o:hralign="center" o:hrstd="t" o:hr="t" fillcolor="#a0a0a0" stroked="f"/>
+          <v:rect id="_x0000_i1069" style="width:0;height:1.5pt" o:hralign="center" o:hrstd="t" o:hr="t" fillcolor="#a0a0a0" stroked="f"/>
         </w:pict>
       </w:r>
     </w:p>
     <w:p>
+      <w:pPr>
+        <w:rPr>
+          <w:rFonts w:hint="eastAsia"/>
+        </w:rPr>
+      </w:pPr>
       <w:r>
         <w:t>如果你需要，我可以：</w:t>
       </w:r>
@@ -16681,6 +16993,9 @@
           <w:ilvl w:val="0"/>
           <w:numId w:val="26"/>
         </w:numPr>
+        <w:rPr>
+          <w:rFonts w:hint="eastAsia"/>
+        </w:rPr>
       </w:pPr>
       <w:r>
         <w:rPr>
@@ -16714,6 +17029,9 @@
           <w:ilvl w:val="0"/>
           <w:numId w:val="26"/>
         </w:numPr>
+        <w:rPr>
+          <w:rFonts w:hint="eastAsia"/>
+        </w:rPr>
       </w:pPr>
       <w:r>
         <w:rPr>
@@ -16731,6 +17049,9 @@
           <w:ilvl w:val="0"/>
           <w:numId w:val="26"/>
         </w:numPr>
+        <w:rPr>
+          <w:rFonts w:hint="eastAsia"/>
+        </w:rPr>
       </w:pPr>
       <w:r>
         <w:rPr>
@@ -16743,14 +17064,36 @@
       </w:r>
     </w:p>
     <w:p>
+      <w:pPr>
+        <w:rPr>
+          <w:rFonts w:hint="eastAsia"/>
+        </w:rPr>
+      </w:pPr>
       <w:r>
         <w:lastRenderedPageBreak/>
         <w:t>你希望我先帮你从哪一部分开始？</w:t>
       </w:r>
     </w:p>
-    <w:p/>
-    <w:p/>
-    <w:p>
+    <w:p>
+      <w:pPr>
+        <w:rPr>
+          <w:rFonts w:hint="eastAsia"/>
+        </w:rPr>
+      </w:pPr>
+    </w:p>
+    <w:p>
+      <w:pPr>
+        <w:rPr>
+          <w:rFonts w:hint="eastAsia"/>
+        </w:rPr>
+      </w:pPr>
+    </w:p>
+    <w:p>
+      <w:pPr>
+        <w:rPr>
+          <w:rFonts w:hint="eastAsia"/>
+        </w:rPr>
+      </w:pPr>
       <w:r>
         <w:t>你的问题非常重要——</w:t>
       </w:r>
@@ -16779,11 +17122,21 @@
       </w:r>
     </w:p>
     <w:p>
+      <w:pPr>
+        <w:rPr>
+          <w:rFonts w:hint="eastAsia"/>
+        </w:rPr>
+      </w:pPr>
       <w:r>
         <w:t>简短结论：</w:t>
       </w:r>
     </w:p>
     <w:p>
+      <w:pPr>
+        <w:rPr>
+          <w:rFonts w:hint="eastAsia"/>
+        </w:rPr>
+      </w:pPr>
       <w:r>
         <w:rPr>
           <w:rFonts w:ascii="Segoe UI Emoji" w:hAnsi="Segoe UI Emoji" w:cs="Segoe UI Emoji"/>
@@ -16846,15 +17199,21 @@
       </w:r>
     </w:p>
     <w:p>
+      <w:pPr>
+        <w:rPr>
+          <w:rFonts w:hint="eastAsia"/>
+        </w:rPr>
+      </w:pPr>
       <w:r>
         <w:pict w14:anchorId="7CD29178">
-          <v:rect id="_x0000_i1201" style="width:0;height:1.5pt" o:hralign="center" o:hrstd="t" o:hr="t" fillcolor="#a0a0a0" stroked="f"/>
+          <v:rect id="_x0000_i1070" style="width:0;height:1.5pt" o:hralign="center" o:hrstd="t" o:hr="t" fillcolor="#a0a0a0" stroked="f"/>
         </w:pict>
       </w:r>
     </w:p>
     <w:p>
       <w:pPr>
         <w:rPr>
+          <w:rFonts w:hint="eastAsia"/>
           <w:b/>
           <w:bCs/>
         </w:rPr>
@@ -16921,6 +17280,7 @@
           <w:p>
             <w:pPr>
               <w:rPr>
+                <w:rFonts w:hint="eastAsia"/>
                 <w:b/>
                 <w:bCs/>
               </w:rPr>
@@ -16943,6 +17303,7 @@
           <w:p>
             <w:pPr>
               <w:rPr>
+                <w:rFonts w:hint="eastAsia"/>
                 <w:b/>
                 <w:bCs/>
               </w:rPr>
@@ -16968,6 +17329,11 @@
             <w:hideMark/>
           </w:tcPr>
           <w:p>
+            <w:pPr>
+              <w:rPr>
+                <w:rFonts w:hint="eastAsia"/>
+              </w:rPr>
+            </w:pPr>
             <w:r>
               <w:t>特征维度 100+</w:t>
             </w:r>
@@ -16980,6 +17346,11 @@
             <w:hideMark/>
           </w:tcPr>
           <w:p>
+            <w:pPr>
+              <w:rPr>
+                <w:rFonts w:hint="eastAsia"/>
+              </w:rPr>
+            </w:pPr>
             <w:r>
               <w:rPr>
                 <w:rFonts w:ascii="Segoe UI Emoji" w:hAnsi="Segoe UI Emoji" w:cs="Segoe UI Emoji"/>
@@ -17011,6 +17382,11 @@
             <w:hideMark/>
           </w:tcPr>
           <w:p>
+            <w:pPr>
+              <w:rPr>
+                <w:rFonts w:hint="eastAsia"/>
+              </w:rPr>
+            </w:pPr>
             <w:r>
               <w:t>特征选择</w:t>
             </w:r>
@@ -17023,6 +17399,11 @@
             <w:hideMark/>
           </w:tcPr>
           <w:p>
+            <w:pPr>
+              <w:rPr>
+                <w:rFonts w:hint="eastAsia"/>
+              </w:rPr>
+            </w:pPr>
             <w:r>
               <w:rPr>
                 <w:rFonts w:ascii="Segoe UI Emoji" w:hAnsi="Segoe UI Emoji" w:cs="Segoe UI Emoji"/>
@@ -17046,6 +17427,11 @@
             <w:hideMark/>
           </w:tcPr>
           <w:p>
+            <w:pPr>
+              <w:rPr>
+                <w:rFonts w:hint="eastAsia"/>
+              </w:rPr>
+            </w:pPr>
             <w:r>
               <w:t>推理速度</w:t>
             </w:r>
@@ -17058,6 +17444,11 @@
             <w:hideMark/>
           </w:tcPr>
           <w:p>
+            <w:pPr>
+              <w:rPr>
+                <w:rFonts w:hint="eastAsia"/>
+              </w:rPr>
+            </w:pPr>
             <w:r>
               <w:rPr>
                 <w:rFonts w:ascii="Segoe UI Emoji" w:hAnsi="Segoe UI Emoji" w:cs="Segoe UI Emoji"/>
@@ -17081,6 +17472,11 @@
             <w:hideMark/>
           </w:tcPr>
           <w:p>
+            <w:pPr>
+              <w:rPr>
+                <w:rFonts w:hint="eastAsia"/>
+              </w:rPr>
+            </w:pPr>
             <w:r>
               <w:t>训练内存 &amp; 时间</w:t>
             </w:r>
@@ -17093,6 +17489,11 @@
             <w:hideMark/>
           </w:tcPr>
           <w:p>
+            <w:pPr>
+              <w:rPr>
+                <w:rFonts w:hint="eastAsia"/>
+              </w:rPr>
+            </w:pPr>
             <w:r>
               <w:rPr>
                 <w:rFonts w:ascii="Segoe UI Symbol" w:hAnsi="Segoe UI Symbol" w:cs="Segoe UI Symbol"/>
@@ -17116,6 +17517,11 @@
             <w:hideMark/>
           </w:tcPr>
           <w:p>
+            <w:pPr>
+              <w:rPr>
+                <w:rFonts w:hint="eastAsia"/>
+              </w:rPr>
+            </w:pPr>
             <w:r>
               <w:t>多余特征影响</w:t>
             </w:r>
@@ -17128,6 +17534,11 @@
             <w:hideMark/>
           </w:tcPr>
           <w:p>
+            <w:pPr>
+              <w:rPr>
+                <w:rFonts w:hint="eastAsia"/>
+              </w:rPr>
+            </w:pPr>
             <w:r>
               <w:rPr>
                 <w:rFonts w:ascii="Segoe UI Symbol" w:hAnsi="Segoe UI Symbol" w:cs="Segoe UI Symbol"/>
@@ -17142,15 +17553,21 @@
       </w:tr>
     </w:tbl>
     <w:p>
+      <w:pPr>
+        <w:rPr>
+          <w:rFonts w:hint="eastAsia"/>
+        </w:rPr>
+      </w:pPr>
       <w:r>
         <w:pict w14:anchorId="35239BAF">
-          <v:rect id="_x0000_i1202" style="width:0;height:1.5pt" o:hralign="center" o:hrstd="t" o:hr="t" fillcolor="#a0a0a0" stroked="f"/>
+          <v:rect id="_x0000_i1071" style="width:0;height:1.5pt" o:hralign="center" o:hrstd="t" o:hr="t" fillcolor="#a0a0a0" stroked="f"/>
         </w:pict>
       </w:r>
     </w:p>
     <w:p>
       <w:pPr>
         <w:rPr>
+          <w:rFonts w:hint="eastAsia"/>
           <w:b/>
           <w:bCs/>
         </w:rPr>
@@ -17174,6 +17591,7 @@
     <w:p>
       <w:pPr>
         <w:rPr>
+          <w:rFonts w:hint="eastAsia"/>
           <w:b/>
           <w:bCs/>
         </w:rPr>
@@ -17187,11 +17605,21 @@
       </w:r>
     </w:p>
     <w:p>
+      <w:pPr>
+        <w:rPr>
+          <w:rFonts w:hint="eastAsia"/>
+        </w:rPr>
+      </w:pPr>
       <w:r>
         <w:t>简单经验法则：</w:t>
       </w:r>
     </w:p>
     <w:p>
+      <w:pPr>
+        <w:rPr>
+          <w:rFonts w:hint="eastAsia"/>
+        </w:rPr>
+      </w:pPr>
       <w:r>
         <w:rPr>
           <w:b/>
@@ -17204,6 +17632,11 @@
       </w:r>
     </w:p>
     <w:p>
+      <w:pPr>
+        <w:rPr>
+          <w:rFonts w:hint="eastAsia"/>
+        </w:rPr>
+      </w:pPr>
       <w:r>
         <w:t>例如：</w:t>
       </w:r>
@@ -17214,6 +17647,9 @@
           <w:ilvl w:val="0"/>
           <w:numId w:val="27"/>
         </w:numPr>
+        <w:rPr>
+          <w:rFonts w:hint="eastAsia"/>
+        </w:rPr>
       </w:pPr>
       <w:r>
         <w:t>每个序列有 1 年历史，每 5 分钟一个点 → 365×288 ≈ 105k 点</w:t>
@@ -17225,6 +17661,9 @@
           <w:ilvl w:val="0"/>
           <w:numId w:val="27"/>
         </w:numPr>
+        <w:rPr>
+          <w:rFonts w:hint="eastAsia"/>
+        </w:rPr>
       </w:pPr>
       <w:r>
         <w:t xml:space="preserve">你做每 3 </w:t>
@@ -17252,6 +17691,9 @@
           <w:ilvl w:val="0"/>
           <w:numId w:val="27"/>
         </w:numPr>
+        <w:rPr>
+          <w:rFonts w:hint="eastAsia"/>
+        </w:rPr>
       </w:pPr>
       <w:r>
         <w:t xml:space="preserve">特征数 100，样本数 3000+，完全没问题 </w:t>
@@ -17264,6 +17706,11 @@
       </w:r>
     </w:p>
     <w:p>
+      <w:pPr>
+        <w:rPr>
+          <w:rFonts w:hint="eastAsia"/>
+        </w:rPr>
+      </w:pPr>
       <w:r>
         <w:t xml:space="preserve">但如果样本只有 200～300，特征 100 就太多了 → </w:t>
       </w:r>
@@ -17279,15 +17726,21 @@
       </w:r>
     </w:p>
     <w:p>
+      <w:pPr>
+        <w:rPr>
+          <w:rFonts w:hint="eastAsia"/>
+        </w:rPr>
+      </w:pPr>
       <w:r>
         <w:pict w14:anchorId="3218626A">
-          <v:rect id="_x0000_i1203" style="width:0;height:1.5pt" o:hralign="center" o:hrstd="t" o:hr="t" fillcolor="#a0a0a0" stroked="f"/>
+          <v:rect id="_x0000_i1072" style="width:0;height:1.5pt" o:hralign="center" o:hrstd="t" o:hr="t" fillcolor="#a0a0a0" stroked="f"/>
         </w:pict>
       </w:r>
     </w:p>
     <w:p>
       <w:pPr>
         <w:rPr>
+          <w:rFonts w:hint="eastAsia"/>
           <w:b/>
           <w:bCs/>
         </w:rPr>
@@ -17301,6 +17754,11 @@
       </w:r>
     </w:p>
     <w:p>
+      <w:pPr>
+        <w:rPr>
+          <w:rFonts w:hint="eastAsia"/>
+        </w:rPr>
+      </w:pPr>
       <w:proofErr w:type="spellStart"/>
       <w:r>
         <w:t>LightGBM</w:t>
@@ -17311,15 +17769,21 @@
       </w:r>
     </w:p>
     <w:p>
+      <w:pPr>
+        <w:rPr>
+          <w:rFonts w:hint="eastAsia"/>
+        </w:rPr>
+      </w:pPr>
       <w:r>
         <w:pict w14:anchorId="6C844E2D">
-          <v:rect id="_x0000_i1204" style="width:0;height:1.5pt" o:hralign="center" o:hrstd="t" o:hr="t" fillcolor="#a0a0a0" stroked="f"/>
+          <v:rect id="_x0000_i1073" style="width:0;height:1.5pt" o:hralign="center" o:hrstd="t" o:hr="t" fillcolor="#a0a0a0" stroked="f"/>
         </w:pict>
       </w:r>
     </w:p>
     <w:p>
       <w:pPr>
         <w:rPr>
+          <w:rFonts w:hint="eastAsia"/>
           <w:b/>
           <w:bCs/>
         </w:rPr>
@@ -17343,6 +17807,7 @@
     <w:p>
       <w:pPr>
         <w:rPr>
+          <w:rFonts w:hint="eastAsia"/>
           <w:b/>
           <w:bCs/>
         </w:rPr>
@@ -17380,6 +17845,11 @@
       </w:r>
     </w:p>
     <w:p>
+      <w:pPr>
+        <w:rPr>
+          <w:rFonts w:hint="eastAsia"/>
+        </w:rPr>
+      </w:pPr>
       <w:r>
         <w:t xml:space="preserve">model = </w:t>
       </w:r>
@@ -17395,6 +17865,11 @@
       </w:r>
     </w:p>
     <w:p>
+      <w:pPr>
+        <w:rPr>
+          <w:rFonts w:hint="eastAsia"/>
+        </w:rPr>
+      </w:pPr>
       <w:r>
         <w:t xml:space="preserve">importance = </w:t>
       </w:r>
@@ -17426,6 +17901,9 @@
           <w:ilvl w:val="0"/>
           <w:numId w:val="28"/>
         </w:numPr>
+        <w:rPr>
+          <w:rFonts w:hint="eastAsia"/>
+        </w:rPr>
       </w:pPr>
       <w:r>
         <w:t>统计每个特征的重要性（</w:t>
@@ -17453,12 +17931,20 @@
           <w:ilvl w:val="0"/>
           <w:numId w:val="28"/>
         </w:numPr>
+        <w:rPr>
+          <w:rFonts w:hint="eastAsia"/>
+        </w:rPr>
       </w:pPr>
       <w:r>
         <w:t>排序后保留 Top K 特征（如 Top 50）</w:t>
       </w:r>
     </w:p>
     <w:p>
+      <w:pPr>
+        <w:rPr>
+          <w:rFonts w:hint="eastAsia"/>
+        </w:rPr>
+      </w:pPr>
       <w:r>
         <w:rPr>
           <w:rFonts w:ascii="Segoe UI Emoji" w:hAnsi="Segoe UI Emoji" w:cs="Segoe UI Emoji"/>
@@ -17477,15 +17963,21 @@
       </w:r>
     </w:p>
     <w:p>
+      <w:pPr>
+        <w:rPr>
+          <w:rFonts w:hint="eastAsia"/>
+        </w:rPr>
+      </w:pPr>
       <w:r>
         <w:pict w14:anchorId="2AB8141A">
-          <v:rect id="_x0000_i1205" style="width:0;height:1.5pt" o:hralign="center" o:hrstd="t" o:hr="t" fillcolor="#a0a0a0" stroked="f"/>
+          <v:rect id="_x0000_i1074" style="width:0;height:1.5pt" o:hralign="center" o:hrstd="t" o:hr="t" fillcolor="#a0a0a0" stroked="f"/>
         </w:pict>
       </w:r>
     </w:p>
     <w:p>
       <w:pPr>
         <w:rPr>
+          <w:rFonts w:hint="eastAsia"/>
           <w:b/>
           <w:bCs/>
         </w:rPr>
@@ -17507,6 +17999,11 @@
       </w:r>
     </w:p>
     <w:p>
+      <w:pPr>
+        <w:rPr>
+          <w:rFonts w:hint="eastAsia"/>
+        </w:rPr>
+      </w:pPr>
       <w:r>
         <w:t>如果你有大量统计特征可以考虑：</w:t>
       </w:r>
@@ -17517,6 +18014,9 @@
           <w:ilvl w:val="0"/>
           <w:numId w:val="29"/>
         </w:numPr>
+        <w:rPr>
+          <w:rFonts w:hint="eastAsia"/>
+        </w:rPr>
       </w:pPr>
       <w:r>
         <w:t>将一类特征（如斜率/波动率类）做 PCA 压缩成 2~3 维</w:t>
@@ -17528,22 +18028,31 @@
           <w:ilvl w:val="0"/>
           <w:numId w:val="29"/>
         </w:numPr>
+        <w:rPr>
+          <w:rFonts w:hint="eastAsia"/>
+        </w:rPr>
       </w:pPr>
       <w:r>
         <w:t>或者只保留一个代表性的特征（如：最大斜率、均值波动率）</w:t>
       </w:r>
     </w:p>
     <w:p>
+      <w:pPr>
+        <w:rPr>
+          <w:rFonts w:hint="eastAsia"/>
+        </w:rPr>
+      </w:pPr>
       <w:r>
         <w:lastRenderedPageBreak/>
         <w:pict w14:anchorId="72E7F7BE">
-          <v:rect id="_x0000_i1206" style="width:0;height:1.5pt" o:hralign="center" o:hrstd="t" o:hr="t" fillcolor="#a0a0a0" stroked="f"/>
+          <v:rect id="_x0000_i1075" style="width:0;height:1.5pt" o:hralign="center" o:hrstd="t" o:hr="t" fillcolor="#a0a0a0" stroked="f"/>
         </w:pict>
       </w:r>
     </w:p>
     <w:p>
       <w:pPr>
         <w:rPr>
+          <w:rFonts w:hint="eastAsia"/>
           <w:b/>
           <w:bCs/>
         </w:rPr>
@@ -17565,6 +18074,11 @@
       </w:r>
     </w:p>
     <w:p>
+      <w:pPr>
+        <w:rPr>
+          <w:rFonts w:hint="eastAsia"/>
+        </w:rPr>
+      </w:pPr>
       <w:r>
         <w:t>按组构造特征，然后训练时逐步加入，观察精度变化，常见分组：</w:t>
       </w:r>
@@ -17599,6 +18113,7 @@
           <w:p>
             <w:pPr>
               <w:rPr>
+                <w:rFonts w:hint="eastAsia"/>
                 <w:b/>
                 <w:bCs/>
               </w:rPr>
@@ -17621,6 +18136,7 @@
           <w:p>
             <w:pPr>
               <w:rPr>
+                <w:rFonts w:hint="eastAsia"/>
                 <w:b/>
                 <w:bCs/>
               </w:rPr>
@@ -17646,6 +18162,11 @@
             <w:hideMark/>
           </w:tcPr>
           <w:p>
+            <w:pPr>
+              <w:rPr>
+                <w:rFonts w:hint="eastAsia"/>
+              </w:rPr>
+            </w:pPr>
             <w:r>
               <w:t>基础统计</w:t>
             </w:r>
@@ -17658,6 +18179,11 @@
             <w:hideMark/>
           </w:tcPr>
           <w:p>
+            <w:pPr>
+              <w:rPr>
+                <w:rFonts w:hint="eastAsia"/>
+              </w:rPr>
+            </w:pPr>
             <w:r>
               <w:t>均值、方差、极值、变化率</w:t>
             </w:r>
@@ -17675,6 +18201,11 @@
             <w:hideMark/>
           </w:tcPr>
           <w:p>
+            <w:pPr>
+              <w:rPr>
+                <w:rFonts w:hint="eastAsia"/>
+              </w:rPr>
+            </w:pPr>
             <w:r>
               <w:t>周期性结构</w:t>
             </w:r>
@@ -17687,6 +18218,11 @@
             <w:hideMark/>
           </w:tcPr>
           <w:p>
+            <w:pPr>
+              <w:rPr>
+                <w:rFonts w:hint="eastAsia"/>
+              </w:rPr>
+            </w:pPr>
             <w:r>
               <w:t>周期位相、FFT 分量、seasonality</w:t>
             </w:r>
@@ -17704,6 +18240,11 @@
             <w:hideMark/>
           </w:tcPr>
           <w:p>
+            <w:pPr>
+              <w:rPr>
+                <w:rFonts w:hint="eastAsia"/>
+              </w:rPr>
+            </w:pPr>
             <w:r>
               <w:t>波动类</w:t>
             </w:r>
@@ -17716,6 +18257,11 @@
             <w:hideMark/>
           </w:tcPr>
           <w:p>
+            <w:pPr>
+              <w:rPr>
+                <w:rFonts w:hint="eastAsia"/>
+              </w:rPr>
+            </w:pPr>
             <w:r>
               <w:t>移动标准差、回撤、变异系数</w:t>
             </w:r>
@@ -17733,6 +18279,11 @@
             <w:hideMark/>
           </w:tcPr>
           <w:p>
+            <w:pPr>
+              <w:rPr>
+                <w:rFonts w:hint="eastAsia"/>
+              </w:rPr>
+            </w:pPr>
             <w:r>
               <w:t>趋势类</w:t>
             </w:r>
@@ -17745,6 +18296,11 @@
             <w:hideMark/>
           </w:tcPr>
           <w:p>
+            <w:pPr>
+              <w:rPr>
+                <w:rFonts w:hint="eastAsia"/>
+              </w:rPr>
+            </w:pPr>
             <w:r>
               <w:t>斜率、残差</w:t>
             </w:r>
@@ -17762,6 +18318,11 @@
             <w:hideMark/>
           </w:tcPr>
           <w:p>
+            <w:pPr>
+              <w:rPr>
+                <w:rFonts w:hint="eastAsia"/>
+              </w:rPr>
+            </w:pPr>
             <w:r>
               <w:t>时间标签</w:t>
             </w:r>
@@ -17774,6 +18335,11 @@
             <w:hideMark/>
           </w:tcPr>
           <w:p>
+            <w:pPr>
+              <w:rPr>
+                <w:rFonts w:hint="eastAsia"/>
+              </w:rPr>
+            </w:pPr>
             <w:r>
               <w:t>小时、星期、节假日等 one-hot</w:t>
             </w:r>
@@ -17791,6 +18357,11 @@
             <w:hideMark/>
           </w:tcPr>
           <w:p>
+            <w:pPr>
+              <w:rPr>
+                <w:rFonts w:hint="eastAsia"/>
+              </w:rPr>
+            </w:pPr>
             <w:r>
               <w:t>步长</w:t>
             </w:r>
@@ -17803,6 +18374,11 @@
             <w:hideMark/>
           </w:tcPr>
           <w:p>
+            <w:pPr>
+              <w:rPr>
+                <w:rFonts w:hint="eastAsia"/>
+              </w:rPr>
+            </w:pPr>
             <w:r>
               <w:t>h 特征（数值或 one-hot）</w:t>
             </w:r>
@@ -17811,20 +18387,31 @@
       </w:tr>
     </w:tbl>
     <w:p>
+      <w:pPr>
+        <w:rPr>
+          <w:rFonts w:hint="eastAsia"/>
+        </w:rPr>
+      </w:pPr>
       <w:r>
         <w:t>→ 用这类结构有助于你更好地控制维度，避免无意义堆积</w:t>
       </w:r>
     </w:p>
     <w:p>
+      <w:pPr>
+        <w:rPr>
+          <w:rFonts w:hint="eastAsia"/>
+        </w:rPr>
+      </w:pPr>
       <w:r>
         <w:pict w14:anchorId="48182D1B">
-          <v:rect id="_x0000_i1207" style="width:0;height:1.5pt" o:hralign="center" o:hrstd="t" o:hr="t" fillcolor="#a0a0a0" stroked="f"/>
+          <v:rect id="_x0000_i1076" style="width:0;height:1.5pt" o:hralign="center" o:hrstd="t" o:hr="t" fillcolor="#a0a0a0" stroked="f"/>
         </w:pict>
       </w:r>
     </w:p>
     <w:p>
       <w:pPr>
         <w:rPr>
+          <w:rFonts w:hint="eastAsia"/>
           <w:b/>
           <w:bCs/>
         </w:rPr>
@@ -17875,6 +18462,7 @@
           <w:p>
             <w:pPr>
               <w:rPr>
+                <w:rFonts w:hint="eastAsia"/>
                 <w:b/>
                 <w:bCs/>
               </w:rPr>
@@ -17897,6 +18485,7 @@
           <w:p>
             <w:pPr>
               <w:rPr>
+                <w:rFonts w:hint="eastAsia"/>
                 <w:b/>
                 <w:bCs/>
               </w:rPr>
@@ -17922,6 +18511,11 @@
             <w:hideMark/>
           </w:tcPr>
           <w:p>
+            <w:pPr>
+              <w:rPr>
+                <w:rFonts w:hint="eastAsia"/>
+              </w:rPr>
+            </w:pPr>
             <w:r>
               <w:t>特征数量 100+</w:t>
             </w:r>
@@ -17934,6 +18528,11 @@
             <w:hideMark/>
           </w:tcPr>
           <w:p>
+            <w:pPr>
+              <w:rPr>
+                <w:rFonts w:hint="eastAsia"/>
+              </w:rPr>
+            </w:pPr>
             <w:r>
               <w:rPr>
                 <w:rFonts w:ascii="Segoe UI Emoji" w:hAnsi="Segoe UI Emoji" w:cs="Segoe UI Emoji"/>
@@ -17965,6 +18564,11 @@
             <w:hideMark/>
           </w:tcPr>
           <w:p>
+            <w:pPr>
+              <w:rPr>
+                <w:rFonts w:hint="eastAsia"/>
+              </w:rPr>
+            </w:pPr>
             <w:r>
               <w:t>特征冗余</w:t>
             </w:r>
@@ -17977,6 +18581,11 @@
             <w:hideMark/>
           </w:tcPr>
           <w:p>
+            <w:pPr>
+              <w:rPr>
+                <w:rFonts w:hint="eastAsia"/>
+              </w:rPr>
+            </w:pPr>
             <w:r>
               <w:rPr>
                 <w:rFonts w:ascii="Segoe UI Symbol" w:hAnsi="Segoe UI Symbol" w:cs="Segoe UI Symbol"/>
@@ -18000,6 +18609,11 @@
             <w:hideMark/>
           </w:tcPr>
           <w:p>
+            <w:pPr>
+              <w:rPr>
+                <w:rFonts w:hint="eastAsia"/>
+              </w:rPr>
+            </w:pPr>
             <w:r>
               <w:t>样本数量不足</w:t>
             </w:r>
@@ -18012,6 +18626,11 @@
             <w:hideMark/>
           </w:tcPr>
           <w:p>
+            <w:pPr>
+              <w:rPr>
+                <w:rFonts w:hint="eastAsia"/>
+              </w:rPr>
+            </w:pPr>
             <w:r>
               <w:rPr>
                 <w:rFonts w:ascii="Segoe UI Symbol" w:hAnsi="Segoe UI Symbol" w:cs="Segoe UI Symbol"/>
@@ -18040,6 +18659,11 @@
             <w:hideMark/>
           </w:tcPr>
           <w:p>
+            <w:pPr>
+              <w:rPr>
+                <w:rFonts w:hint="eastAsia"/>
+              </w:rPr>
+            </w:pPr>
             <w:r>
               <w:t>多序列</w:t>
             </w:r>
@@ -18052,6 +18676,11 @@
             <w:hideMark/>
           </w:tcPr>
           <w:p>
+            <w:pPr>
+              <w:rPr>
+                <w:rFonts w:hint="eastAsia"/>
+              </w:rPr>
+            </w:pPr>
             <w:r>
               <w:rPr>
                 <w:rFonts w:ascii="Segoe UI Emoji" w:hAnsi="Segoe UI Emoji" w:cs="Segoe UI Emoji"/>
@@ -18066,15 +18695,21 @@
       </w:tr>
     </w:tbl>
     <w:p>
+      <w:pPr>
+        <w:rPr>
+          <w:rFonts w:hint="eastAsia"/>
+        </w:rPr>
+      </w:pPr>
       <w:r>
         <w:pict w14:anchorId="62875307">
-          <v:rect id="_x0000_i1208" style="width:0;height:1.5pt" o:hralign="center" o:hrstd="t" o:hr="t" fillcolor="#a0a0a0" stroked="f"/>
+          <v:rect id="_x0000_i1077" style="width:0;height:1.5pt" o:hralign="center" o:hrstd="t" o:hr="t" fillcolor="#a0a0a0" stroked="f"/>
         </w:pict>
       </w:r>
     </w:p>
     <w:p>
       <w:pPr>
         <w:rPr>
+          <w:rFonts w:hint="eastAsia"/>
           <w:b/>
           <w:bCs/>
         </w:rPr>
@@ -18096,6 +18731,11 @@
       </w:r>
     </w:p>
     <w:p>
+      <w:pPr>
+        <w:rPr>
+          <w:rFonts w:hint="eastAsia"/>
+        </w:rPr>
+      </w:pPr>
       <w:r>
         <w:t>你可以：</w:t>
       </w:r>
@@ -18106,6 +18746,9 @@
           <w:ilvl w:val="0"/>
           <w:numId w:val="30"/>
         </w:numPr>
+        <w:rPr>
+          <w:rFonts w:hint="eastAsia"/>
+        </w:rPr>
       </w:pPr>
       <w:r>
         <w:rPr>
@@ -18123,6 +18766,9 @@
           <w:ilvl w:val="0"/>
           <w:numId w:val="30"/>
         </w:numPr>
+        <w:rPr>
+          <w:rFonts w:hint="eastAsia"/>
+        </w:rPr>
       </w:pPr>
       <w:r>
         <w:rPr>
@@ -18148,6 +18794,9 @@
           <w:ilvl w:val="0"/>
           <w:numId w:val="30"/>
         </w:numPr>
+        <w:rPr>
+          <w:rFonts w:hint="eastAsia"/>
+        </w:rPr>
       </w:pPr>
       <w:r>
         <w:rPr>
@@ -18165,6 +18814,9 @@
           <w:ilvl w:val="0"/>
           <w:numId w:val="30"/>
         </w:numPr>
+        <w:rPr>
+          <w:rFonts w:hint="eastAsia"/>
+        </w:rPr>
       </w:pPr>
       <w:r>
         <w:rPr>
@@ -18201,13 +18853,23 @@
       </w:r>
     </w:p>
     <w:p>
+      <w:pPr>
+        <w:rPr>
+          <w:rFonts w:hint="eastAsia"/>
+        </w:rPr>
+      </w:pPr>
       <w:r>
         <w:pict w14:anchorId="7C8914CC">
-          <v:rect id="_x0000_i1209" style="width:0;height:1.5pt" o:hralign="center" o:hrstd="t" o:hr="t" fillcolor="#a0a0a0" stroked="f"/>
+          <v:rect id="_x0000_i1078" style="width:0;height:1.5pt" o:hralign="center" o:hrstd="t" o:hr="t" fillcolor="#a0a0a0" stroked="f"/>
         </w:pict>
       </w:r>
     </w:p>
     <w:p>
+      <w:pPr>
+        <w:rPr>
+          <w:rFonts w:hint="eastAsia"/>
+        </w:rPr>
+      </w:pPr>
       <w:r>
         <w:t>如果你愿意，我可以帮你：</w:t>
       </w:r>
@@ -18218,6 +18880,9 @@
           <w:ilvl w:val="0"/>
           <w:numId w:val="31"/>
         </w:numPr>
+        <w:rPr>
+          <w:rFonts w:hint="eastAsia"/>
+        </w:rPr>
       </w:pPr>
       <w:r>
         <w:rPr>
@@ -18235,6 +18900,9 @@
           <w:ilvl w:val="0"/>
           <w:numId w:val="31"/>
         </w:numPr>
+        <w:rPr>
+          <w:rFonts w:hint="eastAsia"/>
+        </w:rPr>
       </w:pPr>
       <w:r>
         <w:rPr>
@@ -18252,6 +18920,9 @@
           <w:ilvl w:val="0"/>
           <w:numId w:val="31"/>
         </w:numPr>
+        <w:rPr>
+          <w:rFonts w:hint="eastAsia"/>
+        </w:rPr>
       </w:pPr>
       <w:r>
         <w:rPr>
@@ -18264,6 +18935,11 @@
       </w:r>
     </w:p>
     <w:p>
+      <w:pPr>
+        <w:rPr>
+          <w:rFonts w:hint="eastAsia"/>
+        </w:rPr>
+      </w:pPr>
       <w:r>
         <w:t xml:space="preserve">你想先试试哪一块？我可以给你从现有 100 </w:t>
       </w:r>
@@ -18276,9 +18952,26 @@
         <w:t>特征中快速缩小到一个高效子集。</w:t>
       </w:r>
     </w:p>
-    <w:p/>
-    <w:p/>
-    <w:p>
+    <w:p>
+      <w:pPr>
+        <w:rPr>
+          <w:rFonts w:hint="eastAsia"/>
+        </w:rPr>
+      </w:pPr>
+    </w:p>
+    <w:p>
+      <w:pPr>
+        <w:rPr>
+          <w:rFonts w:hint="eastAsia"/>
+        </w:rPr>
+      </w:pPr>
+    </w:p>
+    <w:p>
+      <w:pPr>
+        <w:rPr>
+          <w:rFonts w:hint="eastAsia"/>
+        </w:rPr>
+      </w:pPr>
       <w:r>
         <w:t>你的这种</w:t>
       </w:r>
@@ -18333,6 +19026,9 @@
           <w:ilvl w:val="0"/>
           <w:numId w:val="32"/>
         </w:numPr>
+        <w:rPr>
+          <w:rFonts w:hint="eastAsia"/>
+        </w:rPr>
       </w:pPr>
       <w:r>
         <w:t>时间序列密集（每 5 分钟一个点）</w:t>
@@ -18344,6 +19040,9 @@
           <w:ilvl w:val="0"/>
           <w:numId w:val="32"/>
         </w:numPr>
+        <w:rPr>
+          <w:rFonts w:hint="eastAsia"/>
+        </w:rPr>
       </w:pPr>
       <w:r>
         <w:t>有明确的周期性（如日周期、周周期）</w:t>
@@ -18355,21 +19054,30 @@
           <w:ilvl w:val="0"/>
           <w:numId w:val="32"/>
         </w:numPr>
+        <w:rPr>
+          <w:rFonts w:hint="eastAsia"/>
+        </w:rPr>
       </w:pPr>
       <w:r>
         <w:t>需要做实时预测 + 多步告警</w:t>
       </w:r>
     </w:p>
     <w:p>
+      <w:pPr>
+        <w:rPr>
+          <w:rFonts w:hint="eastAsia"/>
+        </w:rPr>
+      </w:pPr>
       <w:r>
         <w:pict w14:anchorId="065B581F">
-          <v:rect id="_x0000_i1273" style="width:0;height:1.5pt" o:hralign="center" o:hrstd="t" o:hr="t" fillcolor="#a0a0a0" stroked="f"/>
+          <v:rect id="_x0000_i1079" style="width:0;height:1.5pt" o:hralign="center" o:hrstd="t" o:hr="t" fillcolor="#a0a0a0" stroked="f"/>
         </w:pict>
       </w:r>
     </w:p>
     <w:p>
       <w:pPr>
         <w:rPr>
+          <w:rFonts w:hint="eastAsia"/>
           <w:b/>
           <w:bCs/>
         </w:rPr>
@@ -18391,6 +19099,11 @@
       </w:r>
     </w:p>
     <w:p>
+      <w:pPr>
+        <w:rPr>
+          <w:rFonts w:hint="eastAsia"/>
+        </w:rPr>
+      </w:pPr>
       <w:r>
         <w:rPr>
           <w:rFonts w:ascii="Segoe UI Emoji" w:hAnsi="Segoe UI Emoji" w:cs="Segoe UI Emoji"/>
@@ -18433,16 +19146,22 @@
       </w:r>
     </w:p>
     <w:p>
+      <w:pPr>
+        <w:rPr>
+          <w:rFonts w:hint="eastAsia"/>
+        </w:rPr>
+      </w:pPr>
       <w:r>
         <w:lastRenderedPageBreak/>
         <w:pict w14:anchorId="79505228">
-          <v:rect id="_x0000_i1274" style="width:0;height:1.5pt" o:hralign="center" o:hrstd="t" o:hr="t" fillcolor="#a0a0a0" stroked="f"/>
+          <v:rect id="_x0000_i1080" style="width:0;height:1.5pt" o:hralign="center" o:hrstd="t" o:hr="t" fillcolor="#a0a0a0" stroked="f"/>
         </w:pict>
       </w:r>
     </w:p>
     <w:p>
       <w:pPr>
         <w:rPr>
+          <w:rFonts w:hint="eastAsia"/>
           <w:b/>
           <w:bCs/>
         </w:rPr>
@@ -18509,6 +19228,7 @@
           <w:p>
             <w:pPr>
               <w:rPr>
+                <w:rFonts w:hint="eastAsia"/>
                 <w:b/>
                 <w:bCs/>
               </w:rPr>
@@ -18531,6 +19251,7 @@
           <w:p>
             <w:pPr>
               <w:rPr>
+                <w:rFonts w:hint="eastAsia"/>
                 <w:b/>
                 <w:bCs/>
               </w:rPr>
@@ -18556,6 +19277,11 @@
             <w:hideMark/>
           </w:tcPr>
           <w:p>
+            <w:pPr>
+              <w:rPr>
+                <w:rFonts w:hint="eastAsia"/>
+              </w:rPr>
+            </w:pPr>
             <w:proofErr w:type="gramStart"/>
             <w:r>
               <w:t>滑窗长度</w:t>
@@ -18570,6 +19296,11 @@
             <w:hideMark/>
           </w:tcPr>
           <w:p>
+            <w:pPr>
+              <w:rPr>
+                <w:rFonts w:hint="eastAsia"/>
+              </w:rPr>
+            </w:pPr>
             <w:r>
               <w:t>24 小时 = 288 点</w:t>
             </w:r>
@@ -18587,6 +19318,11 @@
             <w:hideMark/>
           </w:tcPr>
           <w:p>
+            <w:pPr>
+              <w:rPr>
+                <w:rFonts w:hint="eastAsia"/>
+              </w:rPr>
+            </w:pPr>
             <w:proofErr w:type="gramStart"/>
             <w:r>
               <w:t>滑窗步长</w:t>
@@ -18601,6 +19337,11 @@
             <w:hideMark/>
           </w:tcPr>
           <w:p>
+            <w:pPr>
+              <w:rPr>
+                <w:rFonts w:hint="eastAsia"/>
+              </w:rPr>
+            </w:pPr>
             <w:r>
               <w:t>每个时间点滑动 1 步（最密）</w:t>
             </w:r>
@@ -18618,6 +19359,11 @@
             <w:hideMark/>
           </w:tcPr>
           <w:p>
+            <w:pPr>
+              <w:rPr>
+                <w:rFonts w:hint="eastAsia"/>
+              </w:rPr>
+            </w:pPr>
             <w:r>
               <w:t>输入 X</w:t>
             </w:r>
@@ -18630,6 +19376,11 @@
             <w:hideMark/>
           </w:tcPr>
           <w:p>
+            <w:pPr>
+              <w:rPr>
+                <w:rFonts w:hint="eastAsia"/>
+              </w:rPr>
+            </w:pPr>
             <w:r>
               <w:t>t-288 ~ t（含特征提取）</w:t>
             </w:r>
@@ -18647,6 +19398,11 @@
             <w:hideMark/>
           </w:tcPr>
           <w:p>
+            <w:pPr>
+              <w:rPr>
+                <w:rFonts w:hint="eastAsia"/>
+              </w:rPr>
+            </w:pPr>
             <w:r>
               <w:t>输出 y</w:t>
             </w:r>
@@ -18659,6 +19415,11 @@
             <w:hideMark/>
           </w:tcPr>
           <w:p>
+            <w:pPr>
+              <w:rPr>
+                <w:rFonts w:hint="eastAsia"/>
+              </w:rPr>
+            </w:pPr>
             <w:r>
               <w:t xml:space="preserve">t+1 ~ </w:t>
             </w:r>
@@ -18675,15 +19436,21 @@
       </w:tr>
     </w:tbl>
     <w:p>
+      <w:pPr>
+        <w:rPr>
+          <w:rFonts w:hint="eastAsia"/>
+        </w:rPr>
+      </w:pPr>
       <w:r>
         <w:pict w14:anchorId="196CD1E1">
-          <v:rect id="_x0000_i1275" style="width:0;height:1.5pt" o:hralign="center" o:hrstd="t" o:hr="t" fillcolor="#a0a0a0" stroked="f"/>
+          <v:rect id="_x0000_i1081" style="width:0;height:1.5pt" o:hralign="center" o:hrstd="t" o:hr="t" fillcolor="#a0a0a0" stroked="f"/>
         </w:pict>
       </w:r>
     </w:p>
     <w:p>
       <w:pPr>
         <w:rPr>
+          <w:rFonts w:hint="eastAsia"/>
           <w:b/>
           <w:bCs/>
         </w:rPr>
@@ -18734,6 +19501,7 @@
           <w:p>
             <w:pPr>
               <w:rPr>
+                <w:rFonts w:hint="eastAsia"/>
                 <w:b/>
                 <w:bCs/>
               </w:rPr>
@@ -18756,6 +19524,7 @@
           <w:p>
             <w:pPr>
               <w:rPr>
+                <w:rFonts w:hint="eastAsia"/>
                 <w:b/>
                 <w:bCs/>
               </w:rPr>
@@ -18781,6 +19550,11 @@
             <w:hideMark/>
           </w:tcPr>
           <w:p>
+            <w:pPr>
+              <w:rPr>
+                <w:rFonts w:hint="eastAsia"/>
+              </w:rPr>
+            </w:pPr>
             <w:r>
               <w:rPr>
                 <w:rFonts w:ascii="Segoe UI Emoji" w:hAnsi="Segoe UI Emoji" w:cs="Segoe UI Emoji"/>
@@ -18799,6 +19573,11 @@
             <w:hideMark/>
           </w:tcPr>
           <w:p>
+            <w:pPr>
+              <w:rPr>
+                <w:rFonts w:hint="eastAsia"/>
+              </w:rPr>
+            </w:pPr>
             <w:r>
               <w:t>每个时间点都产生一个训练样本，能快速扩增样本集</w:t>
             </w:r>
@@ -18816,6 +19595,11 @@
             <w:hideMark/>
           </w:tcPr>
           <w:p>
+            <w:pPr>
+              <w:rPr>
+                <w:rFonts w:hint="eastAsia"/>
+              </w:rPr>
+            </w:pPr>
             <w:r>
               <w:rPr>
                 <w:rFonts w:ascii="Segoe UI Emoji" w:hAnsi="Segoe UI Emoji" w:cs="Segoe UI Emoji"/>
@@ -18834,6 +19618,11 @@
             <w:hideMark/>
           </w:tcPr>
           <w:p>
+            <w:pPr>
+              <w:rPr>
+                <w:rFonts w:hint="eastAsia"/>
+              </w:rPr>
+            </w:pPr>
             <w:r>
               <w:t>24 小时窗口能同时捕捉日间周期、突变、趋势</w:t>
             </w:r>
@@ -18851,6 +19640,11 @@
             <w:hideMark/>
           </w:tcPr>
           <w:p>
+            <w:pPr>
+              <w:rPr>
+                <w:rFonts w:hint="eastAsia"/>
+              </w:rPr>
+            </w:pPr>
             <w:r>
               <w:rPr>
                 <w:rFonts w:ascii="Segoe UI Emoji" w:hAnsi="Segoe UI Emoji" w:cs="Segoe UI Emoji"/>
@@ -18874,6 +19668,11 @@
             <w:hideMark/>
           </w:tcPr>
           <w:p>
+            <w:pPr>
+              <w:rPr>
+                <w:rFonts w:hint="eastAsia"/>
+              </w:rPr>
+            </w:pPr>
             <w:r>
               <w:t>适合基于 X(t-288:t) 预测 y(t+1:t+H) 的设定</w:t>
             </w:r>
@@ -18891,6 +19690,11 @@
             <w:hideMark/>
           </w:tcPr>
           <w:p>
+            <w:pPr>
+              <w:rPr>
+                <w:rFonts w:hint="eastAsia"/>
+              </w:rPr>
+            </w:pPr>
             <w:r>
               <w:rPr>
                 <w:rFonts w:ascii="Segoe UI Emoji" w:hAnsi="Segoe UI Emoji" w:cs="Segoe UI Emoji"/>
@@ -18909,6 +19713,11 @@
             <w:hideMark/>
           </w:tcPr>
           <w:p>
+            <w:pPr>
+              <w:rPr>
+                <w:rFonts w:hint="eastAsia"/>
+              </w:rPr>
+            </w:pPr>
             <w:r>
               <w:t>与实际预测部署逻辑一致（预测基于最新窗口）</w:t>
             </w:r>
@@ -18917,15 +19726,21 @@
       </w:tr>
     </w:tbl>
     <w:p>
+      <w:pPr>
+        <w:rPr>
+          <w:rFonts w:hint="eastAsia"/>
+        </w:rPr>
+      </w:pPr>
       <w:r>
         <w:pict w14:anchorId="7EBC5643">
-          <v:rect id="_x0000_i1276" style="width:0;height:1.5pt" o:hralign="center" o:hrstd="t" o:hr="t" fillcolor="#a0a0a0" stroked="f"/>
+          <v:rect id="_x0000_i1082" style="width:0;height:1.5pt" o:hralign="center" o:hrstd="t" o:hr="t" fillcolor="#a0a0a0" stroked="f"/>
         </w:pict>
       </w:r>
     </w:p>
     <w:p>
       <w:pPr>
         <w:rPr>
+          <w:rFonts w:hint="eastAsia"/>
           <w:b/>
           <w:bCs/>
         </w:rPr>
@@ -18949,6 +19764,7 @@
     <w:p>
       <w:pPr>
         <w:rPr>
+          <w:rFonts w:hint="eastAsia"/>
           <w:b/>
           <w:bCs/>
         </w:rPr>
@@ -18982,6 +19798,9 @@
           <w:ilvl w:val="0"/>
           <w:numId w:val="33"/>
         </w:numPr>
+        <w:rPr>
+          <w:rFonts w:hint="eastAsia"/>
+        </w:rPr>
       </w:pPr>
       <w:proofErr w:type="gramStart"/>
       <w:r>
@@ -18998,6 +19817,9 @@
           <w:ilvl w:val="0"/>
           <w:numId w:val="33"/>
         </w:numPr>
+        <w:rPr>
+          <w:rFonts w:hint="eastAsia"/>
+        </w:rPr>
       </w:pPr>
       <w:r>
         <w:t>训练样本之间高度相关，会拖慢模型收敛</w:t>
@@ -19006,6 +19828,7 @@
     <w:p>
       <w:pPr>
         <w:rPr>
+          <w:rFonts w:hint="eastAsia"/>
           <w:b/>
           <w:bCs/>
         </w:rPr>
@@ -19056,6 +19879,7 @@
           <w:p>
             <w:pPr>
               <w:rPr>
+                <w:rFonts w:hint="eastAsia"/>
                 <w:b/>
                 <w:bCs/>
               </w:rPr>
@@ -19078,6 +19902,7 @@
           <w:p>
             <w:pPr>
               <w:rPr>
+                <w:rFonts w:hint="eastAsia"/>
                 <w:b/>
                 <w:bCs/>
               </w:rPr>
@@ -19103,6 +19928,11 @@
             <w:hideMark/>
           </w:tcPr>
           <w:p>
+            <w:pPr>
+              <w:rPr>
+                <w:rFonts w:hint="eastAsia"/>
+              </w:rPr>
+            </w:pPr>
             <w:r>
               <w:rPr>
                 <w:rFonts w:ascii="Segoe UI Symbol" w:hAnsi="Segoe UI Symbol" w:cs="Segoe UI Symbol"/>
@@ -19126,6 +19956,11 @@
             <w:hideMark/>
           </w:tcPr>
           <w:p>
+            <w:pPr>
+              <w:rPr>
+                <w:rFonts w:hint="eastAsia"/>
+              </w:rPr>
+            </w:pPr>
             <w:r>
               <w:t xml:space="preserve">以 </w:t>
             </w:r>
@@ -19153,6 +19988,11 @@
             <w:hideMark/>
           </w:tcPr>
           <w:p>
+            <w:pPr>
+              <w:rPr>
+                <w:rFonts w:hint="eastAsia"/>
+              </w:rPr>
+            </w:pPr>
             <w:r>
               <w:rPr>
                 <w:rFonts w:ascii="Segoe UI Emoji" w:hAnsi="Segoe UI Emoji" w:cs="Segoe UI Emoji"/>
@@ -19171,6 +20011,11 @@
             <w:hideMark/>
           </w:tcPr>
           <w:p>
+            <w:pPr>
+              <w:rPr>
+                <w:rFonts w:hint="eastAsia"/>
+              </w:rPr>
+            </w:pPr>
             <w:r>
               <w:t>根据波动率、异常密度等挑选重要</w:t>
             </w:r>
@@ -19193,6 +20038,11 @@
             <w:hideMark/>
           </w:tcPr>
           <w:p>
+            <w:pPr>
+              <w:rPr>
+                <w:rFonts w:hint="eastAsia"/>
+              </w:rPr>
+            </w:pPr>
             <w:r>
               <w:rPr>
                 <w:rFonts w:ascii="Segoe UI Emoji" w:hAnsi="Segoe UI Emoji" w:cs="Segoe UI Emoji"/>
@@ -19211,6 +20061,11 @@
             <w:hideMark/>
           </w:tcPr>
           <w:p>
+            <w:pPr>
+              <w:rPr>
+                <w:rFonts w:hint="eastAsia"/>
+              </w:rPr>
+            </w:pPr>
             <w:r>
               <w:t>做数据增强（加噪、平移、随机遮挡）</w:t>
             </w:r>
@@ -19219,15 +20074,21 @@
       </w:tr>
     </w:tbl>
     <w:p>
+      <w:pPr>
+        <w:rPr>
+          <w:rFonts w:hint="eastAsia"/>
+        </w:rPr>
+      </w:pPr>
       <w:r>
         <w:pict w14:anchorId="1A464B04">
-          <v:rect id="_x0000_i1277" style="width:0;height:1.5pt" o:hralign="center" o:hrstd="t" o:hr="t" fillcolor="#a0a0a0" stroked="f"/>
+          <v:rect id="_x0000_i1083" style="width:0;height:1.5pt" o:hralign="center" o:hrstd="t" o:hr="t" fillcolor="#a0a0a0" stroked="f"/>
         </w:pict>
       </w:r>
     </w:p>
     <w:p>
       <w:pPr>
         <w:rPr>
+          <w:rFonts w:hint="eastAsia"/>
           <w:b/>
           <w:bCs/>
         </w:rPr>
@@ -19272,6 +20133,11 @@
       </w:r>
     </w:p>
     <w:p>
+      <w:pPr>
+        <w:rPr>
+          <w:rFonts w:hint="eastAsia"/>
+        </w:rPr>
+      </w:pPr>
       <w:r>
         <w:t>和你之前提到的问题一样，时间序列末尾</w:t>
       </w:r>
@@ -19285,6 +20151,11 @@
       </w:r>
     </w:p>
     <w:p>
+      <w:pPr>
+        <w:rPr>
+          <w:rFonts w:hint="eastAsia"/>
+        </w:rPr>
+      </w:pPr>
       <w:r>
         <w:rPr>
           <w:rFonts w:ascii="Segoe UI Emoji" w:hAnsi="Segoe UI Emoji" w:cs="Segoe UI Emoji"/>
@@ -19304,15 +20175,21 @@
       </w:r>
     </w:p>
     <w:p>
+      <w:pPr>
+        <w:rPr>
+          <w:rFonts w:hint="eastAsia"/>
+        </w:rPr>
+      </w:pPr>
       <w:r>
         <w:pict w14:anchorId="15B8A9E7">
-          <v:rect id="_x0000_i1278" style="width:0;height:1.5pt" o:hralign="center" o:hrstd="t" o:hr="t" fillcolor="#a0a0a0" stroked="f"/>
+          <v:rect id="_x0000_i1084" style="width:0;height:1.5pt" o:hralign="center" o:hrstd="t" o:hr="t" fillcolor="#a0a0a0" stroked="f"/>
         </w:pict>
       </w:r>
     </w:p>
     <w:p>
       <w:pPr>
         <w:rPr>
+          <w:rFonts w:hint="eastAsia"/>
           <w:b/>
           <w:bCs/>
         </w:rPr>
@@ -19341,11 +20218,21 @@
       </w:r>
     </w:p>
     <w:p>
+      <w:pPr>
+        <w:rPr>
+          <w:rFonts w:hint="eastAsia"/>
+        </w:rPr>
+      </w:pPr>
       <w:r>
         <w:t>如果你训练时使用了未来的信息（如目标值的均值、斜率、趋势等），可能会泄漏。</w:t>
       </w:r>
     </w:p>
     <w:p>
+      <w:pPr>
+        <w:rPr>
+          <w:rFonts w:hint="eastAsia"/>
+        </w:rPr>
+      </w:pPr>
       <w:r>
         <w:rPr>
           <w:rFonts w:ascii="Segoe UI Emoji" w:hAnsi="Segoe UI Emoji" w:cs="Segoe UI Emoji"/>
@@ -19362,6 +20249,9 @@
           <w:ilvl w:val="0"/>
           <w:numId w:val="34"/>
         </w:numPr>
+        <w:rPr>
+          <w:rFonts w:hint="eastAsia"/>
+        </w:rPr>
       </w:pPr>
       <w:r>
         <w:t>所有特征只使用 t 之前的数据构造</w:t>
@@ -19373,6 +20263,9 @@
           <w:ilvl w:val="0"/>
           <w:numId w:val="34"/>
         </w:numPr>
+        <w:rPr>
+          <w:rFonts w:hint="eastAsia"/>
+        </w:rPr>
       </w:pPr>
       <w:r>
         <w:t>目标 y 只能是 t+1 及之后的值</w:t>
@@ -19384,6 +20277,9 @@
           <w:ilvl w:val="0"/>
           <w:numId w:val="34"/>
         </w:numPr>
+        <w:rPr>
+          <w:rFonts w:hint="eastAsia"/>
+        </w:rPr>
       </w:pPr>
       <w:r>
         <w:t>确保不使用未来移动平均、</w:t>
@@ -19398,15 +20294,21 @@
       </w:r>
     </w:p>
     <w:p>
+      <w:pPr>
+        <w:rPr>
+          <w:rFonts w:hint="eastAsia"/>
+        </w:rPr>
+      </w:pPr>
       <w:r>
         <w:pict w14:anchorId="685AC766">
-          <v:rect id="_x0000_i1279" style="width:0;height:1.5pt" o:hralign="center" o:hrstd="t" o:hr="t" fillcolor="#a0a0a0" stroked="f"/>
+          <v:rect id="_x0000_i1085" style="width:0;height:1.5pt" o:hralign="center" o:hrstd="t" o:hr="t" fillcolor="#a0a0a0" stroked="f"/>
         </w:pict>
       </w:r>
     </w:p>
     <w:p>
       <w:pPr>
         <w:rPr>
+          <w:rFonts w:hint="eastAsia"/>
           <w:b/>
           <w:bCs/>
         </w:rPr>
@@ -19428,6 +20330,11 @@
       </w:r>
     </w:p>
     <w:p>
+      <w:pPr>
+        <w:rPr>
+          <w:rFonts w:hint="eastAsia"/>
+        </w:rPr>
+      </w:pPr>
       <w:r>
         <w:t xml:space="preserve">时间序列： y_0, y_1, ..., </w:t>
       </w:r>
@@ -19445,14 +20352,36 @@
       </w:r>
       <w:proofErr w:type="spellEnd"/>
     </w:p>
-    <w:p/>
-    <w:p>
+    <w:p>
+      <w:pPr>
+        <w:rPr>
+          <w:rFonts w:hint="eastAsia"/>
+        </w:rPr>
+      </w:pPr>
+    </w:p>
+    <w:p>
+      <w:pPr>
+        <w:rPr>
+          <w:rFonts w:hint="eastAsia"/>
+        </w:rPr>
+      </w:pPr>
       <w:r>
         <w:t>对于每个 t in [288, T-H]:</w:t>
       </w:r>
     </w:p>
-    <w:p/>
-    <w:p>
+    <w:p>
+      <w:pPr>
+        <w:rPr>
+          <w:rFonts w:hint="eastAsia"/>
+        </w:rPr>
+      </w:pPr>
+    </w:p>
+    <w:p>
+      <w:pPr>
+        <w:rPr>
+          <w:rFonts w:hint="eastAsia"/>
+        </w:rPr>
+      </w:pPr>
       <w:r>
         <w:t xml:space="preserve">   输入 X: [y_{t-288}, ..., </w:t>
       </w:r>
@@ -19466,6 +20395,11 @@
       </w:r>
     </w:p>
     <w:p>
+      <w:pPr>
+        <w:rPr>
+          <w:rFonts w:hint="eastAsia"/>
+        </w:rPr>
+      </w:pPr>
       <w:r>
         <w:t xml:space="preserve">   输出 Y: [y_{t+1}, ..., y_{</w:t>
       </w:r>
@@ -19478,8 +20412,19 @@
         <w:t>}]</w:t>
       </w:r>
     </w:p>
-    <w:p/>
-    <w:p>
+    <w:p>
+      <w:pPr>
+        <w:rPr>
+          <w:rFonts w:hint="eastAsia"/>
+        </w:rPr>
+      </w:pPr>
+    </w:p>
+    <w:p>
+      <w:pPr>
+        <w:rPr>
+          <w:rFonts w:hint="eastAsia"/>
+        </w:rPr>
+      </w:pPr>
       <w:proofErr w:type="gramStart"/>
       <w:r>
         <w:t>滑窗步长</w:t>
@@ -19490,20 +20435,31 @@
       </w:r>
     </w:p>
     <w:p>
+      <w:pPr>
+        <w:rPr>
+          <w:rFonts w:hint="eastAsia"/>
+        </w:rPr>
+      </w:pPr>
       <w:r>
         <w:t>样本数量 = T - 288 - H + 1</w:t>
       </w:r>
     </w:p>
     <w:p>
+      <w:pPr>
+        <w:rPr>
+          <w:rFonts w:hint="eastAsia"/>
+        </w:rPr>
+      </w:pPr>
       <w:r>
         <w:pict w14:anchorId="7DA09501">
-          <v:rect id="_x0000_i1280" style="width:0;height:1.5pt" o:hralign="center" o:hrstd="t" o:hr="t" fillcolor="#a0a0a0" stroked="f"/>
+          <v:rect id="_x0000_i1086" style="width:0;height:1.5pt" o:hralign="center" o:hrstd="t" o:hr="t" fillcolor="#a0a0a0" stroked="f"/>
         </w:pict>
       </w:r>
     </w:p>
     <w:p>
       <w:pPr>
         <w:rPr>
+          <w:rFonts w:hint="eastAsia"/>
           <w:b/>
           <w:bCs/>
         </w:rPr>
@@ -19555,6 +20511,7 @@
           <w:p>
             <w:pPr>
               <w:rPr>
+                <w:rFonts w:hint="eastAsia"/>
                 <w:b/>
                 <w:bCs/>
               </w:rPr>
@@ -19577,6 +20534,7 @@
           <w:p>
             <w:pPr>
               <w:rPr>
+                <w:rFonts w:hint="eastAsia"/>
                 <w:b/>
                 <w:bCs/>
               </w:rPr>
@@ -19599,6 +20557,7 @@
           <w:p>
             <w:pPr>
               <w:rPr>
+                <w:rFonts w:hint="eastAsia"/>
                 <w:b/>
                 <w:bCs/>
               </w:rPr>
@@ -19624,6 +20583,11 @@
             <w:hideMark/>
           </w:tcPr>
           <w:p>
+            <w:pPr>
+              <w:rPr>
+                <w:rFonts w:hint="eastAsia"/>
+              </w:rPr>
+            </w:pPr>
             <w:proofErr w:type="gramStart"/>
             <w:r>
               <w:t>每点滑窗构造</w:t>
@@ -19641,6 +20605,11 @@
             <w:hideMark/>
           </w:tcPr>
           <w:p>
+            <w:pPr>
+              <w:rPr>
+                <w:rFonts w:hint="eastAsia"/>
+              </w:rPr>
+            </w:pPr>
             <w:r>
               <w:rPr>
                 <w:rFonts w:ascii="Segoe UI Emoji" w:hAnsi="Segoe UI Emoji" w:cs="Segoe UI Emoji"/>
@@ -19659,6 +20628,11 @@
             <w:hideMark/>
           </w:tcPr>
           <w:p>
+            <w:pPr>
+              <w:rPr>
+                <w:rFonts w:hint="eastAsia"/>
+              </w:rPr>
+            </w:pPr>
             <w:r>
               <w:t>可降低频率提升效率</w:t>
             </w:r>
@@ -19676,6 +20650,11 @@
             <w:hideMark/>
           </w:tcPr>
           <w:p>
+            <w:pPr>
+              <w:rPr>
+                <w:rFonts w:hint="eastAsia"/>
+              </w:rPr>
+            </w:pPr>
             <w:r>
               <w:t>使用 24 小时窗口</w:t>
             </w:r>
@@ -19688,6 +20667,11 @@
             <w:hideMark/>
           </w:tcPr>
           <w:p>
+            <w:pPr>
+              <w:rPr>
+                <w:rFonts w:hint="eastAsia"/>
+              </w:rPr>
+            </w:pPr>
             <w:r>
               <w:rPr>
                 <w:rFonts w:ascii="Segoe UI Emoji" w:hAnsi="Segoe UI Emoji" w:cs="Segoe UI Emoji"/>
@@ -19706,6 +20690,11 @@
             <w:hideMark/>
           </w:tcPr>
           <w:p>
+            <w:pPr>
+              <w:rPr>
+                <w:rFonts w:hint="eastAsia"/>
+              </w:rPr>
+            </w:pPr>
             <w:r>
               <w:t>日周期稳定性强</w:t>
             </w:r>
@@ -19723,6 +20712,11 @@
             <w:hideMark/>
           </w:tcPr>
           <w:p>
+            <w:pPr>
+              <w:rPr>
+                <w:rFonts w:hint="eastAsia"/>
+              </w:rPr>
+            </w:pPr>
             <w:r>
               <w:t>样本高度重叠</w:t>
             </w:r>
@@ -19735,6 +20729,11 @@
             <w:hideMark/>
           </w:tcPr>
           <w:p>
+            <w:pPr>
+              <w:rPr>
+                <w:rFonts w:hint="eastAsia"/>
+              </w:rPr>
+            </w:pPr>
             <w:r>
               <w:rPr>
                 <w:rFonts w:ascii="Segoe UI Symbol" w:hAnsi="Segoe UI Symbol" w:cs="Segoe UI Symbol"/>
@@ -19753,6 +20752,11 @@
             <w:hideMark/>
           </w:tcPr>
           <w:p>
+            <w:pPr>
+              <w:rPr>
+                <w:rFonts w:hint="eastAsia"/>
+              </w:rPr>
+            </w:pPr>
             <w:r>
               <w:t>5点一滑、智能采样</w:t>
             </w:r>
@@ -19770,6 +20774,11 @@
             <w:hideMark/>
           </w:tcPr>
           <w:p>
+            <w:pPr>
+              <w:rPr>
+                <w:rFonts w:hint="eastAsia"/>
+              </w:rPr>
+            </w:pPr>
             <w:r>
               <w:t>标签不全/</w:t>
             </w:r>
@@ -19787,6 +20796,11 @@
             <w:hideMark/>
           </w:tcPr>
           <w:p>
+            <w:pPr>
+              <w:rPr>
+                <w:rFonts w:hint="eastAsia"/>
+              </w:rPr>
+            </w:pPr>
             <w:r>
               <w:rPr>
                 <w:rFonts w:ascii="Segoe UI Symbol" w:hAnsi="Segoe UI Symbol" w:cs="Segoe UI Symbol"/>
@@ -19805,6 +20819,11 @@
             <w:hideMark/>
           </w:tcPr>
           <w:p>
+            <w:pPr>
+              <w:rPr>
+                <w:rFonts w:hint="eastAsia"/>
+              </w:rPr>
+            </w:pPr>
             <w:r>
               <w:t>严格丢弃末尾样本</w:t>
             </w:r>
@@ -19822,6 +20841,11 @@
             <w:hideMark/>
           </w:tcPr>
           <w:p>
+            <w:pPr>
+              <w:rPr>
+                <w:rFonts w:hint="eastAsia"/>
+              </w:rPr>
+            </w:pPr>
             <w:r>
               <w:t>是否有信息泄漏风险</w:t>
             </w:r>
@@ -19834,6 +20858,11 @@
             <w:hideMark/>
           </w:tcPr>
           <w:p>
+            <w:pPr>
+              <w:rPr>
+                <w:rFonts w:hint="eastAsia"/>
+              </w:rPr>
+            </w:pPr>
             <w:r>
               <w:rPr>
                 <w:rFonts w:ascii="Segoe UI Emoji" w:hAnsi="Segoe UI Emoji" w:cs="Segoe UI Emoji"/>
@@ -19852,6 +20881,11 @@
             <w:hideMark/>
           </w:tcPr>
           <w:p>
+            <w:pPr>
+              <w:rPr>
+                <w:rFonts w:hint="eastAsia"/>
+              </w:rPr>
+            </w:pPr>
             <w:r>
               <w:t>只允许用 t 时刻</w:t>
             </w:r>
@@ -19868,15 +20902,21 @@
       </w:tr>
     </w:tbl>
     <w:p>
+      <w:pPr>
+        <w:rPr>
+          <w:rFonts w:hint="eastAsia"/>
+        </w:rPr>
+      </w:pPr>
       <w:r>
         <w:pict w14:anchorId="1481385C">
-          <v:rect id="_x0000_i1281" style="width:0;height:1.5pt" o:hralign="center" o:hrstd="t" o:hr="t" fillcolor="#a0a0a0" stroked="f"/>
+          <v:rect id="_x0000_i1087" style="width:0;height:1.5pt" o:hralign="center" o:hrstd="t" o:hr="t" fillcolor="#a0a0a0" stroked="f"/>
         </w:pict>
       </w:r>
     </w:p>
     <w:p>
       <w:pPr>
         <w:rPr>
+          <w:rFonts w:hint="eastAsia"/>
           <w:b/>
           <w:bCs/>
         </w:rPr>
@@ -19903,6 +20943,9 @@
           <w:ilvl w:val="0"/>
           <w:numId w:val="35"/>
         </w:numPr>
+        <w:rPr>
+          <w:rFonts w:hint="eastAsia"/>
+        </w:rPr>
       </w:pPr>
       <w:r>
         <w:t>是否要我帮你写一个完整</w:t>
@@ -19930,6 +20973,9 @@
           <w:ilvl w:val="0"/>
           <w:numId w:val="35"/>
         </w:numPr>
+        <w:rPr>
+          <w:rFonts w:hint="eastAsia"/>
+        </w:rPr>
       </w:pPr>
       <w:r>
         <w:t>是否需要我设计样本稀疏滑动策略（</w:t>
@@ -19949,14 +20995,3283 @@
           <w:ilvl w:val="0"/>
           <w:numId w:val="35"/>
         </w:numPr>
+        <w:rPr>
+          <w:rFonts w:hint="eastAsia"/>
+        </w:rPr>
       </w:pPr>
       <w:r>
         <w:t>是否想做样本结构分析（样本间相关性、特征分布）</w:t>
       </w:r>
     </w:p>
     <w:p>
+      <w:pPr>
+        <w:rPr>
+          <w:rFonts w:hint="eastAsia"/>
+        </w:rPr>
+      </w:pPr>
       <w:r>
         <w:t>我可以为你写一个“滑窗样本构造 + 多步目标生成 + 分位数支持”的通用模板。要不要现在帮你构建？</w:t>
+      </w:r>
+    </w:p>
+    <w:p/>
+    <w:p/>
+    <w:p>
+      <w:r>
+        <w:t>你这个想法非常聪明，而且是</w:t>
+      </w:r>
+      <w:r>
+        <w:rPr>
+          <w:b/>
+          <w:bCs/>
+        </w:rPr>
+        <w:t>完全可行的！</w:t>
+      </w:r>
+      <w:r>
+        <w:br/>
+        <w:t>它在时间序列预测中被称为一种**"增强型单模型多</w:t>
+      </w:r>
+      <w:proofErr w:type="gramStart"/>
+      <w:r>
+        <w:t>步预测</w:t>
+      </w:r>
+      <w:proofErr w:type="gramEnd"/>
+      <w:r>
+        <w:t xml:space="preserve">"（global model for multi-step forecasting）**的策略，尤其适合用像 </w:t>
+      </w:r>
+      <w:proofErr w:type="spellStart"/>
+      <w:r>
+        <w:t>XGBoost</w:t>
+      </w:r>
+      <w:proofErr w:type="spellEnd"/>
+      <w:r>
+        <w:t>、</w:t>
+      </w:r>
+      <w:proofErr w:type="spellStart"/>
+      <w:r>
+        <w:t>LightGBM</w:t>
+      </w:r>
+      <w:proofErr w:type="spellEnd"/>
+      <w:r>
+        <w:t xml:space="preserve"> 这样的非深度模型。</w:t>
+      </w:r>
+    </w:p>
+    <w:p>
+      <w:r>
+        <w:pict w14:anchorId="690C1DFF">
+          <v:rect id="_x0000_i1136" style="width:0;height:1.5pt" o:hralign="center" o:hrstd="t" o:hr="t" fillcolor="#a0a0a0" stroked="f"/>
+        </w:pict>
+      </w:r>
+    </w:p>
+    <w:p>
+      <w:pPr>
+        <w:rPr>
+          <w:b/>
+          <w:bCs/>
+        </w:rPr>
+      </w:pPr>
+      <w:r>
+        <w:rPr>
+          <w:rFonts w:ascii="Segoe UI Emoji" w:hAnsi="Segoe UI Emoji" w:cs="Segoe UI Emoji"/>
+          <w:b/>
+          <w:bCs/>
+        </w:rPr>
+        <w:t>✅</w:t>
+      </w:r>
+      <w:r>
+        <w:rPr>
+          <w:b/>
+          <w:bCs/>
+        </w:rPr>
+        <w:t xml:space="preserve"> 你描述的方式总结如下：</w:t>
+      </w:r>
+    </w:p>
+    <w:p>
+      <w:r>
+        <w:rPr>
+          <w:b/>
+          <w:bCs/>
+        </w:rPr>
+        <w:t xml:space="preserve">将未来的多个预测点（t+1, t+2, ..., </w:t>
+      </w:r>
+      <w:proofErr w:type="spellStart"/>
+      <w:r>
+        <w:rPr>
+          <w:b/>
+          <w:bCs/>
+        </w:rPr>
+        <w:t>t+H</w:t>
+      </w:r>
+      <w:proofErr w:type="spellEnd"/>
+      <w:r>
+        <w:rPr>
+          <w:b/>
+          <w:bCs/>
+        </w:rPr>
+        <w:t>）“摊平”为训练样本</w:t>
+      </w:r>
+      <w:r>
+        <w:t>，</w:t>
+      </w:r>
+      <w:r>
+        <w:br/>
+        <w:t>在每个样本中加一个特征 h 表示预测步长（如 h=1 表示预测 t+1，h=2 表示预测 t+2），</w:t>
+      </w:r>
+      <w:r>
+        <w:br/>
+        <w:t>然后统一训练一个模型，输入是 [窗口特征 + 步数 h]，输出是 y_{</w:t>
+      </w:r>
+      <w:proofErr w:type="spellStart"/>
+      <w:r>
+        <w:t>t+h</w:t>
+      </w:r>
+      <w:proofErr w:type="spellEnd"/>
+      <w:r>
+        <w:t>}。</w:t>
+      </w:r>
+    </w:p>
+    <w:p>
+      <w:r>
+        <w:pict w14:anchorId="10E7A1DF">
+          <v:rect id="_x0000_i1137" style="width:0;height:1.5pt" o:hralign="center" o:hrstd="t" o:hr="t" fillcolor="#a0a0a0" stroked="f"/>
+        </w:pict>
+      </w:r>
+    </w:p>
+    <w:p>
+      <w:pPr>
+        <w:rPr>
+          <w:b/>
+          <w:bCs/>
+        </w:rPr>
+      </w:pPr>
+      <w:r>
+        <w:rPr>
+          <w:rFonts w:ascii="Segoe UI Emoji" w:hAnsi="Segoe UI Emoji" w:cs="Segoe UI Emoji"/>
+          <w:b/>
+          <w:bCs/>
+        </w:rPr>
+        <w:t>✅</w:t>
+      </w:r>
+      <w:r>
+        <w:rPr>
+          <w:b/>
+          <w:bCs/>
+        </w:rPr>
+        <w:t xml:space="preserve"> 举例</w:t>
+      </w:r>
+    </w:p>
+    <w:p>
+      <w:r>
+        <w:t>假设：</w:t>
+      </w:r>
+    </w:p>
+    <w:p>
+      <w:pPr>
+        <w:numPr>
+          <w:ilvl w:val="0"/>
+          <w:numId w:val="36"/>
+        </w:numPr>
+      </w:pPr>
+      <w:r>
+        <w:t xml:space="preserve">输入窗口为 [y_{t-5}, ..., </w:t>
+      </w:r>
+      <w:proofErr w:type="spellStart"/>
+      <w:r>
+        <w:t>y_t</w:t>
+      </w:r>
+      <w:proofErr w:type="spellEnd"/>
+      <w:r>
+        <w:t>]</w:t>
+      </w:r>
+    </w:p>
+    <w:p>
+      <w:pPr>
+        <w:numPr>
+          <w:ilvl w:val="0"/>
+          <w:numId w:val="36"/>
+        </w:numPr>
+      </w:pPr>
+      <w:r>
+        <w:t>预测步长 H = 3（t+1, t+2, t+3）</w:t>
+      </w:r>
+    </w:p>
+    <w:p>
+      <w:r>
+        <w:t>你构造的数据：</w:t>
+      </w:r>
+    </w:p>
+    <w:tbl>
+      <w:tblPr>
+        <w:tblW w:w="0" w:type="auto"/>
+        <w:tblCellSpacing w:w="15" w:type="dxa"/>
+        <w:tblCellMar>
+          <w:top w:w="15" w:type="dxa"/>
+          <w:left w:w="15" w:type="dxa"/>
+          <w:bottom w:w="15" w:type="dxa"/>
+          <w:right w:w="15" w:type="dxa"/>
+        </w:tblCellMar>
+        <w:tblLook w:val="04A0" w:firstRow="1" w:lastRow="0" w:firstColumn="1" w:lastColumn="0" w:noHBand="0" w:noVBand="1"/>
+      </w:tblPr>
+      <w:tblGrid>
+        <w:gridCol w:w="706"/>
+        <w:gridCol w:w="212"/>
+        <w:gridCol w:w="330"/>
+        <w:gridCol w:w="183"/>
+        <w:gridCol w:w="701"/>
+      </w:tblGrid>
+      <w:tr>
+        <w:trPr>
+          <w:tblHeader/>
+          <w:tblCellSpacing w:w="15" w:type="dxa"/>
+        </w:trPr>
+        <w:tc>
+          <w:tcPr>
+            <w:tcW w:w="0" w:type="auto"/>
+            <w:vAlign w:val="center"/>
+            <w:hideMark/>
+          </w:tcPr>
+          <w:p>
+            <w:pPr>
+              <w:rPr>
+                <w:b/>
+                <w:bCs/>
+              </w:rPr>
+            </w:pPr>
+            <w:r>
+              <w:rPr>
+                <w:b/>
+                <w:bCs/>
+              </w:rPr>
+              <w:t>y_{t-5}</w:t>
+            </w:r>
+          </w:p>
+        </w:tc>
+        <w:tc>
+          <w:tcPr>
+            <w:tcW w:w="0" w:type="auto"/>
+            <w:vAlign w:val="center"/>
+            <w:hideMark/>
+          </w:tcPr>
+          <w:p>
+            <w:pPr>
+              <w:rPr>
+                <w:b/>
+                <w:bCs/>
+              </w:rPr>
+            </w:pPr>
+            <w:r>
+              <w:rPr>
+                <w:b/>
+                <w:bCs/>
+              </w:rPr>
+              <w:t>...</w:t>
+            </w:r>
+          </w:p>
+        </w:tc>
+        <w:tc>
+          <w:tcPr>
+            <w:tcW w:w="0" w:type="auto"/>
+            <w:vAlign w:val="center"/>
+            <w:hideMark/>
+          </w:tcPr>
+          <w:p>
+            <w:pPr>
+              <w:rPr>
+                <w:b/>
+                <w:bCs/>
+              </w:rPr>
+            </w:pPr>
+            <w:proofErr w:type="spellStart"/>
+            <w:r>
+              <w:rPr>
+                <w:b/>
+                <w:bCs/>
+              </w:rPr>
+              <w:t>y_t</w:t>
+            </w:r>
+            <w:proofErr w:type="spellEnd"/>
+          </w:p>
+        </w:tc>
+        <w:tc>
+          <w:tcPr>
+            <w:tcW w:w="0" w:type="auto"/>
+            <w:vAlign w:val="center"/>
+            <w:hideMark/>
+          </w:tcPr>
+          <w:p>
+            <w:pPr>
+              <w:rPr>
+                <w:b/>
+                <w:bCs/>
+              </w:rPr>
+            </w:pPr>
+            <w:r>
+              <w:rPr>
+                <w:b/>
+                <w:bCs/>
+              </w:rPr>
+              <w:t>h</w:t>
+            </w:r>
+          </w:p>
+        </w:tc>
+        <w:tc>
+          <w:tcPr>
+            <w:tcW w:w="0" w:type="auto"/>
+            <w:vAlign w:val="center"/>
+            <w:hideMark/>
+          </w:tcPr>
+          <w:p>
+            <w:pPr>
+              <w:rPr>
+                <w:b/>
+                <w:bCs/>
+              </w:rPr>
+            </w:pPr>
+            <w:r>
+              <w:rPr>
+                <w:b/>
+                <w:bCs/>
+              </w:rPr>
+              <w:t>target</w:t>
+            </w:r>
+          </w:p>
+        </w:tc>
+      </w:tr>
+      <w:tr>
+        <w:trPr>
+          <w:tblCellSpacing w:w="15" w:type="dxa"/>
+        </w:trPr>
+        <w:tc>
+          <w:tcPr>
+            <w:tcW w:w="0" w:type="auto"/>
+            <w:vAlign w:val="center"/>
+            <w:hideMark/>
+          </w:tcPr>
+          <w:p>
+            <w:r>
+              <w:t>1.1</w:t>
+            </w:r>
+          </w:p>
+        </w:tc>
+        <w:tc>
+          <w:tcPr>
+            <w:tcW w:w="0" w:type="auto"/>
+            <w:vAlign w:val="center"/>
+            <w:hideMark/>
+          </w:tcPr>
+          <w:p>
+            <w:r>
+              <w:t>...</w:t>
+            </w:r>
+          </w:p>
+        </w:tc>
+        <w:tc>
+          <w:tcPr>
+            <w:tcW w:w="0" w:type="auto"/>
+            <w:vAlign w:val="center"/>
+            <w:hideMark/>
+          </w:tcPr>
+          <w:p>
+            <w:r>
+              <w:t>3.2</w:t>
+            </w:r>
+          </w:p>
+        </w:tc>
+        <w:tc>
+          <w:tcPr>
+            <w:tcW w:w="0" w:type="auto"/>
+            <w:vAlign w:val="center"/>
+            <w:hideMark/>
+          </w:tcPr>
+          <w:p>
+            <w:r>
+              <w:t>1</w:t>
+            </w:r>
+          </w:p>
+        </w:tc>
+        <w:tc>
+          <w:tcPr>
+            <w:tcW w:w="0" w:type="auto"/>
+            <w:vAlign w:val="center"/>
+            <w:hideMark/>
+          </w:tcPr>
+          <w:p>
+            <w:r>
+              <w:t>y_{t+1}</w:t>
+            </w:r>
+          </w:p>
+        </w:tc>
+      </w:tr>
+      <w:tr>
+        <w:trPr>
+          <w:tblCellSpacing w:w="15" w:type="dxa"/>
+        </w:trPr>
+        <w:tc>
+          <w:tcPr>
+            <w:tcW w:w="0" w:type="auto"/>
+            <w:vAlign w:val="center"/>
+            <w:hideMark/>
+          </w:tcPr>
+          <w:p>
+            <w:r>
+              <w:t>1.1</w:t>
+            </w:r>
+          </w:p>
+        </w:tc>
+        <w:tc>
+          <w:tcPr>
+            <w:tcW w:w="0" w:type="auto"/>
+            <w:vAlign w:val="center"/>
+            <w:hideMark/>
+          </w:tcPr>
+          <w:p>
+            <w:r>
+              <w:t>...</w:t>
+            </w:r>
+          </w:p>
+        </w:tc>
+        <w:tc>
+          <w:tcPr>
+            <w:tcW w:w="0" w:type="auto"/>
+            <w:vAlign w:val="center"/>
+            <w:hideMark/>
+          </w:tcPr>
+          <w:p>
+            <w:r>
+              <w:t>3.2</w:t>
+            </w:r>
+          </w:p>
+        </w:tc>
+        <w:tc>
+          <w:tcPr>
+            <w:tcW w:w="0" w:type="auto"/>
+            <w:vAlign w:val="center"/>
+            <w:hideMark/>
+          </w:tcPr>
+          <w:p>
+            <w:r>
+              <w:t>2</w:t>
+            </w:r>
+          </w:p>
+        </w:tc>
+        <w:tc>
+          <w:tcPr>
+            <w:tcW w:w="0" w:type="auto"/>
+            <w:vAlign w:val="center"/>
+            <w:hideMark/>
+          </w:tcPr>
+          <w:p>
+            <w:r>
+              <w:t>y_{t+2}</w:t>
+            </w:r>
+          </w:p>
+        </w:tc>
+      </w:tr>
+      <w:tr>
+        <w:trPr>
+          <w:tblCellSpacing w:w="15" w:type="dxa"/>
+        </w:trPr>
+        <w:tc>
+          <w:tcPr>
+            <w:tcW w:w="0" w:type="auto"/>
+            <w:vAlign w:val="center"/>
+            <w:hideMark/>
+          </w:tcPr>
+          <w:p>
+            <w:r>
+              <w:t>1.1</w:t>
+            </w:r>
+          </w:p>
+        </w:tc>
+        <w:tc>
+          <w:tcPr>
+            <w:tcW w:w="0" w:type="auto"/>
+            <w:vAlign w:val="center"/>
+            <w:hideMark/>
+          </w:tcPr>
+          <w:p>
+            <w:r>
+              <w:t>...</w:t>
+            </w:r>
+          </w:p>
+        </w:tc>
+        <w:tc>
+          <w:tcPr>
+            <w:tcW w:w="0" w:type="auto"/>
+            <w:vAlign w:val="center"/>
+            <w:hideMark/>
+          </w:tcPr>
+          <w:p>
+            <w:r>
+              <w:t>3.2</w:t>
+            </w:r>
+          </w:p>
+        </w:tc>
+        <w:tc>
+          <w:tcPr>
+            <w:tcW w:w="0" w:type="auto"/>
+            <w:vAlign w:val="center"/>
+            <w:hideMark/>
+          </w:tcPr>
+          <w:p>
+            <w:r>
+              <w:t>3</w:t>
+            </w:r>
+          </w:p>
+        </w:tc>
+        <w:tc>
+          <w:tcPr>
+            <w:tcW w:w="0" w:type="auto"/>
+            <w:vAlign w:val="center"/>
+            <w:hideMark/>
+          </w:tcPr>
+          <w:p>
+            <w:r>
+              <w:t>y_{t+3}</w:t>
+            </w:r>
+          </w:p>
+        </w:tc>
+      </w:tr>
+      <w:tr>
+        <w:trPr>
+          <w:tblCellSpacing w:w="15" w:type="dxa"/>
+        </w:trPr>
+        <w:tc>
+          <w:tcPr>
+            <w:tcW w:w="0" w:type="auto"/>
+            <w:vAlign w:val="center"/>
+            <w:hideMark/>
+          </w:tcPr>
+          <w:p>
+            <w:r>
+              <w:t>...</w:t>
+            </w:r>
+          </w:p>
+        </w:tc>
+        <w:tc>
+          <w:tcPr>
+            <w:tcW w:w="0" w:type="auto"/>
+            <w:vAlign w:val="center"/>
+            <w:hideMark/>
+          </w:tcPr>
+          <w:p/>
+        </w:tc>
+        <w:tc>
+          <w:tcPr>
+            <w:tcW w:w="0" w:type="auto"/>
+            <w:vAlign w:val="center"/>
+            <w:hideMark/>
+          </w:tcPr>
+          <w:p/>
+        </w:tc>
+        <w:tc>
+          <w:tcPr>
+            <w:tcW w:w="0" w:type="auto"/>
+            <w:vAlign w:val="center"/>
+            <w:hideMark/>
+          </w:tcPr>
+          <w:p/>
+        </w:tc>
+        <w:tc>
+          <w:tcPr>
+            <w:tcW w:w="0" w:type="auto"/>
+            <w:vAlign w:val="center"/>
+            <w:hideMark/>
+          </w:tcPr>
+          <w:p/>
+        </w:tc>
+      </w:tr>
+    </w:tbl>
+    <w:p>
+      <w:r>
+        <w:lastRenderedPageBreak/>
+        <w:pict w14:anchorId="2139A083">
+          <v:rect id="_x0000_i1138" style="width:0;height:1.5pt" o:hralign="center" o:hrstd="t" o:hr="t" fillcolor="#a0a0a0" stroked="f"/>
+        </w:pict>
+      </w:r>
+    </w:p>
+    <w:p>
+      <w:pPr>
+        <w:rPr>
+          <w:b/>
+          <w:bCs/>
+        </w:rPr>
+      </w:pPr>
+      <w:r>
+        <w:rPr>
+          <w:rFonts w:ascii="Segoe UI Emoji" w:hAnsi="Segoe UI Emoji" w:cs="Segoe UI Emoji"/>
+          <w:b/>
+          <w:bCs/>
+        </w:rPr>
+        <w:t>✅</w:t>
+      </w:r>
+      <w:r>
+        <w:rPr>
+          <w:b/>
+          <w:bCs/>
+        </w:rPr>
+        <w:t xml:space="preserve"> 模型训练和预测流程</w:t>
+      </w:r>
+    </w:p>
+    <w:p>
+      <w:pPr>
+        <w:numPr>
+          <w:ilvl w:val="0"/>
+          <w:numId w:val="37"/>
+        </w:numPr>
+      </w:pPr>
+      <w:r>
+        <w:rPr>
+          <w:b/>
+          <w:bCs/>
+        </w:rPr>
+        <w:t>训练时</w:t>
+      </w:r>
+      <w:r>
+        <w:t>：</w:t>
+      </w:r>
+      <w:proofErr w:type="gramStart"/>
+      <w:r>
+        <w:t>用全体</w:t>
+      </w:r>
+      <w:proofErr w:type="gramEnd"/>
+      <w:r>
+        <w:t>历史数据 + 多个步长样本混合训练一个模型</w:t>
+      </w:r>
+    </w:p>
+    <w:p>
+      <w:pPr>
+        <w:numPr>
+          <w:ilvl w:val="0"/>
+          <w:numId w:val="37"/>
+        </w:numPr>
+      </w:pPr>
+      <w:r>
+        <w:rPr>
+          <w:b/>
+          <w:bCs/>
+        </w:rPr>
+        <w:t>预测时</w:t>
+      </w:r>
+      <w:r>
+        <w:t xml:space="preserve">：对每个预测时间点 </w:t>
+      </w:r>
+      <w:proofErr w:type="spellStart"/>
+      <w:r>
+        <w:t>t+h</w:t>
+      </w:r>
+      <w:proofErr w:type="spellEnd"/>
+      <w:r>
+        <w:t>，输入特征加上 h，模型预测 y_{</w:t>
+      </w:r>
+      <w:proofErr w:type="spellStart"/>
+      <w:r>
+        <w:t>t+h</w:t>
+      </w:r>
+      <w:proofErr w:type="spellEnd"/>
+      <w:r>
+        <w:t>}</w:t>
+      </w:r>
+    </w:p>
+    <w:p>
+      <w:r>
+        <w:pict w14:anchorId="3ACF736B">
+          <v:rect id="_x0000_i1139" style="width:0;height:1.5pt" o:hralign="center" o:hrstd="t" o:hr="t" fillcolor="#a0a0a0" stroked="f"/>
+        </w:pict>
+      </w:r>
+    </w:p>
+    <w:p>
+      <w:pPr>
+        <w:rPr>
+          <w:b/>
+          <w:bCs/>
+        </w:rPr>
+      </w:pPr>
+      <w:r>
+        <w:rPr>
+          <w:rFonts w:ascii="Segoe UI Emoji" w:hAnsi="Segoe UI Emoji" w:cs="Segoe UI Emoji"/>
+          <w:b/>
+          <w:bCs/>
+        </w:rPr>
+        <w:t>✅</w:t>
+      </w:r>
+      <w:r>
+        <w:rPr>
+          <w:b/>
+          <w:bCs/>
+        </w:rPr>
+        <w:t xml:space="preserve"> 优点</w:t>
+      </w:r>
+    </w:p>
+    <w:tbl>
+      <w:tblPr>
+        <w:tblW w:w="0" w:type="auto"/>
+        <w:tblCellSpacing w:w="15" w:type="dxa"/>
+        <w:tblCellMar>
+          <w:top w:w="15" w:type="dxa"/>
+          <w:left w:w="15" w:type="dxa"/>
+          <w:bottom w:w="15" w:type="dxa"/>
+          <w:right w:w="15" w:type="dxa"/>
+        </w:tblCellMar>
+        <w:tblLook w:val="04A0" w:firstRow="1" w:lastRow="0" w:firstColumn="1" w:lastColumn="0" w:noHBand="0" w:noVBand="1"/>
+      </w:tblPr>
+      <w:tblGrid>
+        <w:gridCol w:w="1939"/>
+        <w:gridCol w:w="4485"/>
+      </w:tblGrid>
+      <w:tr>
+        <w:trPr>
+          <w:tblHeader/>
+          <w:tblCellSpacing w:w="15" w:type="dxa"/>
+        </w:trPr>
+        <w:tc>
+          <w:tcPr>
+            <w:tcW w:w="0" w:type="auto"/>
+            <w:vAlign w:val="center"/>
+            <w:hideMark/>
+          </w:tcPr>
+          <w:p>
+            <w:pPr>
+              <w:rPr>
+                <w:b/>
+                <w:bCs/>
+              </w:rPr>
+            </w:pPr>
+            <w:r>
+              <w:rPr>
+                <w:b/>
+                <w:bCs/>
+              </w:rPr>
+              <w:t>优点</w:t>
+            </w:r>
+          </w:p>
+        </w:tc>
+        <w:tc>
+          <w:tcPr>
+            <w:tcW w:w="0" w:type="auto"/>
+            <w:vAlign w:val="center"/>
+            <w:hideMark/>
+          </w:tcPr>
+          <w:p>
+            <w:pPr>
+              <w:rPr>
+                <w:b/>
+                <w:bCs/>
+              </w:rPr>
+            </w:pPr>
+            <w:r>
+              <w:rPr>
+                <w:b/>
+                <w:bCs/>
+              </w:rPr>
+              <w:t>说明</w:t>
+            </w:r>
+          </w:p>
+        </w:tc>
+      </w:tr>
+      <w:tr>
+        <w:trPr>
+          <w:tblCellSpacing w:w="15" w:type="dxa"/>
+        </w:trPr>
+        <w:tc>
+          <w:tcPr>
+            <w:tcW w:w="0" w:type="auto"/>
+            <w:vAlign w:val="center"/>
+            <w:hideMark/>
+          </w:tcPr>
+          <w:p>
+            <w:r>
+              <w:rPr>
+                <w:rFonts w:ascii="Segoe UI Emoji" w:hAnsi="Segoe UI Emoji" w:cs="Segoe UI Emoji"/>
+              </w:rPr>
+              <w:t>✅</w:t>
+            </w:r>
+            <w:r>
+              <w:t xml:space="preserve"> 增加训练样本数</w:t>
+            </w:r>
+          </w:p>
+        </w:tc>
+        <w:tc>
+          <w:tcPr>
+            <w:tcW w:w="0" w:type="auto"/>
+            <w:vAlign w:val="center"/>
+            <w:hideMark/>
+          </w:tcPr>
+          <w:p>
+            <w:r>
+              <w:t xml:space="preserve">每个时间点可生成 H </w:t>
+            </w:r>
+            <w:proofErr w:type="gramStart"/>
+            <w:r>
+              <w:t>个</w:t>
+            </w:r>
+            <w:proofErr w:type="gramEnd"/>
+            <w:r>
+              <w:t>样本</w:t>
+            </w:r>
+          </w:p>
+        </w:tc>
+      </w:tr>
+      <w:tr>
+        <w:trPr>
+          <w:tblCellSpacing w:w="15" w:type="dxa"/>
+        </w:trPr>
+        <w:tc>
+          <w:tcPr>
+            <w:tcW w:w="0" w:type="auto"/>
+            <w:vAlign w:val="center"/>
+            <w:hideMark/>
+          </w:tcPr>
+          <w:p>
+            <w:r>
+              <w:rPr>
+                <w:rFonts w:ascii="Segoe UI Emoji" w:hAnsi="Segoe UI Emoji" w:cs="Segoe UI Emoji"/>
+              </w:rPr>
+              <w:t>✅</w:t>
+            </w:r>
+            <w:r>
+              <w:t xml:space="preserve"> 使用单一模型</w:t>
+            </w:r>
+          </w:p>
+        </w:tc>
+        <w:tc>
+          <w:tcPr>
+            <w:tcW w:w="0" w:type="auto"/>
+            <w:vAlign w:val="center"/>
+            <w:hideMark/>
+          </w:tcPr>
+          <w:p>
+            <w:r>
+              <w:t>便于部署和维护，统一特征结构</w:t>
+            </w:r>
+          </w:p>
+        </w:tc>
+      </w:tr>
+      <w:tr>
+        <w:trPr>
+          <w:tblCellSpacing w:w="15" w:type="dxa"/>
+        </w:trPr>
+        <w:tc>
+          <w:tcPr>
+            <w:tcW w:w="0" w:type="auto"/>
+            <w:vAlign w:val="center"/>
+            <w:hideMark/>
+          </w:tcPr>
+          <w:p>
+            <w:r>
+              <w:rPr>
+                <w:rFonts w:ascii="Segoe UI Emoji" w:hAnsi="Segoe UI Emoji" w:cs="Segoe UI Emoji"/>
+              </w:rPr>
+              <w:t>✅</w:t>
+            </w:r>
+            <w:r>
+              <w:t xml:space="preserve"> 保留步长差异性</w:t>
+            </w:r>
+          </w:p>
+        </w:tc>
+        <w:tc>
+          <w:tcPr>
+            <w:tcW w:w="0" w:type="auto"/>
+            <w:vAlign w:val="center"/>
+            <w:hideMark/>
+          </w:tcPr>
+          <w:p>
+            <w:r>
+              <w:t>加入 h 作为显</w:t>
+            </w:r>
+            <w:proofErr w:type="gramStart"/>
+            <w:r>
+              <w:t>式特征</w:t>
+            </w:r>
+            <w:proofErr w:type="gramEnd"/>
+            <w:r>
+              <w:t>让模型学到不同预测难度</w:t>
+            </w:r>
+          </w:p>
+        </w:tc>
+      </w:tr>
+      <w:tr>
+        <w:trPr>
+          <w:tblCellSpacing w:w="15" w:type="dxa"/>
+        </w:trPr>
+        <w:tc>
+          <w:tcPr>
+            <w:tcW w:w="0" w:type="auto"/>
+            <w:vAlign w:val="center"/>
+            <w:hideMark/>
+          </w:tcPr>
+          <w:p>
+            <w:r>
+              <w:rPr>
+                <w:rFonts w:ascii="Segoe UI Emoji" w:hAnsi="Segoe UI Emoji" w:cs="Segoe UI Emoji"/>
+              </w:rPr>
+              <w:t>✅</w:t>
+            </w:r>
+            <w:r>
+              <w:t xml:space="preserve"> 模型共享能力强</w:t>
+            </w:r>
+          </w:p>
+        </w:tc>
+        <w:tc>
+          <w:tcPr>
+            <w:tcW w:w="0" w:type="auto"/>
+            <w:vAlign w:val="center"/>
+            <w:hideMark/>
+          </w:tcPr>
+          <w:p>
+            <w:r>
+              <w:t>低资源场景适用，不需为每个未来时刻训练模型</w:t>
+            </w:r>
+          </w:p>
+        </w:tc>
+      </w:tr>
+    </w:tbl>
+    <w:p>
+      <w:r>
+        <w:pict w14:anchorId="438BA1B1">
+          <v:rect id="_x0000_i1140" style="width:0;height:1.5pt" o:hralign="center" o:hrstd="t" o:hr="t" fillcolor="#a0a0a0" stroked="f"/>
+        </w:pict>
+      </w:r>
+    </w:p>
+    <w:p>
+      <w:pPr>
+        <w:rPr>
+          <w:b/>
+          <w:bCs/>
+        </w:rPr>
+      </w:pPr>
+      <w:r>
+        <w:rPr>
+          <w:rFonts w:ascii="Segoe UI Emoji" w:hAnsi="Segoe UI Emoji" w:cs="Segoe UI Emoji"/>
+          <w:b/>
+          <w:bCs/>
+        </w:rPr>
+        <w:t>⚠️</w:t>
+      </w:r>
+      <w:r>
+        <w:rPr>
+          <w:b/>
+          <w:bCs/>
+        </w:rPr>
+        <w:t xml:space="preserve"> 可能的缺点 / 注意事项</w:t>
+      </w:r>
+    </w:p>
+    <w:tbl>
+      <w:tblPr>
+        <w:tblW w:w="0" w:type="auto"/>
+        <w:tblCellSpacing w:w="15" w:type="dxa"/>
+        <w:tblCellMar>
+          <w:top w:w="15" w:type="dxa"/>
+          <w:left w:w="15" w:type="dxa"/>
+          <w:bottom w:w="15" w:type="dxa"/>
+          <w:right w:w="15" w:type="dxa"/>
+        </w:tblCellMar>
+        <w:tblLook w:val="04A0" w:firstRow="1" w:lastRow="0" w:firstColumn="1" w:lastColumn="0" w:noHBand="0" w:noVBand="1"/>
+      </w:tblPr>
+      <w:tblGrid>
+        <w:gridCol w:w="4339"/>
+        <w:gridCol w:w="3967"/>
+      </w:tblGrid>
+      <w:tr>
+        <w:trPr>
+          <w:tblHeader/>
+          <w:tblCellSpacing w:w="15" w:type="dxa"/>
+        </w:trPr>
+        <w:tc>
+          <w:tcPr>
+            <w:tcW w:w="0" w:type="auto"/>
+            <w:vAlign w:val="center"/>
+            <w:hideMark/>
+          </w:tcPr>
+          <w:p>
+            <w:pPr>
+              <w:rPr>
+                <w:b/>
+                <w:bCs/>
+              </w:rPr>
+            </w:pPr>
+            <w:r>
+              <w:rPr>
+                <w:b/>
+                <w:bCs/>
+              </w:rPr>
+              <w:t>问题</w:t>
+            </w:r>
+          </w:p>
+        </w:tc>
+        <w:tc>
+          <w:tcPr>
+            <w:tcW w:w="0" w:type="auto"/>
+            <w:vAlign w:val="center"/>
+            <w:hideMark/>
+          </w:tcPr>
+          <w:p>
+            <w:pPr>
+              <w:rPr>
+                <w:b/>
+                <w:bCs/>
+              </w:rPr>
+            </w:pPr>
+            <w:r>
+              <w:rPr>
+                <w:b/>
+                <w:bCs/>
+              </w:rPr>
+              <w:t>应对方法</w:t>
+            </w:r>
+          </w:p>
+        </w:tc>
+      </w:tr>
+      <w:tr>
+        <w:trPr>
+          <w:tblCellSpacing w:w="15" w:type="dxa"/>
+        </w:trPr>
+        <w:tc>
+          <w:tcPr>
+            <w:tcW w:w="0" w:type="auto"/>
+            <w:vAlign w:val="center"/>
+            <w:hideMark/>
+          </w:tcPr>
+          <w:p>
+            <w:r>
+              <w:t>不同步长预测难度不同（t+1 vs t+10）</w:t>
+            </w:r>
+          </w:p>
+        </w:tc>
+        <w:tc>
+          <w:tcPr>
+            <w:tcW w:w="0" w:type="auto"/>
+            <w:vAlign w:val="center"/>
+            <w:hideMark/>
+          </w:tcPr>
+          <w:p>
+            <w:r>
+              <w:t>可以加入更多基于 h 的特征，比如 1/h, h^2, log(h) 等</w:t>
+            </w:r>
+          </w:p>
+        </w:tc>
+      </w:tr>
+      <w:tr>
+        <w:trPr>
+          <w:tblCellSpacing w:w="15" w:type="dxa"/>
+        </w:trPr>
+        <w:tc>
+          <w:tcPr>
+            <w:tcW w:w="0" w:type="auto"/>
+            <w:vAlign w:val="center"/>
+            <w:hideMark/>
+          </w:tcPr>
+          <w:p>
+            <w:r>
+              <w:t>不同时间步的分布可能不同</w:t>
+            </w:r>
+          </w:p>
+        </w:tc>
+        <w:tc>
+          <w:tcPr>
+            <w:tcW w:w="0" w:type="auto"/>
+            <w:vAlign w:val="center"/>
+            <w:hideMark/>
+          </w:tcPr>
+          <w:p>
+            <w:r>
+              <w:t>可以加入周期性信息（如 day-of-week）辅助稳定性</w:t>
+            </w:r>
+          </w:p>
+        </w:tc>
+      </w:tr>
+      <w:tr>
+        <w:trPr>
+          <w:tblCellSpacing w:w="15" w:type="dxa"/>
+        </w:trPr>
+        <w:tc>
+          <w:tcPr>
+            <w:tcW w:w="0" w:type="auto"/>
+            <w:vAlign w:val="center"/>
+            <w:hideMark/>
+          </w:tcPr>
+          <w:p>
+            <w:r>
+              <w:t>最后模型输出精度可能不如 per-step 模型（特别是长预测）</w:t>
+            </w:r>
+          </w:p>
+        </w:tc>
+        <w:tc>
+          <w:tcPr>
+            <w:tcW w:w="0" w:type="auto"/>
+            <w:vAlign w:val="center"/>
+            <w:hideMark/>
+          </w:tcPr>
+          <w:p>
+            <w:r>
+              <w:t>可以结合模型加权或混合方案调整</w:t>
+            </w:r>
+          </w:p>
+        </w:tc>
+      </w:tr>
+    </w:tbl>
+    <w:p>
+      <w:r>
+        <w:pict w14:anchorId="5EC6EAA0">
+          <v:rect id="_x0000_i1141" style="width:0;height:1.5pt" o:hralign="center" o:hrstd="t" o:hr="t" fillcolor="#a0a0a0" stroked="f"/>
+        </w:pict>
+      </w:r>
+    </w:p>
+    <w:p>
+      <w:pPr>
+        <w:rPr>
+          <w:b/>
+          <w:bCs/>
+        </w:rPr>
+      </w:pPr>
+      <w:r>
+        <w:rPr>
+          <w:rFonts w:ascii="Segoe UI Emoji" w:hAnsi="Segoe UI Emoji" w:cs="Segoe UI Emoji"/>
+          <w:b/>
+          <w:bCs/>
+        </w:rPr>
+        <w:t>✅</w:t>
+      </w:r>
+      <w:r>
+        <w:rPr>
+          <w:b/>
+          <w:bCs/>
+        </w:rPr>
+        <w:t xml:space="preserve"> 与多目标输出方式（Multi-Output）对比</w:t>
+      </w:r>
+    </w:p>
+    <w:tbl>
+      <w:tblPr>
+        <w:tblW w:w="0" w:type="auto"/>
+        <w:tblCellSpacing w:w="15" w:type="dxa"/>
+        <w:tblCellMar>
+          <w:top w:w="15" w:type="dxa"/>
+          <w:left w:w="15" w:type="dxa"/>
+          <w:bottom w:w="15" w:type="dxa"/>
+          <w:right w:w="15" w:type="dxa"/>
+        </w:tblCellMar>
+        <w:tblLook w:val="04A0" w:firstRow="1" w:lastRow="0" w:firstColumn="1" w:lastColumn="0" w:noHBand="0" w:noVBand="1"/>
+      </w:tblPr>
+      <w:tblGrid>
+        <w:gridCol w:w="1335"/>
+        <w:gridCol w:w="3123"/>
+        <w:gridCol w:w="3015"/>
+      </w:tblGrid>
+      <w:tr>
+        <w:trPr>
+          <w:tblHeader/>
+          <w:tblCellSpacing w:w="15" w:type="dxa"/>
+        </w:trPr>
+        <w:tc>
+          <w:tcPr>
+            <w:tcW w:w="0" w:type="auto"/>
+            <w:vAlign w:val="center"/>
+            <w:hideMark/>
+          </w:tcPr>
+          <w:p>
+            <w:pPr>
+              <w:rPr>
+                <w:b/>
+                <w:bCs/>
+              </w:rPr>
+            </w:pPr>
+            <w:r>
+              <w:rPr>
+                <w:b/>
+                <w:bCs/>
+              </w:rPr>
+              <w:t>维度</w:t>
+            </w:r>
+          </w:p>
+        </w:tc>
+        <w:tc>
+          <w:tcPr>
+            <w:tcW w:w="0" w:type="auto"/>
+            <w:vAlign w:val="center"/>
+            <w:hideMark/>
+          </w:tcPr>
+          <w:p>
+            <w:pPr>
+              <w:rPr>
+                <w:b/>
+                <w:bCs/>
+              </w:rPr>
+            </w:pPr>
+            <w:r>
+              <w:rPr>
+                <w:b/>
+                <w:bCs/>
+              </w:rPr>
+              <w:t>你提的方法（带 h 特征单模型）</w:t>
+            </w:r>
+          </w:p>
+        </w:tc>
+        <w:tc>
+          <w:tcPr>
+            <w:tcW w:w="0" w:type="auto"/>
+            <w:vAlign w:val="center"/>
+            <w:hideMark/>
+          </w:tcPr>
+          <w:p>
+            <w:pPr>
+              <w:rPr>
+                <w:b/>
+                <w:bCs/>
+              </w:rPr>
+            </w:pPr>
+            <w:r>
+              <w:rPr>
+                <w:b/>
+                <w:bCs/>
+              </w:rPr>
+              <w:t>多目标输出模型</w:t>
+            </w:r>
+          </w:p>
+        </w:tc>
+      </w:tr>
+      <w:tr>
+        <w:trPr>
+          <w:tblCellSpacing w:w="15" w:type="dxa"/>
+        </w:trPr>
+        <w:tc>
+          <w:tcPr>
+            <w:tcW w:w="0" w:type="auto"/>
+            <w:vAlign w:val="center"/>
+            <w:hideMark/>
+          </w:tcPr>
+          <w:p>
+            <w:r>
+              <w:t>训练复杂度</w:t>
+            </w:r>
+          </w:p>
+        </w:tc>
+        <w:tc>
+          <w:tcPr>
+            <w:tcW w:w="0" w:type="auto"/>
+            <w:vAlign w:val="center"/>
+            <w:hideMark/>
+          </w:tcPr>
+          <w:p>
+            <w:r>
+              <w:t>较低（一个模型）</w:t>
+            </w:r>
+          </w:p>
+        </w:tc>
+        <w:tc>
+          <w:tcPr>
+            <w:tcW w:w="0" w:type="auto"/>
+            <w:vAlign w:val="center"/>
+            <w:hideMark/>
+          </w:tcPr>
+          <w:p>
+            <w:r>
+              <w:t>较高（多个模型或多输出结构）</w:t>
+            </w:r>
+          </w:p>
+        </w:tc>
+      </w:tr>
+      <w:tr>
+        <w:trPr>
+          <w:tblCellSpacing w:w="15" w:type="dxa"/>
+        </w:trPr>
+        <w:tc>
+          <w:tcPr>
+            <w:tcW w:w="0" w:type="auto"/>
+            <w:vAlign w:val="center"/>
+            <w:hideMark/>
+          </w:tcPr>
+          <w:p>
+            <w:r>
+              <w:t>模型数量</w:t>
+            </w:r>
+          </w:p>
+        </w:tc>
+        <w:tc>
+          <w:tcPr>
+            <w:tcW w:w="0" w:type="auto"/>
+            <w:vAlign w:val="center"/>
+            <w:hideMark/>
+          </w:tcPr>
+          <w:p>
+            <w:r>
+              <w:t xml:space="preserve">1 </w:t>
+            </w:r>
+            <w:proofErr w:type="gramStart"/>
+            <w:r>
+              <w:t>个</w:t>
+            </w:r>
+            <w:proofErr w:type="gramEnd"/>
+          </w:p>
+        </w:tc>
+        <w:tc>
+          <w:tcPr>
+            <w:tcW w:w="0" w:type="auto"/>
+            <w:vAlign w:val="center"/>
+            <w:hideMark/>
+          </w:tcPr>
+          <w:p>
+            <w:r>
+              <w:t xml:space="preserve">多个（或 1 </w:t>
+            </w:r>
+            <w:proofErr w:type="gramStart"/>
+            <w:r>
+              <w:t>个</w:t>
+            </w:r>
+            <w:proofErr w:type="gramEnd"/>
+            <w:r>
+              <w:t>多输出）</w:t>
+            </w:r>
+          </w:p>
+        </w:tc>
+      </w:tr>
+      <w:tr>
+        <w:trPr>
+          <w:tblCellSpacing w:w="15" w:type="dxa"/>
+        </w:trPr>
+        <w:tc>
+          <w:tcPr>
+            <w:tcW w:w="0" w:type="auto"/>
+            <w:vAlign w:val="center"/>
+            <w:hideMark/>
+          </w:tcPr>
+          <w:p>
+            <w:r>
+              <w:t>精度（短期）</w:t>
+            </w:r>
+          </w:p>
+        </w:tc>
+        <w:tc>
+          <w:tcPr>
+            <w:tcW w:w="0" w:type="auto"/>
+            <w:vAlign w:val="center"/>
+            <w:hideMark/>
+          </w:tcPr>
+          <w:p>
+            <w:r>
+              <w:t>可接近</w:t>
+            </w:r>
+          </w:p>
+        </w:tc>
+        <w:tc>
+          <w:tcPr>
+            <w:tcW w:w="0" w:type="auto"/>
+            <w:vAlign w:val="center"/>
+            <w:hideMark/>
+          </w:tcPr>
+          <w:p>
+            <w:r>
+              <w:t>更优（针对每步优化）</w:t>
+            </w:r>
+          </w:p>
+        </w:tc>
+      </w:tr>
+      <w:tr>
+        <w:trPr>
+          <w:tblCellSpacing w:w="15" w:type="dxa"/>
+        </w:trPr>
+        <w:tc>
+          <w:tcPr>
+            <w:tcW w:w="0" w:type="auto"/>
+            <w:vAlign w:val="center"/>
+            <w:hideMark/>
+          </w:tcPr>
+          <w:p>
+            <w:r>
+              <w:t>精度（长期）</w:t>
+            </w:r>
+          </w:p>
+        </w:tc>
+        <w:tc>
+          <w:tcPr>
+            <w:tcW w:w="0" w:type="auto"/>
+            <w:vAlign w:val="center"/>
+            <w:hideMark/>
+          </w:tcPr>
+          <w:p>
+            <w:r>
+              <w:t>稍差（泛化困难）</w:t>
+            </w:r>
+          </w:p>
+        </w:tc>
+        <w:tc>
+          <w:tcPr>
+            <w:tcW w:w="0" w:type="auto"/>
+            <w:vAlign w:val="center"/>
+            <w:hideMark/>
+          </w:tcPr>
+          <w:p>
+            <w:r>
+              <w:t>稳定性更强（不共用权重）</w:t>
+            </w:r>
+          </w:p>
+        </w:tc>
+      </w:tr>
+      <w:tr>
+        <w:trPr>
+          <w:tblCellSpacing w:w="15" w:type="dxa"/>
+        </w:trPr>
+        <w:tc>
+          <w:tcPr>
+            <w:tcW w:w="0" w:type="auto"/>
+            <w:vAlign w:val="center"/>
+            <w:hideMark/>
+          </w:tcPr>
+          <w:p>
+            <w:r>
+              <w:t>适配性</w:t>
+            </w:r>
+          </w:p>
+        </w:tc>
+        <w:tc>
+          <w:tcPr>
+            <w:tcW w:w="0" w:type="auto"/>
+            <w:vAlign w:val="center"/>
+            <w:hideMark/>
+          </w:tcPr>
+          <w:p>
+            <w:r>
+              <w:t>强，便于部署</w:t>
+            </w:r>
+          </w:p>
+        </w:tc>
+        <w:tc>
+          <w:tcPr>
+            <w:tcW w:w="0" w:type="auto"/>
+            <w:vAlign w:val="center"/>
+            <w:hideMark/>
+          </w:tcPr>
+          <w:p>
+            <w:r>
+              <w:t>稍复杂，</w:t>
+            </w:r>
+            <w:proofErr w:type="gramStart"/>
+            <w:r>
+              <w:t>难解释</w:t>
+            </w:r>
+            <w:proofErr w:type="gramEnd"/>
+            <w:r>
+              <w:t>每一步</w:t>
+            </w:r>
+          </w:p>
+        </w:tc>
+      </w:tr>
+      <w:tr>
+        <w:trPr>
+          <w:tblCellSpacing w:w="15" w:type="dxa"/>
+        </w:trPr>
+        <w:tc>
+          <w:tcPr>
+            <w:tcW w:w="0" w:type="auto"/>
+            <w:vAlign w:val="center"/>
+            <w:hideMark/>
+          </w:tcPr>
+          <w:p>
+            <w:r>
+              <w:t>推荐使用场景</w:t>
+            </w:r>
+          </w:p>
+        </w:tc>
+        <w:tc>
+          <w:tcPr>
+            <w:tcW w:w="0" w:type="auto"/>
+            <w:vAlign w:val="center"/>
+            <w:hideMark/>
+          </w:tcPr>
+          <w:p>
+            <w:r>
+              <w:t>资源有限，步长不长</w:t>
+            </w:r>
+          </w:p>
+        </w:tc>
+        <w:tc>
+          <w:tcPr>
+            <w:tcW w:w="0" w:type="auto"/>
+            <w:vAlign w:val="center"/>
+            <w:hideMark/>
+          </w:tcPr>
+          <w:p>
+            <w:r>
+              <w:t>精度关键，预测间隔大</w:t>
+            </w:r>
+          </w:p>
+        </w:tc>
+      </w:tr>
+    </w:tbl>
+    <w:p>
+      <w:r>
+        <w:pict w14:anchorId="1023E879">
+          <v:rect id="_x0000_i1142" style="width:0;height:1.5pt" o:hralign="center" o:hrstd="t" o:hr="t" fillcolor="#a0a0a0" stroked="f"/>
+        </w:pict>
+      </w:r>
+    </w:p>
+    <w:p>
+      <w:pPr>
+        <w:rPr>
+          <w:b/>
+          <w:bCs/>
+        </w:rPr>
+      </w:pPr>
+      <w:r>
+        <w:rPr>
+          <w:rFonts w:ascii="Segoe UI Emoji" w:hAnsi="Segoe UI Emoji" w:cs="Segoe UI Emoji"/>
+          <w:b/>
+          <w:bCs/>
+        </w:rPr>
+        <w:t>✅</w:t>
+      </w:r>
+      <w:r>
+        <w:rPr>
+          <w:b/>
+          <w:bCs/>
+        </w:rPr>
+        <w:t xml:space="preserve"> 实际经验建议</w:t>
+      </w:r>
+    </w:p>
+    <w:p>
+      <w:r>
+        <w:t xml:space="preserve">你提的方法是一种 </w:t>
+      </w:r>
+      <w:r>
+        <w:rPr>
+          <w:b/>
+          <w:bCs/>
+        </w:rPr>
+        <w:t>非常实用的工业级技巧</w:t>
+      </w:r>
+      <w:r>
+        <w:t>，很多 Kaggle 时间序列比赛和工业项目中都有类似做法，比如：</w:t>
+      </w:r>
+    </w:p>
+    <w:p>
+      <w:pPr>
+        <w:numPr>
+          <w:ilvl w:val="0"/>
+          <w:numId w:val="38"/>
+        </w:numPr>
+      </w:pPr>
+      <w:r>
+        <w:t>在 h 上构造非线性特征（如 h², sin(h), log(h)）</w:t>
+      </w:r>
+    </w:p>
+    <w:p>
+      <w:pPr>
+        <w:numPr>
+          <w:ilvl w:val="0"/>
+          <w:numId w:val="38"/>
+        </w:numPr>
+      </w:pPr>
+      <w:r>
+        <w:t>加入是否为首</w:t>
+      </w:r>
+      <w:proofErr w:type="gramStart"/>
+      <w:r>
+        <w:t>步预测</w:t>
+      </w:r>
+      <w:proofErr w:type="gramEnd"/>
+      <w:r>
+        <w:t>等 binary 特征</w:t>
+      </w:r>
+    </w:p>
+    <w:p>
+      <w:pPr>
+        <w:numPr>
+          <w:ilvl w:val="0"/>
+          <w:numId w:val="38"/>
+        </w:numPr>
+      </w:pPr>
+      <w:r>
+        <w:t>结合目标缩放（per-h scaling）</w:t>
+      </w:r>
+    </w:p>
+    <w:p>
+      <w:r>
+        <w:t>如果你想兼顾</w:t>
+      </w:r>
+      <w:r>
+        <w:rPr>
+          <w:b/>
+          <w:bCs/>
+        </w:rPr>
+        <w:t xml:space="preserve">性能 + </w:t>
+      </w:r>
+      <w:proofErr w:type="gramStart"/>
+      <w:r>
+        <w:rPr>
+          <w:b/>
+          <w:bCs/>
+        </w:rPr>
+        <w:t>易部署性</w:t>
+      </w:r>
+      <w:proofErr w:type="gramEnd"/>
+      <w:r>
+        <w:t>，我建议：</w:t>
+      </w:r>
+    </w:p>
+    <w:p>
+      <w:pPr>
+        <w:numPr>
+          <w:ilvl w:val="0"/>
+          <w:numId w:val="39"/>
+        </w:numPr>
+      </w:pPr>
+      <w:r>
+        <w:t xml:space="preserve">首先尝试你的 </w:t>
+      </w:r>
+      <w:r>
+        <w:rPr>
+          <w:b/>
+          <w:bCs/>
+        </w:rPr>
+        <w:t>“单模型 + h 特征”</w:t>
+      </w:r>
+      <w:r>
+        <w:t xml:space="preserve"> 方法</w:t>
+      </w:r>
+    </w:p>
+    <w:p>
+      <w:pPr>
+        <w:numPr>
+          <w:ilvl w:val="0"/>
+          <w:numId w:val="39"/>
+        </w:numPr>
+      </w:pPr>
+      <w:r>
+        <w:t>对比性能后再考虑是否切换到多模型或深度方式</w:t>
+      </w:r>
+    </w:p>
+    <w:p>
+      <w:r>
+        <w:pict w14:anchorId="4C9A3675">
+          <v:rect id="_x0000_i1143" style="width:0;height:1.5pt" o:hralign="center" o:hrstd="t" o:hr="t" fillcolor="#a0a0a0" stroked="f"/>
+        </w:pict>
+      </w:r>
+    </w:p>
+    <w:p>
+      <w:pPr>
+        <w:rPr>
+          <w:b/>
+          <w:bCs/>
+        </w:rPr>
+      </w:pPr>
+      <w:r>
+        <w:rPr>
+          <w:rFonts w:ascii="Segoe UI Emoji" w:hAnsi="Segoe UI Emoji" w:cs="Segoe UI Emoji"/>
+          <w:b/>
+          <w:bCs/>
+        </w:rPr>
+        <w:t>✅</w:t>
+      </w:r>
+      <w:r>
+        <w:rPr>
+          <w:b/>
+          <w:bCs/>
+        </w:rPr>
+        <w:t xml:space="preserve"> 如果你需要，我可以帮你：</w:t>
+      </w:r>
+    </w:p>
+    <w:p>
+      <w:pPr>
+        <w:numPr>
+          <w:ilvl w:val="0"/>
+          <w:numId w:val="40"/>
+        </w:numPr>
+      </w:pPr>
+      <w:r>
+        <w:rPr>
+          <w:rFonts w:ascii="Segoe UI Emoji" w:hAnsi="Segoe UI Emoji" w:cs="Segoe UI Emoji"/>
+        </w:rPr>
+        <w:lastRenderedPageBreak/>
+        <w:t>✨</w:t>
+      </w:r>
+      <w:r>
+        <w:t xml:space="preserve"> 封装一个多步滚动预测器，支持 h 特征注入</w:t>
+      </w:r>
+    </w:p>
+    <w:p>
+      <w:pPr>
+        <w:numPr>
+          <w:ilvl w:val="0"/>
+          <w:numId w:val="40"/>
+        </w:numPr>
+      </w:pPr>
+      <w:r>
+        <w:rPr>
+          <w:rFonts w:ascii="Segoe UI Emoji" w:hAnsi="Segoe UI Emoji" w:cs="Segoe UI Emoji"/>
+        </w:rPr>
+        <w:t>📈</w:t>
+      </w:r>
+      <w:r>
+        <w:t xml:space="preserve"> 可视化每一步预测 vs 实际</w:t>
+      </w:r>
+    </w:p>
+    <w:p>
+      <w:pPr>
+        <w:numPr>
+          <w:ilvl w:val="0"/>
+          <w:numId w:val="40"/>
+        </w:numPr>
+      </w:pPr>
+      <w:r>
+        <w:rPr>
+          <w:rFonts w:ascii="Segoe UI Emoji" w:hAnsi="Segoe UI Emoji" w:cs="Segoe UI Emoji"/>
+        </w:rPr>
+        <w:t>⚠️</w:t>
+      </w:r>
+      <w:r>
+        <w:t xml:space="preserve"> 设计异常点识别逻辑（基于分位数 + h）</w:t>
+      </w:r>
+    </w:p>
+    <w:p>
+      <w:r>
+        <w:t>你是否想让我帮你写这样一个训练 + 推理框架？可以指定你当前的数据结构，我来帮你适配。</w:t>
+      </w:r>
+    </w:p>
+    <w:p/>
+    <w:p/>
+    <w:p>
+      <w:r>
+        <w:t>你这个问题切中要害：</w:t>
+      </w:r>
+      <w:r>
+        <w:rPr>
+          <w:b/>
+          <w:bCs/>
+        </w:rPr>
+        <w:t>为什么要在 h 上构造非线性特征，比如 特征 × h，甚至 特征 ÷ h，而不仅仅用 One-hot 编码？</w:t>
+      </w:r>
+    </w:p>
+    <w:p>
+      <w:r>
+        <w:t>这牵涉到模型对</w:t>
+      </w:r>
+      <w:r>
+        <w:rPr>
+          <w:b/>
+          <w:bCs/>
+        </w:rPr>
+        <w:t>步长 h 与输入特征之间的耦合关系的建模能力</w:t>
+      </w:r>
+      <w:r>
+        <w:t>，下面我从原理 + 实践两个角度回答你。</w:t>
+      </w:r>
+    </w:p>
+    <w:p>
+      <w:r>
+        <w:pict w14:anchorId="0C7CC935">
+          <v:rect id="_x0000_i1206" style="width:0;height:1.5pt" o:hralign="center" o:hrstd="t" o:hr="t" fillcolor="#a0a0a0" stroked="f"/>
+        </w:pict>
+      </w:r>
+    </w:p>
+    <w:p>
+      <w:pPr>
+        <w:rPr>
+          <w:b/>
+          <w:bCs/>
+        </w:rPr>
+      </w:pPr>
+      <w:r>
+        <w:rPr>
+          <w:rFonts w:ascii="Segoe UI Emoji" w:hAnsi="Segoe UI Emoji" w:cs="Segoe UI Emoji"/>
+          <w:b/>
+          <w:bCs/>
+        </w:rPr>
+        <w:t>🎯</w:t>
+      </w:r>
+      <w:r>
+        <w:rPr>
+          <w:b/>
+          <w:bCs/>
+        </w:rPr>
+        <w:t xml:space="preserve"> 一句话总结：</w:t>
+      </w:r>
+    </w:p>
+    <w:p>
+      <w:r>
+        <w:rPr>
+          <w:b/>
+          <w:bCs/>
+        </w:rPr>
+        <w:t>One-hot 编码能让模型区分不同步长，但无法表达“不同步长对同一特征的不同权重模式”。</w:t>
+      </w:r>
+      <w:r>
+        <w:br/>
+      </w:r>
+      <w:r>
+        <w:rPr>
+          <w:b/>
+          <w:bCs/>
+        </w:rPr>
+        <w:t xml:space="preserve">构造“特征 × h”或“特征 ÷ h”这类非线性交互项，可以让模型学习“步长与特征之间的变化规律”，提升拟合能力，尤其适合 GBDT 类模型（如 </w:t>
+      </w:r>
+      <w:proofErr w:type="spellStart"/>
+      <w:r>
+        <w:rPr>
+          <w:b/>
+          <w:bCs/>
+        </w:rPr>
+        <w:t>LightGBM</w:t>
+      </w:r>
+      <w:proofErr w:type="spellEnd"/>
+      <w:r>
+        <w:rPr>
+          <w:b/>
+          <w:bCs/>
+        </w:rPr>
+        <w:t>）。</w:t>
+      </w:r>
+    </w:p>
+    <w:p>
+      <w:r>
+        <w:pict w14:anchorId="2A3F9EB8">
+          <v:rect id="_x0000_i1207" style="width:0;height:1.5pt" o:hralign="center" o:hrstd="t" o:hr="t" fillcolor="#a0a0a0" stroked="f"/>
+        </w:pict>
+      </w:r>
+    </w:p>
+    <w:p>
+      <w:pPr>
+        <w:rPr>
+          <w:b/>
+          <w:bCs/>
+        </w:rPr>
+      </w:pPr>
+      <w:r>
+        <w:rPr>
+          <w:rFonts w:ascii="Segoe UI Emoji" w:hAnsi="Segoe UI Emoji" w:cs="Segoe UI Emoji"/>
+          <w:b/>
+          <w:bCs/>
+        </w:rPr>
+        <w:t>✅</w:t>
+      </w:r>
+      <w:r>
+        <w:rPr>
+          <w:b/>
+          <w:bCs/>
+        </w:rPr>
+        <w:t xml:space="preserve"> 分析：One-hot 编码的局限性</w:t>
+      </w:r>
+    </w:p>
+    <w:p>
+      <w:r>
+        <w:t>当你使用：</w:t>
+      </w:r>
+    </w:p>
+    <w:p>
+      <w:r>
+        <w:t xml:space="preserve">X = [feature_1, feature_2, ..., </w:t>
+      </w:r>
+      <w:proofErr w:type="spellStart"/>
+      <w:r>
+        <w:t>feature_k</w:t>
+      </w:r>
+      <w:proofErr w:type="spellEnd"/>
+      <w:r>
+        <w:t xml:space="preserve">, </w:t>
+      </w:r>
+      <w:proofErr w:type="spellStart"/>
+      <w:r>
+        <w:t>h_onehot</w:t>
+      </w:r>
+      <w:proofErr w:type="spellEnd"/>
+      <w:r>
+        <w:t>]</w:t>
+      </w:r>
+    </w:p>
+    <w:p>
+      <w:proofErr w:type="spellStart"/>
+      <w:r>
+        <w:t>LightGBM</w:t>
+      </w:r>
+      <w:proofErr w:type="spellEnd"/>
+      <w:r>
+        <w:t xml:space="preserve"> 学到的是：</w:t>
+      </w:r>
+    </w:p>
+    <w:p>
+      <w:pPr>
+        <w:numPr>
+          <w:ilvl w:val="0"/>
+          <w:numId w:val="41"/>
+        </w:numPr>
+      </w:pPr>
+      <w:r>
+        <w:t>不同的 h（步长）会激活不同的 One-hot 分支</w:t>
+      </w:r>
+    </w:p>
+    <w:p>
+      <w:pPr>
+        <w:numPr>
+          <w:ilvl w:val="0"/>
+          <w:numId w:val="41"/>
+        </w:numPr>
+      </w:pPr>
+      <w:r>
+        <w:t xml:space="preserve">模型会为每个 h 建立一套划分路径（有点类似 </w:t>
+      </w:r>
+      <w:proofErr w:type="spellStart"/>
+      <w:r>
+        <w:t>MultiOutput</w:t>
+      </w:r>
+      <w:proofErr w:type="spellEnd"/>
+      <w:r>
+        <w:t xml:space="preserve"> 的效果）</w:t>
+      </w:r>
+    </w:p>
+    <w:p>
+      <w:r>
+        <w:t>但是：</w:t>
+      </w:r>
+    </w:p>
+    <w:p>
+      <w:pPr>
+        <w:numPr>
+          <w:ilvl w:val="0"/>
+          <w:numId w:val="42"/>
+        </w:numPr>
+      </w:pPr>
+      <w:r>
+        <w:rPr>
+          <w:b/>
+          <w:bCs/>
+        </w:rPr>
+        <w:t>它默认所有特征对不同 h 的影响是“无交互的”</w:t>
+      </w:r>
+    </w:p>
+    <w:p>
+      <w:pPr>
+        <w:numPr>
+          <w:ilvl w:val="0"/>
+          <w:numId w:val="42"/>
+        </w:numPr>
+      </w:pPr>
+      <w:r>
+        <w:t>无法表达“某个特征对近步预测影响大，对远步预测影响小”这类“</w:t>
+      </w:r>
+      <w:r>
+        <w:rPr>
+          <w:b/>
+          <w:bCs/>
+        </w:rPr>
+        <w:t>随 h 改变而改变的重要性</w:t>
+      </w:r>
+      <w:r>
+        <w:t>”</w:t>
+      </w:r>
+    </w:p>
+    <w:p>
+      <w:r>
+        <w:pict w14:anchorId="65B8BB1E">
+          <v:rect id="_x0000_i1208" style="width:0;height:1.5pt" o:hralign="center" o:hrstd="t" o:hr="t" fillcolor="#a0a0a0" stroked="f"/>
+        </w:pict>
+      </w:r>
+    </w:p>
+    <w:p>
+      <w:pPr>
+        <w:rPr>
+          <w:b/>
+          <w:bCs/>
+        </w:rPr>
+      </w:pPr>
+      <w:r>
+        <w:rPr>
+          <w:rFonts w:ascii="Segoe UI Emoji" w:hAnsi="Segoe UI Emoji" w:cs="Segoe UI Emoji"/>
+          <w:b/>
+          <w:bCs/>
+        </w:rPr>
+        <w:t>✅</w:t>
+      </w:r>
+      <w:r>
+        <w:rPr>
+          <w:b/>
+          <w:bCs/>
+        </w:rPr>
+        <w:t xml:space="preserve"> 作用：构造 特征 × h 的非线性项可以让模型捕捉这些动态关系</w:t>
+      </w:r>
+    </w:p>
+    <w:p>
+      <w:r>
+        <w:t>比如：</w:t>
+      </w:r>
+    </w:p>
+    <w:tbl>
+      <w:tblPr>
+        <w:tblW w:w="0" w:type="auto"/>
+        <w:tblCellSpacing w:w="15" w:type="dxa"/>
+        <w:tblCellMar>
+          <w:top w:w="15" w:type="dxa"/>
+          <w:left w:w="15" w:type="dxa"/>
+          <w:bottom w:w="15" w:type="dxa"/>
+          <w:right w:w="15" w:type="dxa"/>
+        </w:tblCellMar>
+        <w:tblLook w:val="04A0" w:firstRow="1" w:lastRow="0" w:firstColumn="1" w:lastColumn="0" w:noHBand="0" w:noVBand="1"/>
+      </w:tblPr>
+      <w:tblGrid>
+        <w:gridCol w:w="1686"/>
+        <w:gridCol w:w="4905"/>
+      </w:tblGrid>
+      <w:tr>
+        <w:trPr>
+          <w:tblHeader/>
+          <w:tblCellSpacing w:w="15" w:type="dxa"/>
+        </w:trPr>
+        <w:tc>
+          <w:tcPr>
+            <w:tcW w:w="0" w:type="auto"/>
+            <w:vAlign w:val="center"/>
+            <w:hideMark/>
+          </w:tcPr>
+          <w:p>
+            <w:pPr>
+              <w:rPr>
+                <w:b/>
+                <w:bCs/>
+              </w:rPr>
+            </w:pPr>
+            <w:r>
+              <w:rPr>
+                <w:b/>
+                <w:bCs/>
+              </w:rPr>
+              <w:t>情况</w:t>
+            </w:r>
+          </w:p>
+        </w:tc>
+        <w:tc>
+          <w:tcPr>
+            <w:tcW w:w="0" w:type="auto"/>
+            <w:vAlign w:val="center"/>
+            <w:hideMark/>
+          </w:tcPr>
+          <w:p>
+            <w:pPr>
+              <w:rPr>
+                <w:b/>
+                <w:bCs/>
+              </w:rPr>
+            </w:pPr>
+            <w:r>
+              <w:rPr>
+                <w:b/>
+                <w:bCs/>
+              </w:rPr>
+              <w:t>示例</w:t>
+            </w:r>
+          </w:p>
+        </w:tc>
+      </w:tr>
+      <w:tr>
+        <w:trPr>
+          <w:tblCellSpacing w:w="15" w:type="dxa"/>
+        </w:trPr>
+        <w:tc>
+          <w:tcPr>
+            <w:tcW w:w="0" w:type="auto"/>
+            <w:vAlign w:val="center"/>
+            <w:hideMark/>
+          </w:tcPr>
+          <w:p>
+            <w:r>
+              <w:t>斜率变化 × 步长</w:t>
+            </w:r>
+          </w:p>
+        </w:tc>
+        <w:tc>
+          <w:tcPr>
+            <w:tcW w:w="0" w:type="auto"/>
+            <w:vAlign w:val="center"/>
+            <w:hideMark/>
+          </w:tcPr>
+          <w:p>
+            <w:r>
+              <w:t>越短期预测，斜率作用越强，长</w:t>
+            </w:r>
+            <w:proofErr w:type="gramStart"/>
+            <w:r>
+              <w:t>步预测</w:t>
+            </w:r>
+            <w:proofErr w:type="gramEnd"/>
+            <w:r>
+              <w:t>影响变弱</w:t>
+            </w:r>
+          </w:p>
+        </w:tc>
+      </w:tr>
+      <w:tr>
+        <w:trPr>
+          <w:tblCellSpacing w:w="15" w:type="dxa"/>
+        </w:trPr>
+        <w:tc>
+          <w:tcPr>
+            <w:tcW w:w="0" w:type="auto"/>
+            <w:vAlign w:val="center"/>
+            <w:hideMark/>
+          </w:tcPr>
+          <w:p>
+            <w:r>
+              <w:t>波动率 ÷ 步长</w:t>
+            </w:r>
+          </w:p>
+        </w:tc>
+        <w:tc>
+          <w:tcPr>
+            <w:tcW w:w="0" w:type="auto"/>
+            <w:vAlign w:val="center"/>
+            <w:hideMark/>
+          </w:tcPr>
+          <w:p>
+            <w:r>
+              <w:t>越远期预测，波动平均化作用增强，短期则敏感</w:t>
+            </w:r>
+          </w:p>
+        </w:tc>
+      </w:tr>
+      <w:tr>
+        <w:trPr>
+          <w:tblCellSpacing w:w="15" w:type="dxa"/>
+        </w:trPr>
+        <w:tc>
+          <w:tcPr>
+            <w:tcW w:w="0" w:type="auto"/>
+            <w:vAlign w:val="center"/>
+            <w:hideMark/>
+          </w:tcPr>
+          <w:p>
+            <w:r>
+              <w:t>周期性偏移 × h</w:t>
+            </w:r>
+          </w:p>
+        </w:tc>
+        <w:tc>
+          <w:tcPr>
+            <w:tcW w:w="0" w:type="auto"/>
+            <w:vAlign w:val="center"/>
+            <w:hideMark/>
+          </w:tcPr>
+          <w:p>
+            <w:r>
+              <w:t>越</w:t>
+            </w:r>
+            <w:proofErr w:type="gramStart"/>
+            <w:r>
+              <w:t>远期越</w:t>
+            </w:r>
+            <w:proofErr w:type="gramEnd"/>
+            <w:r>
+              <w:t>容易错过当前周期段落，需建权重衰减关系</w:t>
+            </w:r>
+          </w:p>
+        </w:tc>
+      </w:tr>
+    </w:tbl>
+    <w:p>
+      <w:r>
+        <w:pict w14:anchorId="7AEF4DEA">
+          <v:rect id="_x0000_i1209" style="width:0;height:1.5pt" o:hralign="center" o:hrstd="t" o:hr="t" fillcolor="#a0a0a0" stroked="f"/>
+        </w:pict>
+      </w:r>
+    </w:p>
+    <w:p>
+      <w:pPr>
+        <w:rPr>
+          <w:b/>
+          <w:bCs/>
+        </w:rPr>
+      </w:pPr>
+      <w:r>
+        <w:rPr>
+          <w:rFonts w:ascii="Segoe UI Emoji" w:hAnsi="Segoe UI Emoji" w:cs="Segoe UI Emoji"/>
+          <w:b/>
+          <w:bCs/>
+        </w:rPr>
+        <w:t>✅</w:t>
+      </w:r>
+      <w:r>
+        <w:rPr>
+          <w:b/>
+          <w:bCs/>
+        </w:rPr>
+        <w:t xml:space="preserve"> 示例说明</w:t>
+      </w:r>
+    </w:p>
+    <w:p>
+      <w:r>
+        <w:t>假设你有一个特征：trend_24h = (</w:t>
+      </w:r>
+      <w:proofErr w:type="spellStart"/>
+      <w:r>
+        <w:t>y_t</w:t>
+      </w:r>
+      <w:proofErr w:type="spellEnd"/>
+      <w:r>
+        <w:t xml:space="preserve"> - y_{t-288}) / 288</w:t>
+      </w:r>
+    </w:p>
+    <w:p>
+      <w:r>
+        <w:t>你希望模型理解这个趋势在短</w:t>
+      </w:r>
+      <w:proofErr w:type="gramStart"/>
+      <w:r>
+        <w:t>步预测</w:t>
+      </w:r>
+      <w:proofErr w:type="gramEnd"/>
+      <w:r>
+        <w:t>中影响大，但在长</w:t>
+      </w:r>
+      <w:proofErr w:type="gramStart"/>
+      <w:r>
+        <w:t>步预测</w:t>
+      </w:r>
+      <w:proofErr w:type="gramEnd"/>
+      <w:r>
+        <w:t>中影响逐步减弱。</w:t>
+      </w:r>
+    </w:p>
+    <w:p>
+      <w:pPr>
+        <w:rPr>
+          <w:b/>
+          <w:bCs/>
+        </w:rPr>
+      </w:pPr>
+      <w:r>
+        <w:rPr>
+          <w:rFonts w:ascii="Segoe UI Emoji" w:hAnsi="Segoe UI Emoji" w:cs="Segoe UI Emoji"/>
+          <w:b/>
+          <w:bCs/>
+        </w:rPr>
+        <w:t>🧠</w:t>
+      </w:r>
+      <w:r>
+        <w:rPr>
+          <w:b/>
+          <w:bCs/>
+        </w:rPr>
+        <w:t xml:space="preserve"> 原始特征：</w:t>
+      </w:r>
+    </w:p>
+    <w:p>
+      <w:r>
+        <w:t xml:space="preserve">X = [trend_24h, </w:t>
+      </w:r>
+      <w:proofErr w:type="spellStart"/>
+      <w:r>
+        <w:t>h_onehot</w:t>
+      </w:r>
+      <w:proofErr w:type="spellEnd"/>
+      <w:r>
+        <w:t>]</w:t>
+      </w:r>
+    </w:p>
+    <w:p>
+      <w:r>
+        <w:t>模型必须手动学出“在 h=1 时 trend_24h 是强信号，h=12 时是弱信号”。</w:t>
+      </w:r>
+    </w:p>
+    <w:p>
+      <w:pPr>
+        <w:rPr>
+          <w:b/>
+          <w:bCs/>
+        </w:rPr>
+      </w:pPr>
+      <w:r>
+        <w:rPr>
+          <w:rFonts w:ascii="Segoe UI Emoji" w:hAnsi="Segoe UI Emoji" w:cs="Segoe UI Emoji"/>
+          <w:b/>
+          <w:bCs/>
+        </w:rPr>
+        <w:t>💡</w:t>
+      </w:r>
+      <w:r>
+        <w:rPr>
+          <w:b/>
+          <w:bCs/>
+        </w:rPr>
+        <w:t xml:space="preserve"> 加上交互项：</w:t>
+      </w:r>
+    </w:p>
+    <w:p>
+      <w:r>
+        <w:t>X = [trend_24h, h, trend_24h × h, trend_24h ÷ h]</w:t>
+      </w:r>
+    </w:p>
+    <w:p>
+      <w:r>
+        <w:lastRenderedPageBreak/>
+        <w:t>模型可以通过简单 split，直接分出这类依赖：</w:t>
+      </w:r>
+    </w:p>
+    <w:p>
+      <w:pPr>
+        <w:numPr>
+          <w:ilvl w:val="0"/>
+          <w:numId w:val="43"/>
+        </w:numPr>
+      </w:pPr>
+      <w:r>
+        <w:t>例如：if trend_24h * h &gt; 0.5 → 预测高</w:t>
+      </w:r>
+    </w:p>
+    <w:p>
+      <w:pPr>
+        <w:numPr>
+          <w:ilvl w:val="0"/>
+          <w:numId w:val="43"/>
+        </w:numPr>
+      </w:pPr>
+      <w:r>
+        <w:t>或：if trend_24h / h &lt; 0.1 → 弱化作用</w:t>
+      </w:r>
+    </w:p>
+    <w:p>
+      <w:r>
+        <w:pict w14:anchorId="498D14A0">
+          <v:rect id="_x0000_i1210" style="width:0;height:1.5pt" o:hralign="center" o:hrstd="t" o:hr="t" fillcolor="#a0a0a0" stroked="f"/>
+        </w:pict>
+      </w:r>
+    </w:p>
+    <w:p>
+      <w:pPr>
+        <w:rPr>
+          <w:b/>
+          <w:bCs/>
+        </w:rPr>
+      </w:pPr>
+      <w:r>
+        <w:rPr>
+          <w:rFonts w:ascii="Segoe UI Emoji" w:hAnsi="Segoe UI Emoji" w:cs="Segoe UI Emoji"/>
+          <w:b/>
+          <w:bCs/>
+        </w:rPr>
+        <w:t>✅</w:t>
+      </w:r>
+      <w:r>
+        <w:rPr>
+          <w:b/>
+          <w:bCs/>
+        </w:rPr>
+        <w:t xml:space="preserve"> 是否使用 除法 会更好？</w:t>
+      </w:r>
+    </w:p>
+    <w:p>
+      <w:r>
+        <w:t>这个问题问得特别好。实际上：</w:t>
+      </w:r>
+    </w:p>
+    <w:tbl>
+      <w:tblPr>
+        <w:tblW w:w="0" w:type="auto"/>
+        <w:tblCellSpacing w:w="15" w:type="dxa"/>
+        <w:tblCellMar>
+          <w:top w:w="15" w:type="dxa"/>
+          <w:left w:w="15" w:type="dxa"/>
+          <w:bottom w:w="15" w:type="dxa"/>
+          <w:right w:w="15" w:type="dxa"/>
+        </w:tblCellMar>
+        <w:tblLook w:val="04A0" w:firstRow="1" w:lastRow="0" w:firstColumn="1" w:lastColumn="0" w:noHBand="0" w:noVBand="1"/>
+      </w:tblPr>
+      <w:tblGrid>
+        <w:gridCol w:w="2582"/>
+        <w:gridCol w:w="5724"/>
+      </w:tblGrid>
+      <w:tr>
+        <w:trPr>
+          <w:tblHeader/>
+          <w:tblCellSpacing w:w="15" w:type="dxa"/>
+        </w:trPr>
+        <w:tc>
+          <w:tcPr>
+            <w:tcW w:w="0" w:type="auto"/>
+            <w:vAlign w:val="center"/>
+            <w:hideMark/>
+          </w:tcPr>
+          <w:p>
+            <w:pPr>
+              <w:rPr>
+                <w:b/>
+                <w:bCs/>
+              </w:rPr>
+            </w:pPr>
+            <w:r>
+              <w:rPr>
+                <w:b/>
+                <w:bCs/>
+              </w:rPr>
+              <w:t>类型</w:t>
+            </w:r>
+          </w:p>
+        </w:tc>
+        <w:tc>
+          <w:tcPr>
+            <w:tcW w:w="0" w:type="auto"/>
+            <w:vAlign w:val="center"/>
+            <w:hideMark/>
+          </w:tcPr>
+          <w:p>
+            <w:pPr>
+              <w:rPr>
+                <w:b/>
+                <w:bCs/>
+              </w:rPr>
+            </w:pPr>
+            <w:r>
+              <w:rPr>
+                <w:b/>
+                <w:bCs/>
+              </w:rPr>
+              <w:t>表达的含义</w:t>
+            </w:r>
+          </w:p>
+        </w:tc>
+      </w:tr>
+      <w:tr>
+        <w:trPr>
+          <w:tblCellSpacing w:w="15" w:type="dxa"/>
+        </w:trPr>
+        <w:tc>
+          <w:tcPr>
+            <w:tcW w:w="0" w:type="auto"/>
+            <w:vAlign w:val="center"/>
+            <w:hideMark/>
+          </w:tcPr>
+          <w:p>
+            <w:r>
+              <w:t>特征 × h</w:t>
+            </w:r>
+          </w:p>
+        </w:tc>
+        <w:tc>
+          <w:tcPr>
+            <w:tcW w:w="0" w:type="auto"/>
+            <w:vAlign w:val="center"/>
+            <w:hideMark/>
+          </w:tcPr>
+          <w:p>
+            <w:r>
+              <w:t>表示特征的“放大效应”</w:t>
+            </w:r>
+            <w:proofErr w:type="gramStart"/>
+            <w:r>
+              <w:t>随预测</w:t>
+            </w:r>
+            <w:proofErr w:type="gramEnd"/>
+            <w:r>
+              <w:t>步数线性增强（如：趋势在远期加权）</w:t>
+            </w:r>
+          </w:p>
+        </w:tc>
+      </w:tr>
+      <w:tr>
+        <w:trPr>
+          <w:tblCellSpacing w:w="15" w:type="dxa"/>
+        </w:trPr>
+        <w:tc>
+          <w:tcPr>
+            <w:tcW w:w="0" w:type="auto"/>
+            <w:vAlign w:val="center"/>
+            <w:hideMark/>
+          </w:tcPr>
+          <w:p>
+            <w:r>
+              <w:t>特征 ÷ h</w:t>
+            </w:r>
+          </w:p>
+        </w:tc>
+        <w:tc>
+          <w:tcPr>
+            <w:tcW w:w="0" w:type="auto"/>
+            <w:vAlign w:val="center"/>
+            <w:hideMark/>
+          </w:tcPr>
+          <w:p>
+            <w:r>
+              <w:t>表示特征的“衰减效应”</w:t>
+            </w:r>
+            <w:proofErr w:type="gramStart"/>
+            <w:r>
+              <w:t>随预测</w:t>
+            </w:r>
+            <w:proofErr w:type="gramEnd"/>
+            <w:r>
+              <w:t>步数线性减弱（如：短期影响更强）</w:t>
+            </w:r>
+          </w:p>
+        </w:tc>
+      </w:tr>
+      <w:tr>
+        <w:trPr>
+          <w:tblCellSpacing w:w="15" w:type="dxa"/>
+        </w:trPr>
+        <w:tc>
+          <w:tcPr>
+            <w:tcW w:w="0" w:type="auto"/>
+            <w:vAlign w:val="center"/>
+            <w:hideMark/>
+          </w:tcPr>
+          <w:p>
+            <w:r>
+              <w:t>特征 × log(h) / 特征 ÷ log(h)</w:t>
+            </w:r>
+          </w:p>
+        </w:tc>
+        <w:tc>
+          <w:tcPr>
+            <w:tcW w:w="0" w:type="auto"/>
+            <w:vAlign w:val="center"/>
+            <w:hideMark/>
+          </w:tcPr>
+          <w:p>
+            <w:r>
+              <w:t>更平滑、可控制的非线性衰减/增强，适用于长序列预测</w:t>
+            </w:r>
+          </w:p>
+        </w:tc>
+      </w:tr>
+    </w:tbl>
+    <w:p>
+      <w:r>
+        <w:t>所以：</w:t>
+      </w:r>
+    </w:p>
+    <w:p>
+      <w:r>
+        <w:rPr>
+          <w:rFonts w:ascii="Segoe UI Emoji" w:hAnsi="Segoe UI Emoji" w:cs="Segoe UI Emoji"/>
+        </w:rPr>
+        <w:t>✅</w:t>
+      </w:r>
+      <w:r>
+        <w:t xml:space="preserve"> </w:t>
+      </w:r>
+      <w:r>
+        <w:rPr>
+          <w:b/>
+          <w:bCs/>
+        </w:rPr>
+        <w:t>两者都可用，视你的业务含义而定</w:t>
+      </w:r>
+      <w:r>
+        <w:t>，建议尝试都加入，然后让模型自行选择是否使用。</w:t>
+      </w:r>
+    </w:p>
+    <w:p>
+      <w:r>
+        <w:pict w14:anchorId="445D1976">
+          <v:rect id="_x0000_i1211" style="width:0;height:1.5pt" o:hralign="center" o:hrstd="t" o:hr="t" fillcolor="#a0a0a0" stroked="f"/>
+        </w:pict>
+      </w:r>
+    </w:p>
+    <w:p>
+      <w:pPr>
+        <w:rPr>
+          <w:b/>
+          <w:bCs/>
+        </w:rPr>
+      </w:pPr>
+      <w:r>
+        <w:rPr>
+          <w:rFonts w:ascii="Segoe UI Emoji" w:hAnsi="Segoe UI Emoji" w:cs="Segoe UI Emoji"/>
+          <w:b/>
+          <w:bCs/>
+        </w:rPr>
+        <w:t>✅</w:t>
+      </w:r>
+      <w:r>
+        <w:rPr>
+          <w:b/>
+          <w:bCs/>
+        </w:rPr>
+        <w:t xml:space="preserve"> 建议构造哪些 h 的非线性特征？</w:t>
+      </w:r>
+    </w:p>
+    <w:tbl>
+      <w:tblPr>
+        <w:tblW w:w="0" w:type="auto"/>
+        <w:tblCellSpacing w:w="15" w:type="dxa"/>
+        <w:tblCellMar>
+          <w:top w:w="15" w:type="dxa"/>
+          <w:left w:w="15" w:type="dxa"/>
+          <w:bottom w:w="15" w:type="dxa"/>
+          <w:right w:w="15" w:type="dxa"/>
+        </w:tblCellMar>
+        <w:tblLook w:val="04A0" w:firstRow="1" w:lastRow="0" w:firstColumn="1" w:lastColumn="0" w:noHBand="0" w:noVBand="1"/>
+      </w:tblPr>
+      <w:tblGrid>
+        <w:gridCol w:w="3225"/>
+        <w:gridCol w:w="2595"/>
+      </w:tblGrid>
+      <w:tr>
+        <w:trPr>
+          <w:tblHeader/>
+          <w:tblCellSpacing w:w="15" w:type="dxa"/>
+        </w:trPr>
+        <w:tc>
+          <w:tcPr>
+            <w:tcW w:w="0" w:type="auto"/>
+            <w:vAlign w:val="center"/>
+            <w:hideMark/>
+          </w:tcPr>
+          <w:p>
+            <w:pPr>
+              <w:rPr>
+                <w:b/>
+                <w:bCs/>
+              </w:rPr>
+            </w:pPr>
+            <w:r>
+              <w:rPr>
+                <w:b/>
+                <w:bCs/>
+              </w:rPr>
+              <w:t>特征类型</w:t>
+            </w:r>
+          </w:p>
+        </w:tc>
+        <w:tc>
+          <w:tcPr>
+            <w:tcW w:w="0" w:type="auto"/>
+            <w:vAlign w:val="center"/>
+            <w:hideMark/>
+          </w:tcPr>
+          <w:p>
+            <w:pPr>
+              <w:rPr>
+                <w:b/>
+                <w:bCs/>
+              </w:rPr>
+            </w:pPr>
+            <w:r>
+              <w:rPr>
+                <w:b/>
+                <w:bCs/>
+              </w:rPr>
+              <w:t>可加交互项（×h / ÷h）</w:t>
+            </w:r>
+          </w:p>
+        </w:tc>
+      </w:tr>
+      <w:tr>
+        <w:trPr>
+          <w:tblCellSpacing w:w="15" w:type="dxa"/>
+        </w:trPr>
+        <w:tc>
+          <w:tcPr>
+            <w:tcW w:w="0" w:type="auto"/>
+            <w:vAlign w:val="center"/>
+            <w:hideMark/>
+          </w:tcPr>
+          <w:p>
+            <w:r>
+              <w:t>趋势类（斜率、均值差）</w:t>
+            </w:r>
+          </w:p>
+        </w:tc>
+        <w:tc>
+          <w:tcPr>
+            <w:tcW w:w="0" w:type="auto"/>
+            <w:vAlign w:val="center"/>
+            <w:hideMark/>
+          </w:tcPr>
+          <w:p>
+            <w:r>
+              <w:rPr>
+                <w:rFonts w:ascii="Segoe UI Emoji" w:hAnsi="Segoe UI Emoji" w:cs="Segoe UI Emoji"/>
+              </w:rPr>
+              <w:t>✅</w:t>
+            </w:r>
+            <w:r>
+              <w:t xml:space="preserve"> trend × h，trend ÷ h</w:t>
+            </w:r>
+          </w:p>
+        </w:tc>
+      </w:tr>
+      <w:tr>
+        <w:trPr>
+          <w:tblCellSpacing w:w="15" w:type="dxa"/>
+        </w:trPr>
+        <w:tc>
+          <w:tcPr>
+            <w:tcW w:w="0" w:type="auto"/>
+            <w:vAlign w:val="center"/>
+            <w:hideMark/>
+          </w:tcPr>
+          <w:p>
+            <w:r>
+              <w:t>波动类（std, range）</w:t>
+            </w:r>
+          </w:p>
+        </w:tc>
+        <w:tc>
+          <w:tcPr>
+            <w:tcW w:w="0" w:type="auto"/>
+            <w:vAlign w:val="center"/>
+            <w:hideMark/>
+          </w:tcPr>
+          <w:p>
+            <w:r>
+              <w:rPr>
+                <w:rFonts w:ascii="Segoe UI Emoji" w:hAnsi="Segoe UI Emoji" w:cs="Segoe UI Emoji"/>
+              </w:rPr>
+              <w:t>✅</w:t>
+            </w:r>
+            <w:r>
+              <w:t xml:space="preserve"> std × h，std ÷ h</w:t>
+            </w:r>
+          </w:p>
+        </w:tc>
+      </w:tr>
+      <w:tr>
+        <w:trPr>
+          <w:tblCellSpacing w:w="15" w:type="dxa"/>
+        </w:trPr>
+        <w:tc>
+          <w:tcPr>
+            <w:tcW w:w="0" w:type="auto"/>
+            <w:vAlign w:val="center"/>
+            <w:hideMark/>
+          </w:tcPr>
+          <w:p>
+            <w:r>
+              <w:t>周期类（周期位置、四分位偏移）</w:t>
+            </w:r>
+          </w:p>
+        </w:tc>
+        <w:tc>
+          <w:tcPr>
+            <w:tcW w:w="0" w:type="auto"/>
+            <w:vAlign w:val="center"/>
+            <w:hideMark/>
+          </w:tcPr>
+          <w:p>
+            <w:r>
+              <w:rPr>
+                <w:rFonts w:ascii="Segoe UI Emoji" w:hAnsi="Segoe UI Emoji" w:cs="Segoe UI Emoji"/>
+              </w:rPr>
+              <w:t>✅</w:t>
+            </w:r>
+            <w:r>
+              <w:t xml:space="preserve"> </w:t>
+            </w:r>
+            <w:proofErr w:type="spellStart"/>
+            <w:r>
+              <w:t>phase_diff</w:t>
+            </w:r>
+            <w:proofErr w:type="spellEnd"/>
+            <w:r>
+              <w:t xml:space="preserve"> × h</w:t>
+            </w:r>
+          </w:p>
+        </w:tc>
+      </w:tr>
+      <w:tr>
+        <w:trPr>
+          <w:tblCellSpacing w:w="15" w:type="dxa"/>
+        </w:trPr>
+        <w:tc>
+          <w:tcPr>
+            <w:tcW w:w="0" w:type="auto"/>
+            <w:vAlign w:val="center"/>
+            <w:hideMark/>
+          </w:tcPr>
+          <w:p>
+            <w:r>
+              <w:t>时间类（小时、分钟）</w:t>
+            </w:r>
+          </w:p>
+        </w:tc>
+        <w:tc>
+          <w:tcPr>
+            <w:tcW w:w="0" w:type="auto"/>
+            <w:vAlign w:val="center"/>
+            <w:hideMark/>
+          </w:tcPr>
+          <w:p>
+            <w:r>
+              <w:t>一般不加（已是静态特征）</w:t>
+            </w:r>
+          </w:p>
+        </w:tc>
+      </w:tr>
+      <w:tr>
+        <w:trPr>
+          <w:tblCellSpacing w:w="15" w:type="dxa"/>
+        </w:trPr>
+        <w:tc>
+          <w:tcPr>
+            <w:tcW w:w="0" w:type="auto"/>
+            <w:vAlign w:val="center"/>
+            <w:hideMark/>
+          </w:tcPr>
+          <w:p>
+            <w:r>
+              <w:t>指数平滑特征</w:t>
+            </w:r>
+          </w:p>
+        </w:tc>
+        <w:tc>
+          <w:tcPr>
+            <w:tcW w:w="0" w:type="auto"/>
+            <w:vAlign w:val="center"/>
+            <w:hideMark/>
+          </w:tcPr>
+          <w:p>
+            <w:r>
+              <w:t>试试 ×log(h)，较为自然</w:t>
+            </w:r>
+          </w:p>
+        </w:tc>
+      </w:tr>
+    </w:tbl>
+    <w:p>
+      <w:r>
+        <w:pict w14:anchorId="42A6ADD1">
+          <v:rect id="_x0000_i1212" style="width:0;height:1.5pt" o:hralign="center" o:hrstd="t" o:hr="t" fillcolor="#a0a0a0" stroked="f"/>
+        </w:pict>
+      </w:r>
+    </w:p>
+    <w:p>
+      <w:pPr>
+        <w:rPr>
+          <w:b/>
+          <w:bCs/>
+        </w:rPr>
+      </w:pPr>
+      <w:r>
+        <w:rPr>
+          <w:rFonts w:ascii="Segoe UI Emoji" w:hAnsi="Segoe UI Emoji" w:cs="Segoe UI Emoji"/>
+          <w:b/>
+          <w:bCs/>
+        </w:rPr>
+        <w:t>✅</w:t>
+      </w:r>
+      <w:r>
+        <w:rPr>
+          <w:b/>
+          <w:bCs/>
+        </w:rPr>
+        <w:t xml:space="preserve"> 经验法则</w:t>
+      </w:r>
+    </w:p>
+    <w:tbl>
+      <w:tblPr>
+        <w:tblW w:w="0" w:type="auto"/>
+        <w:tblCellSpacing w:w="15" w:type="dxa"/>
+        <w:tblCellMar>
+          <w:top w:w="15" w:type="dxa"/>
+          <w:left w:w="15" w:type="dxa"/>
+          <w:bottom w:w="15" w:type="dxa"/>
+          <w:right w:w="15" w:type="dxa"/>
+        </w:tblCellMar>
+        <w:tblLook w:val="04A0" w:firstRow="1" w:lastRow="0" w:firstColumn="1" w:lastColumn="0" w:noHBand="0" w:noVBand="1"/>
+      </w:tblPr>
+      <w:tblGrid>
+        <w:gridCol w:w="2451"/>
+        <w:gridCol w:w="2554"/>
+        <w:gridCol w:w="495"/>
+      </w:tblGrid>
+      <w:tr>
+        <w:trPr>
+          <w:tblHeader/>
+          <w:tblCellSpacing w:w="15" w:type="dxa"/>
+        </w:trPr>
+        <w:tc>
+          <w:tcPr>
+            <w:tcW w:w="0" w:type="auto"/>
+            <w:vAlign w:val="center"/>
+            <w:hideMark/>
+          </w:tcPr>
+          <w:p>
+            <w:pPr>
+              <w:rPr>
+                <w:b/>
+                <w:bCs/>
+              </w:rPr>
+            </w:pPr>
+            <w:r>
+              <w:rPr>
+                <w:b/>
+                <w:bCs/>
+              </w:rPr>
+              <w:t>做法</w:t>
+            </w:r>
+          </w:p>
+        </w:tc>
+        <w:tc>
+          <w:tcPr>
+            <w:tcW w:w="0" w:type="auto"/>
+            <w:vAlign w:val="center"/>
+            <w:hideMark/>
+          </w:tcPr>
+          <w:p>
+            <w:pPr>
+              <w:rPr>
+                <w:b/>
+                <w:bCs/>
+              </w:rPr>
+            </w:pPr>
+            <w:r>
+              <w:rPr>
+                <w:b/>
+                <w:bCs/>
+              </w:rPr>
+              <w:t>是否推荐</w:t>
+            </w:r>
+          </w:p>
+        </w:tc>
+        <w:tc>
+          <w:tcPr>
+            <w:tcW w:w="0" w:type="auto"/>
+            <w:vAlign w:val="center"/>
+            <w:hideMark/>
+          </w:tcPr>
+          <w:p>
+            <w:pPr>
+              <w:rPr>
+                <w:b/>
+                <w:bCs/>
+              </w:rPr>
+            </w:pPr>
+            <w:r>
+              <w:rPr>
+                <w:b/>
+                <w:bCs/>
+              </w:rPr>
+              <w:t>原因</w:t>
+            </w:r>
+          </w:p>
+        </w:tc>
+      </w:tr>
+      <w:tr>
+        <w:trPr>
+          <w:tblCellSpacing w:w="15" w:type="dxa"/>
+        </w:trPr>
+        <w:tc>
+          <w:tcPr>
+            <w:tcW w:w="0" w:type="auto"/>
+            <w:vAlign w:val="center"/>
+            <w:hideMark/>
+          </w:tcPr>
+          <w:p>
+            <w:r>
+              <w:t>只用 h 的 One-hot 编码</w:t>
+            </w:r>
+          </w:p>
+        </w:tc>
+        <w:tc>
+          <w:tcPr>
+            <w:tcW w:w="0" w:type="auto"/>
+            <w:vAlign w:val="center"/>
+            <w:hideMark/>
+          </w:tcPr>
+          <w:p>
+            <w:r>
+              <w:rPr>
+                <w:rFonts w:ascii="Segoe UI Emoji" w:hAnsi="Segoe UI Emoji" w:cs="Segoe UI Emoji"/>
+              </w:rPr>
+              <w:t>✅</w:t>
+            </w:r>
+            <w:r>
+              <w:t xml:space="preserve"> 可以作为基础</w:t>
+            </w:r>
+          </w:p>
+        </w:tc>
+        <w:tc>
+          <w:tcPr>
+            <w:tcW w:w="0" w:type="auto"/>
+            <w:vAlign w:val="center"/>
+            <w:hideMark/>
+          </w:tcPr>
+          <w:p/>
+        </w:tc>
+      </w:tr>
+      <w:tr>
+        <w:trPr>
+          <w:tblCellSpacing w:w="15" w:type="dxa"/>
+        </w:trPr>
+        <w:tc>
+          <w:tcPr>
+            <w:tcW w:w="0" w:type="auto"/>
+            <w:vAlign w:val="center"/>
+            <w:hideMark/>
+          </w:tcPr>
+          <w:p>
+            <w:r>
+              <w:t>加入 特征 × h</w:t>
+            </w:r>
+          </w:p>
+        </w:tc>
+        <w:tc>
+          <w:tcPr>
+            <w:tcW w:w="0" w:type="auto"/>
+            <w:vAlign w:val="center"/>
+            <w:hideMark/>
+          </w:tcPr>
+          <w:p>
+            <w:r>
+              <w:rPr>
+                <w:rFonts w:ascii="Segoe UI Emoji" w:hAnsi="Segoe UI Emoji" w:cs="Segoe UI Emoji"/>
+              </w:rPr>
+              <w:t>✅</w:t>
+            </w:r>
+            <w:r>
+              <w:t xml:space="preserve"> 推荐，增强动态表达</w:t>
+            </w:r>
+          </w:p>
+        </w:tc>
+        <w:tc>
+          <w:tcPr>
+            <w:tcW w:w="0" w:type="auto"/>
+            <w:vAlign w:val="center"/>
+            <w:hideMark/>
+          </w:tcPr>
+          <w:p/>
+        </w:tc>
+      </w:tr>
+      <w:tr>
+        <w:trPr>
+          <w:tblCellSpacing w:w="15" w:type="dxa"/>
+        </w:trPr>
+        <w:tc>
+          <w:tcPr>
+            <w:tcW w:w="0" w:type="auto"/>
+            <w:vAlign w:val="center"/>
+            <w:hideMark/>
+          </w:tcPr>
+          <w:p>
+            <w:r>
+              <w:t>加入 特征 ÷ h</w:t>
+            </w:r>
+          </w:p>
+        </w:tc>
+        <w:tc>
+          <w:tcPr>
+            <w:tcW w:w="0" w:type="auto"/>
+            <w:vAlign w:val="center"/>
+            <w:hideMark/>
+          </w:tcPr>
+          <w:p>
+            <w:r>
+              <w:rPr>
+                <w:rFonts w:ascii="Segoe UI Emoji" w:hAnsi="Segoe UI Emoji" w:cs="Segoe UI Emoji"/>
+              </w:rPr>
+              <w:t>✅</w:t>
+            </w:r>
+            <w:r>
+              <w:t xml:space="preserve"> 推荐，表达衰减关系</w:t>
+            </w:r>
+          </w:p>
+        </w:tc>
+        <w:tc>
+          <w:tcPr>
+            <w:tcW w:w="0" w:type="auto"/>
+            <w:vAlign w:val="center"/>
+            <w:hideMark/>
+          </w:tcPr>
+          <w:p/>
+        </w:tc>
+      </w:tr>
+      <w:tr>
+        <w:trPr>
+          <w:tblCellSpacing w:w="15" w:type="dxa"/>
+        </w:trPr>
+        <w:tc>
+          <w:tcPr>
+            <w:tcW w:w="0" w:type="auto"/>
+            <w:vAlign w:val="center"/>
+            <w:hideMark/>
+          </w:tcPr>
+          <w:p>
+            <w:r>
+              <w:t>同时加入 ×h 和 ÷h</w:t>
+            </w:r>
+          </w:p>
+        </w:tc>
+        <w:tc>
+          <w:tcPr>
+            <w:tcW w:w="0" w:type="auto"/>
+            <w:vAlign w:val="center"/>
+            <w:hideMark/>
+          </w:tcPr>
+          <w:p>
+            <w:r>
+              <w:rPr>
+                <w:rFonts w:ascii="Segoe UI Emoji" w:hAnsi="Segoe UI Emoji" w:cs="Segoe UI Emoji"/>
+              </w:rPr>
+              <w:t>✅</w:t>
+            </w:r>
+            <w:r>
+              <w:t xml:space="preserve"> 建议，但控制特征总数</w:t>
+            </w:r>
+          </w:p>
+        </w:tc>
+        <w:tc>
+          <w:tcPr>
+            <w:tcW w:w="0" w:type="auto"/>
+            <w:vAlign w:val="center"/>
+            <w:hideMark/>
+          </w:tcPr>
+          <w:p/>
+        </w:tc>
+      </w:tr>
+      <w:tr>
+        <w:trPr>
+          <w:tblCellSpacing w:w="15" w:type="dxa"/>
+        </w:trPr>
+        <w:tc>
+          <w:tcPr>
+            <w:tcW w:w="0" w:type="auto"/>
+            <w:vAlign w:val="center"/>
+            <w:hideMark/>
+          </w:tcPr>
+          <w:p>
+            <w:r>
+              <w:t>加入 log(h) 交互</w:t>
+            </w:r>
+          </w:p>
+        </w:tc>
+        <w:tc>
+          <w:tcPr>
+            <w:tcW w:w="0" w:type="auto"/>
+            <w:vAlign w:val="center"/>
+            <w:hideMark/>
+          </w:tcPr>
+          <w:p>
+            <w:r>
+              <w:rPr>
+                <w:rFonts w:ascii="Segoe UI Emoji" w:hAnsi="Segoe UI Emoji" w:cs="Segoe UI Emoji"/>
+              </w:rPr>
+              <w:t>✅</w:t>
+            </w:r>
+            <w:r>
+              <w:t xml:space="preserve"> 可选，适合长序列</w:t>
+            </w:r>
+          </w:p>
+        </w:tc>
+        <w:tc>
+          <w:tcPr>
+            <w:tcW w:w="0" w:type="auto"/>
+            <w:vAlign w:val="center"/>
+            <w:hideMark/>
+          </w:tcPr>
+          <w:p/>
+        </w:tc>
+      </w:tr>
+    </w:tbl>
+    <w:p>
+      <w:r>
+        <w:pict w14:anchorId="0F66FEA0">
+          <v:rect id="_x0000_i1213" style="width:0;height:1.5pt" o:hralign="center" o:hrstd="t" o:hr="t" fillcolor="#a0a0a0" stroked="f"/>
+        </w:pict>
+      </w:r>
+    </w:p>
+    <w:p>
+      <w:pPr>
+        <w:rPr>
+          <w:b/>
+          <w:bCs/>
+        </w:rPr>
+      </w:pPr>
+      <w:r>
+        <w:rPr>
+          <w:rFonts w:ascii="Segoe UI Emoji" w:hAnsi="Segoe UI Emoji" w:cs="Segoe UI Emoji"/>
+          <w:b/>
+          <w:bCs/>
+        </w:rPr>
+        <w:t>✅</w:t>
+      </w:r>
+      <w:r>
+        <w:rPr>
+          <w:b/>
+          <w:bCs/>
+        </w:rPr>
+        <w:t xml:space="preserve"> 总结一句话：</w:t>
+      </w:r>
+    </w:p>
+    <w:p>
+      <w:r>
+        <w:rPr>
+          <w:b/>
+          <w:bCs/>
+        </w:rPr>
+        <w:t xml:space="preserve">One-hot </w:t>
+      </w:r>
+      <w:proofErr w:type="gramStart"/>
+      <w:r>
+        <w:rPr>
+          <w:b/>
+          <w:bCs/>
+        </w:rPr>
+        <w:t>编码让</w:t>
+      </w:r>
+      <w:proofErr w:type="gramEnd"/>
+      <w:r>
+        <w:rPr>
+          <w:b/>
+          <w:bCs/>
+        </w:rPr>
+        <w:t>模型知道“你在预测哪个步”，</w:t>
+      </w:r>
+      <w:r>
+        <w:rPr>
+          <w:b/>
+          <w:bCs/>
+        </w:rPr>
+        <w:br/>
+        <w:t>但“特征 × h”让模型知道“在这个步长上，这个特征有多重要”。</w:t>
+      </w:r>
+      <w:r>
+        <w:br/>
+        <w:t>加入这种非线性交互，是在不增加模型结构复杂度的情况下，大幅提升拟合能力的一种技巧。</w:t>
+      </w:r>
+    </w:p>
+    <w:p>
+      <w:r>
+        <w:pict w14:anchorId="7D42EF7A">
+          <v:rect id="_x0000_i1214" style="width:0;height:1.5pt" o:hralign="center" o:hrstd="t" o:hr="t" fillcolor="#a0a0a0" stroked="f"/>
+        </w:pict>
+      </w:r>
+    </w:p>
+    <w:p>
+      <w:r>
+        <w:t>如果你想，我可以直接为你写一个特征构造函数模板，支持：</w:t>
+      </w:r>
+    </w:p>
+    <w:p>
+      <w:pPr>
+        <w:numPr>
+          <w:ilvl w:val="0"/>
+          <w:numId w:val="44"/>
+        </w:numPr>
+      </w:pPr>
+      <w:r>
+        <w:t>自定义原始特征列表</w:t>
+      </w:r>
+    </w:p>
+    <w:p>
+      <w:pPr>
+        <w:numPr>
+          <w:ilvl w:val="0"/>
+          <w:numId w:val="44"/>
+        </w:numPr>
+      </w:pPr>
+      <w:r>
+        <w:t>自动生成 ×h, ÷h, ×log(h) 版本</w:t>
+      </w:r>
+    </w:p>
+    <w:p>
+      <w:pPr>
+        <w:numPr>
+          <w:ilvl w:val="0"/>
+          <w:numId w:val="44"/>
+        </w:numPr>
+      </w:pPr>
+      <w:r>
+        <w:t>控制是否标准化 / clip</w:t>
+      </w:r>
+    </w:p>
+    <w:p>
+      <w:r>
+        <w:lastRenderedPageBreak/>
+        <w:t>你想现在要这个工具函数吗？</w:t>
       </w:r>
     </w:p>
     <w:p>
@@ -21767,6 +26082,304 @@
     </w:lvl>
   </w:abstractNum>
   <w:abstractNum w:abstractNumId="12" w15:restartNumberingAfterBreak="0">
+    <w:nsid w:val="36B744A0"/>
+    <w:multiLevelType w:val="multilevel"/>
+    <w:tmpl w:val="E9785B70"/>
+    <w:lvl w:ilvl="0">
+      <w:start w:val="1"/>
+      <w:numFmt w:val="bullet"/>
+      <w:lvlText w:val=""/>
+      <w:lvlJc w:val="left"/>
+      <w:pPr>
+        <w:tabs>
+          <w:tab w:val="num" w:pos="720"/>
+        </w:tabs>
+        <w:ind w:left="720" w:hanging="360"/>
+      </w:pPr>
+      <w:rPr>
+        <w:rFonts w:ascii="Symbol" w:hAnsi="Symbol" w:hint="default"/>
+        <w:sz w:val="20"/>
+      </w:rPr>
+    </w:lvl>
+    <w:lvl w:ilvl="1" w:tentative="1">
+      <w:start w:val="1"/>
+      <w:numFmt w:val="bullet"/>
+      <w:lvlText w:val="o"/>
+      <w:lvlJc w:val="left"/>
+      <w:pPr>
+        <w:tabs>
+          <w:tab w:val="num" w:pos="1440"/>
+        </w:tabs>
+        <w:ind w:left="1440" w:hanging="360"/>
+      </w:pPr>
+      <w:rPr>
+        <w:rFonts w:ascii="Courier New" w:hAnsi="Courier New" w:hint="default"/>
+        <w:sz w:val="20"/>
+      </w:rPr>
+    </w:lvl>
+    <w:lvl w:ilvl="2" w:tentative="1">
+      <w:start w:val="1"/>
+      <w:numFmt w:val="bullet"/>
+      <w:lvlText w:val=""/>
+      <w:lvlJc w:val="left"/>
+      <w:pPr>
+        <w:tabs>
+          <w:tab w:val="num" w:pos="2160"/>
+        </w:tabs>
+        <w:ind w:left="2160" w:hanging="360"/>
+      </w:pPr>
+      <w:rPr>
+        <w:rFonts w:ascii="Wingdings" w:hAnsi="Wingdings" w:hint="default"/>
+        <w:sz w:val="20"/>
+      </w:rPr>
+    </w:lvl>
+    <w:lvl w:ilvl="3" w:tentative="1">
+      <w:start w:val="1"/>
+      <w:numFmt w:val="bullet"/>
+      <w:lvlText w:val=""/>
+      <w:lvlJc w:val="left"/>
+      <w:pPr>
+        <w:tabs>
+          <w:tab w:val="num" w:pos="2880"/>
+        </w:tabs>
+        <w:ind w:left="2880" w:hanging="360"/>
+      </w:pPr>
+      <w:rPr>
+        <w:rFonts w:ascii="Wingdings" w:hAnsi="Wingdings" w:hint="default"/>
+        <w:sz w:val="20"/>
+      </w:rPr>
+    </w:lvl>
+    <w:lvl w:ilvl="4" w:tentative="1">
+      <w:start w:val="1"/>
+      <w:numFmt w:val="bullet"/>
+      <w:lvlText w:val=""/>
+      <w:lvlJc w:val="left"/>
+      <w:pPr>
+        <w:tabs>
+          <w:tab w:val="num" w:pos="3600"/>
+        </w:tabs>
+        <w:ind w:left="3600" w:hanging="360"/>
+      </w:pPr>
+      <w:rPr>
+        <w:rFonts w:ascii="Wingdings" w:hAnsi="Wingdings" w:hint="default"/>
+        <w:sz w:val="20"/>
+      </w:rPr>
+    </w:lvl>
+    <w:lvl w:ilvl="5" w:tentative="1">
+      <w:start w:val="1"/>
+      <w:numFmt w:val="bullet"/>
+      <w:lvlText w:val=""/>
+      <w:lvlJc w:val="left"/>
+      <w:pPr>
+        <w:tabs>
+          <w:tab w:val="num" w:pos="4320"/>
+        </w:tabs>
+        <w:ind w:left="4320" w:hanging="360"/>
+      </w:pPr>
+      <w:rPr>
+        <w:rFonts w:ascii="Wingdings" w:hAnsi="Wingdings" w:hint="default"/>
+        <w:sz w:val="20"/>
+      </w:rPr>
+    </w:lvl>
+    <w:lvl w:ilvl="6" w:tentative="1">
+      <w:start w:val="1"/>
+      <w:numFmt w:val="bullet"/>
+      <w:lvlText w:val=""/>
+      <w:lvlJc w:val="left"/>
+      <w:pPr>
+        <w:tabs>
+          <w:tab w:val="num" w:pos="5040"/>
+        </w:tabs>
+        <w:ind w:left="5040" w:hanging="360"/>
+      </w:pPr>
+      <w:rPr>
+        <w:rFonts w:ascii="Wingdings" w:hAnsi="Wingdings" w:hint="default"/>
+        <w:sz w:val="20"/>
+      </w:rPr>
+    </w:lvl>
+    <w:lvl w:ilvl="7" w:tentative="1">
+      <w:start w:val="1"/>
+      <w:numFmt w:val="bullet"/>
+      <w:lvlText w:val=""/>
+      <w:lvlJc w:val="left"/>
+      <w:pPr>
+        <w:tabs>
+          <w:tab w:val="num" w:pos="5760"/>
+        </w:tabs>
+        <w:ind w:left="5760" w:hanging="360"/>
+      </w:pPr>
+      <w:rPr>
+        <w:rFonts w:ascii="Wingdings" w:hAnsi="Wingdings" w:hint="default"/>
+        <w:sz w:val="20"/>
+      </w:rPr>
+    </w:lvl>
+    <w:lvl w:ilvl="8" w:tentative="1">
+      <w:start w:val="1"/>
+      <w:numFmt w:val="bullet"/>
+      <w:lvlText w:val=""/>
+      <w:lvlJc w:val="left"/>
+      <w:pPr>
+        <w:tabs>
+          <w:tab w:val="num" w:pos="6480"/>
+        </w:tabs>
+        <w:ind w:left="6480" w:hanging="360"/>
+      </w:pPr>
+      <w:rPr>
+        <w:rFonts w:ascii="Wingdings" w:hAnsi="Wingdings" w:hint="default"/>
+        <w:sz w:val="20"/>
+      </w:rPr>
+    </w:lvl>
+  </w:abstractNum>
+  <w:abstractNum w:abstractNumId="13" w15:restartNumberingAfterBreak="0">
+    <w:nsid w:val="384F694B"/>
+    <w:multiLevelType w:val="multilevel"/>
+    <w:tmpl w:val="6592FB78"/>
+    <w:lvl w:ilvl="0">
+      <w:start w:val="1"/>
+      <w:numFmt w:val="bullet"/>
+      <w:lvlText w:val=""/>
+      <w:lvlJc w:val="left"/>
+      <w:pPr>
+        <w:tabs>
+          <w:tab w:val="num" w:pos="720"/>
+        </w:tabs>
+        <w:ind w:left="720" w:hanging="360"/>
+      </w:pPr>
+      <w:rPr>
+        <w:rFonts w:ascii="Symbol" w:hAnsi="Symbol" w:hint="default"/>
+        <w:sz w:val="20"/>
+      </w:rPr>
+    </w:lvl>
+    <w:lvl w:ilvl="1" w:tentative="1">
+      <w:start w:val="1"/>
+      <w:numFmt w:val="bullet"/>
+      <w:lvlText w:val="o"/>
+      <w:lvlJc w:val="left"/>
+      <w:pPr>
+        <w:tabs>
+          <w:tab w:val="num" w:pos="1440"/>
+        </w:tabs>
+        <w:ind w:left="1440" w:hanging="360"/>
+      </w:pPr>
+      <w:rPr>
+        <w:rFonts w:ascii="Courier New" w:hAnsi="Courier New" w:hint="default"/>
+        <w:sz w:val="20"/>
+      </w:rPr>
+    </w:lvl>
+    <w:lvl w:ilvl="2" w:tentative="1">
+      <w:start w:val="1"/>
+      <w:numFmt w:val="bullet"/>
+      <w:lvlText w:val=""/>
+      <w:lvlJc w:val="left"/>
+      <w:pPr>
+        <w:tabs>
+          <w:tab w:val="num" w:pos="2160"/>
+        </w:tabs>
+        <w:ind w:left="2160" w:hanging="360"/>
+      </w:pPr>
+      <w:rPr>
+        <w:rFonts w:ascii="Wingdings" w:hAnsi="Wingdings" w:hint="default"/>
+        <w:sz w:val="20"/>
+      </w:rPr>
+    </w:lvl>
+    <w:lvl w:ilvl="3" w:tentative="1">
+      <w:start w:val="1"/>
+      <w:numFmt w:val="bullet"/>
+      <w:lvlText w:val=""/>
+      <w:lvlJc w:val="left"/>
+      <w:pPr>
+        <w:tabs>
+          <w:tab w:val="num" w:pos="2880"/>
+        </w:tabs>
+        <w:ind w:left="2880" w:hanging="360"/>
+      </w:pPr>
+      <w:rPr>
+        <w:rFonts w:ascii="Wingdings" w:hAnsi="Wingdings" w:hint="default"/>
+        <w:sz w:val="20"/>
+      </w:rPr>
+    </w:lvl>
+    <w:lvl w:ilvl="4" w:tentative="1">
+      <w:start w:val="1"/>
+      <w:numFmt w:val="bullet"/>
+      <w:lvlText w:val=""/>
+      <w:lvlJc w:val="left"/>
+      <w:pPr>
+        <w:tabs>
+          <w:tab w:val="num" w:pos="3600"/>
+        </w:tabs>
+        <w:ind w:left="3600" w:hanging="360"/>
+      </w:pPr>
+      <w:rPr>
+        <w:rFonts w:ascii="Wingdings" w:hAnsi="Wingdings" w:hint="default"/>
+        <w:sz w:val="20"/>
+      </w:rPr>
+    </w:lvl>
+    <w:lvl w:ilvl="5" w:tentative="1">
+      <w:start w:val="1"/>
+      <w:numFmt w:val="bullet"/>
+      <w:lvlText w:val=""/>
+      <w:lvlJc w:val="left"/>
+      <w:pPr>
+        <w:tabs>
+          <w:tab w:val="num" w:pos="4320"/>
+        </w:tabs>
+        <w:ind w:left="4320" w:hanging="360"/>
+      </w:pPr>
+      <w:rPr>
+        <w:rFonts w:ascii="Wingdings" w:hAnsi="Wingdings" w:hint="default"/>
+        <w:sz w:val="20"/>
+      </w:rPr>
+    </w:lvl>
+    <w:lvl w:ilvl="6" w:tentative="1">
+      <w:start w:val="1"/>
+      <w:numFmt w:val="bullet"/>
+      <w:lvlText w:val=""/>
+      <w:lvlJc w:val="left"/>
+      <w:pPr>
+        <w:tabs>
+          <w:tab w:val="num" w:pos="5040"/>
+        </w:tabs>
+        <w:ind w:left="5040" w:hanging="360"/>
+      </w:pPr>
+      <w:rPr>
+        <w:rFonts w:ascii="Wingdings" w:hAnsi="Wingdings" w:hint="default"/>
+        <w:sz w:val="20"/>
+      </w:rPr>
+    </w:lvl>
+    <w:lvl w:ilvl="7" w:tentative="1">
+      <w:start w:val="1"/>
+      <w:numFmt w:val="bullet"/>
+      <w:lvlText w:val=""/>
+      <w:lvlJc w:val="left"/>
+      <w:pPr>
+        <w:tabs>
+          <w:tab w:val="num" w:pos="5760"/>
+        </w:tabs>
+        <w:ind w:left="5760" w:hanging="360"/>
+      </w:pPr>
+      <w:rPr>
+        <w:rFonts w:ascii="Wingdings" w:hAnsi="Wingdings" w:hint="default"/>
+        <w:sz w:val="20"/>
+      </w:rPr>
+    </w:lvl>
+    <w:lvl w:ilvl="8" w:tentative="1">
+      <w:start w:val="1"/>
+      <w:numFmt w:val="bullet"/>
+      <w:lvlText w:val=""/>
+      <w:lvlJc w:val="left"/>
+      <w:pPr>
+        <w:tabs>
+          <w:tab w:val="num" w:pos="6480"/>
+        </w:tabs>
+        <w:ind w:left="6480" w:hanging="360"/>
+      </w:pPr>
+      <w:rPr>
+        <w:rFonts w:ascii="Wingdings" w:hAnsi="Wingdings" w:hint="default"/>
+        <w:sz w:val="20"/>
+      </w:rPr>
+    </w:lvl>
+  </w:abstractNum>
+  <w:abstractNum w:abstractNumId="14" w15:restartNumberingAfterBreak="0">
     <w:nsid w:val="391F0804"/>
     <w:multiLevelType w:val="multilevel"/>
     <w:tmpl w:val="83D4FAC2"/>
@@ -21915,7 +26528,7 @@
       </w:rPr>
     </w:lvl>
   </w:abstractNum>
-  <w:abstractNum w:abstractNumId="13" w15:restartNumberingAfterBreak="0">
+  <w:abstractNum w:abstractNumId="15" w15:restartNumberingAfterBreak="0">
     <w:nsid w:val="41A22C6D"/>
     <w:multiLevelType w:val="multilevel"/>
     <w:tmpl w:val="00C62CDA"/>
@@ -22064,7 +26677,305 @@
       </w:rPr>
     </w:lvl>
   </w:abstractNum>
-  <w:abstractNum w:abstractNumId="14" w15:restartNumberingAfterBreak="0">
+  <w:abstractNum w:abstractNumId="16" w15:restartNumberingAfterBreak="0">
+    <w:nsid w:val="46F90AB4"/>
+    <w:multiLevelType w:val="multilevel"/>
+    <w:tmpl w:val="A3B0324C"/>
+    <w:lvl w:ilvl="0">
+      <w:start w:val="1"/>
+      <w:numFmt w:val="bullet"/>
+      <w:lvlText w:val=""/>
+      <w:lvlJc w:val="left"/>
+      <w:pPr>
+        <w:tabs>
+          <w:tab w:val="num" w:pos="720"/>
+        </w:tabs>
+        <w:ind w:left="720" w:hanging="360"/>
+      </w:pPr>
+      <w:rPr>
+        <w:rFonts w:ascii="Symbol" w:hAnsi="Symbol" w:hint="default"/>
+        <w:sz w:val="20"/>
+      </w:rPr>
+    </w:lvl>
+    <w:lvl w:ilvl="1" w:tentative="1">
+      <w:start w:val="1"/>
+      <w:numFmt w:val="bullet"/>
+      <w:lvlText w:val="o"/>
+      <w:lvlJc w:val="left"/>
+      <w:pPr>
+        <w:tabs>
+          <w:tab w:val="num" w:pos="1440"/>
+        </w:tabs>
+        <w:ind w:left="1440" w:hanging="360"/>
+      </w:pPr>
+      <w:rPr>
+        <w:rFonts w:ascii="Courier New" w:hAnsi="Courier New" w:hint="default"/>
+        <w:sz w:val="20"/>
+      </w:rPr>
+    </w:lvl>
+    <w:lvl w:ilvl="2" w:tentative="1">
+      <w:start w:val="1"/>
+      <w:numFmt w:val="bullet"/>
+      <w:lvlText w:val=""/>
+      <w:lvlJc w:val="left"/>
+      <w:pPr>
+        <w:tabs>
+          <w:tab w:val="num" w:pos="2160"/>
+        </w:tabs>
+        <w:ind w:left="2160" w:hanging="360"/>
+      </w:pPr>
+      <w:rPr>
+        <w:rFonts w:ascii="Wingdings" w:hAnsi="Wingdings" w:hint="default"/>
+        <w:sz w:val="20"/>
+      </w:rPr>
+    </w:lvl>
+    <w:lvl w:ilvl="3" w:tentative="1">
+      <w:start w:val="1"/>
+      <w:numFmt w:val="bullet"/>
+      <w:lvlText w:val=""/>
+      <w:lvlJc w:val="left"/>
+      <w:pPr>
+        <w:tabs>
+          <w:tab w:val="num" w:pos="2880"/>
+        </w:tabs>
+        <w:ind w:left="2880" w:hanging="360"/>
+      </w:pPr>
+      <w:rPr>
+        <w:rFonts w:ascii="Wingdings" w:hAnsi="Wingdings" w:hint="default"/>
+        <w:sz w:val="20"/>
+      </w:rPr>
+    </w:lvl>
+    <w:lvl w:ilvl="4" w:tentative="1">
+      <w:start w:val="1"/>
+      <w:numFmt w:val="bullet"/>
+      <w:lvlText w:val=""/>
+      <w:lvlJc w:val="left"/>
+      <w:pPr>
+        <w:tabs>
+          <w:tab w:val="num" w:pos="3600"/>
+        </w:tabs>
+        <w:ind w:left="3600" w:hanging="360"/>
+      </w:pPr>
+      <w:rPr>
+        <w:rFonts w:ascii="Wingdings" w:hAnsi="Wingdings" w:hint="default"/>
+        <w:sz w:val="20"/>
+      </w:rPr>
+    </w:lvl>
+    <w:lvl w:ilvl="5" w:tentative="1">
+      <w:start w:val="1"/>
+      <w:numFmt w:val="bullet"/>
+      <w:lvlText w:val=""/>
+      <w:lvlJc w:val="left"/>
+      <w:pPr>
+        <w:tabs>
+          <w:tab w:val="num" w:pos="4320"/>
+        </w:tabs>
+        <w:ind w:left="4320" w:hanging="360"/>
+      </w:pPr>
+      <w:rPr>
+        <w:rFonts w:ascii="Wingdings" w:hAnsi="Wingdings" w:hint="default"/>
+        <w:sz w:val="20"/>
+      </w:rPr>
+    </w:lvl>
+    <w:lvl w:ilvl="6" w:tentative="1">
+      <w:start w:val="1"/>
+      <w:numFmt w:val="bullet"/>
+      <w:lvlText w:val=""/>
+      <w:lvlJc w:val="left"/>
+      <w:pPr>
+        <w:tabs>
+          <w:tab w:val="num" w:pos="5040"/>
+        </w:tabs>
+        <w:ind w:left="5040" w:hanging="360"/>
+      </w:pPr>
+      <w:rPr>
+        <w:rFonts w:ascii="Wingdings" w:hAnsi="Wingdings" w:hint="default"/>
+        <w:sz w:val="20"/>
+      </w:rPr>
+    </w:lvl>
+    <w:lvl w:ilvl="7" w:tentative="1">
+      <w:start w:val="1"/>
+      <w:numFmt w:val="bullet"/>
+      <w:lvlText w:val=""/>
+      <w:lvlJc w:val="left"/>
+      <w:pPr>
+        <w:tabs>
+          <w:tab w:val="num" w:pos="5760"/>
+        </w:tabs>
+        <w:ind w:left="5760" w:hanging="360"/>
+      </w:pPr>
+      <w:rPr>
+        <w:rFonts w:ascii="Wingdings" w:hAnsi="Wingdings" w:hint="default"/>
+        <w:sz w:val="20"/>
+      </w:rPr>
+    </w:lvl>
+    <w:lvl w:ilvl="8" w:tentative="1">
+      <w:start w:val="1"/>
+      <w:numFmt w:val="bullet"/>
+      <w:lvlText w:val=""/>
+      <w:lvlJc w:val="left"/>
+      <w:pPr>
+        <w:tabs>
+          <w:tab w:val="num" w:pos="6480"/>
+        </w:tabs>
+        <w:ind w:left="6480" w:hanging="360"/>
+      </w:pPr>
+      <w:rPr>
+        <w:rFonts w:ascii="Wingdings" w:hAnsi="Wingdings" w:hint="default"/>
+        <w:sz w:val="20"/>
+      </w:rPr>
+    </w:lvl>
+  </w:abstractNum>
+  <w:abstractNum w:abstractNumId="17" w15:restartNumberingAfterBreak="0">
+    <w:nsid w:val="46FA2DC8"/>
+    <w:multiLevelType w:val="multilevel"/>
+    <w:tmpl w:val="01B24FC6"/>
+    <w:lvl w:ilvl="0">
+      <w:start w:val="1"/>
+      <w:numFmt w:val="bullet"/>
+      <w:lvlText w:val=""/>
+      <w:lvlJc w:val="left"/>
+      <w:pPr>
+        <w:tabs>
+          <w:tab w:val="num" w:pos="720"/>
+        </w:tabs>
+        <w:ind w:left="720" w:hanging="360"/>
+      </w:pPr>
+      <w:rPr>
+        <w:rFonts w:ascii="Symbol" w:hAnsi="Symbol" w:hint="default"/>
+        <w:sz w:val="20"/>
+      </w:rPr>
+    </w:lvl>
+    <w:lvl w:ilvl="1" w:tentative="1">
+      <w:start w:val="1"/>
+      <w:numFmt w:val="bullet"/>
+      <w:lvlText w:val="o"/>
+      <w:lvlJc w:val="left"/>
+      <w:pPr>
+        <w:tabs>
+          <w:tab w:val="num" w:pos="1440"/>
+        </w:tabs>
+        <w:ind w:left="1440" w:hanging="360"/>
+      </w:pPr>
+      <w:rPr>
+        <w:rFonts w:ascii="Courier New" w:hAnsi="Courier New" w:hint="default"/>
+        <w:sz w:val="20"/>
+      </w:rPr>
+    </w:lvl>
+    <w:lvl w:ilvl="2" w:tentative="1">
+      <w:start w:val="1"/>
+      <w:numFmt w:val="bullet"/>
+      <w:lvlText w:val=""/>
+      <w:lvlJc w:val="left"/>
+      <w:pPr>
+        <w:tabs>
+          <w:tab w:val="num" w:pos="2160"/>
+        </w:tabs>
+        <w:ind w:left="2160" w:hanging="360"/>
+      </w:pPr>
+      <w:rPr>
+        <w:rFonts w:ascii="Wingdings" w:hAnsi="Wingdings" w:hint="default"/>
+        <w:sz w:val="20"/>
+      </w:rPr>
+    </w:lvl>
+    <w:lvl w:ilvl="3" w:tentative="1">
+      <w:start w:val="1"/>
+      <w:numFmt w:val="bullet"/>
+      <w:lvlText w:val=""/>
+      <w:lvlJc w:val="left"/>
+      <w:pPr>
+        <w:tabs>
+          <w:tab w:val="num" w:pos="2880"/>
+        </w:tabs>
+        <w:ind w:left="2880" w:hanging="360"/>
+      </w:pPr>
+      <w:rPr>
+        <w:rFonts w:ascii="Wingdings" w:hAnsi="Wingdings" w:hint="default"/>
+        <w:sz w:val="20"/>
+      </w:rPr>
+    </w:lvl>
+    <w:lvl w:ilvl="4" w:tentative="1">
+      <w:start w:val="1"/>
+      <w:numFmt w:val="bullet"/>
+      <w:lvlText w:val=""/>
+      <w:lvlJc w:val="left"/>
+      <w:pPr>
+        <w:tabs>
+          <w:tab w:val="num" w:pos="3600"/>
+        </w:tabs>
+        <w:ind w:left="3600" w:hanging="360"/>
+      </w:pPr>
+      <w:rPr>
+        <w:rFonts w:ascii="Wingdings" w:hAnsi="Wingdings" w:hint="default"/>
+        <w:sz w:val="20"/>
+      </w:rPr>
+    </w:lvl>
+    <w:lvl w:ilvl="5" w:tentative="1">
+      <w:start w:val="1"/>
+      <w:numFmt w:val="bullet"/>
+      <w:lvlText w:val=""/>
+      <w:lvlJc w:val="left"/>
+      <w:pPr>
+        <w:tabs>
+          <w:tab w:val="num" w:pos="4320"/>
+        </w:tabs>
+        <w:ind w:left="4320" w:hanging="360"/>
+      </w:pPr>
+      <w:rPr>
+        <w:rFonts w:ascii="Wingdings" w:hAnsi="Wingdings" w:hint="default"/>
+        <w:sz w:val="20"/>
+      </w:rPr>
+    </w:lvl>
+    <w:lvl w:ilvl="6" w:tentative="1">
+      <w:start w:val="1"/>
+      <w:numFmt w:val="bullet"/>
+      <w:lvlText w:val=""/>
+      <w:lvlJc w:val="left"/>
+      <w:pPr>
+        <w:tabs>
+          <w:tab w:val="num" w:pos="5040"/>
+        </w:tabs>
+        <w:ind w:left="5040" w:hanging="360"/>
+      </w:pPr>
+      <w:rPr>
+        <w:rFonts w:ascii="Wingdings" w:hAnsi="Wingdings" w:hint="default"/>
+        <w:sz w:val="20"/>
+      </w:rPr>
+    </w:lvl>
+    <w:lvl w:ilvl="7" w:tentative="1">
+      <w:start w:val="1"/>
+      <w:numFmt w:val="bullet"/>
+      <w:lvlText w:val=""/>
+      <w:lvlJc w:val="left"/>
+      <w:pPr>
+        <w:tabs>
+          <w:tab w:val="num" w:pos="5760"/>
+        </w:tabs>
+        <w:ind w:left="5760" w:hanging="360"/>
+      </w:pPr>
+      <w:rPr>
+        <w:rFonts w:ascii="Wingdings" w:hAnsi="Wingdings" w:hint="default"/>
+        <w:sz w:val="20"/>
+      </w:rPr>
+    </w:lvl>
+    <w:lvl w:ilvl="8" w:tentative="1">
+      <w:start w:val="1"/>
+      <w:numFmt w:val="bullet"/>
+      <w:lvlText w:val=""/>
+      <w:lvlJc w:val="left"/>
+      <w:pPr>
+        <w:tabs>
+          <w:tab w:val="num" w:pos="6480"/>
+        </w:tabs>
+        <w:ind w:left="6480" w:hanging="360"/>
+      </w:pPr>
+      <w:rPr>
+        <w:rFonts w:ascii="Wingdings" w:hAnsi="Wingdings" w:hint="default"/>
+        <w:sz w:val="20"/>
+      </w:rPr>
+    </w:lvl>
+  </w:abstractNum>
+  <w:abstractNum w:abstractNumId="18" w15:restartNumberingAfterBreak="0">
     <w:nsid w:val="49A75433"/>
     <w:multiLevelType w:val="multilevel"/>
     <w:tmpl w:val="D7ECFE0A"/>
@@ -22213,7 +27124,7 @@
       </w:rPr>
     </w:lvl>
   </w:abstractNum>
-  <w:abstractNum w:abstractNumId="15" w15:restartNumberingAfterBreak="0">
+  <w:abstractNum w:abstractNumId="19" w15:restartNumberingAfterBreak="0">
     <w:nsid w:val="4AA43FE0"/>
     <w:multiLevelType w:val="multilevel"/>
     <w:tmpl w:val="70D89956"/>
@@ -22362,7 +27273,7 @@
       </w:rPr>
     </w:lvl>
   </w:abstractNum>
-  <w:abstractNum w:abstractNumId="16" w15:restartNumberingAfterBreak="0">
+  <w:abstractNum w:abstractNumId="20" w15:restartNumberingAfterBreak="0">
     <w:nsid w:val="4B8F6685"/>
     <w:multiLevelType w:val="multilevel"/>
     <w:tmpl w:val="8F066ED0"/>
@@ -22511,7 +27422,7 @@
       </w:rPr>
     </w:lvl>
   </w:abstractNum>
-  <w:abstractNum w:abstractNumId="17" w15:restartNumberingAfterBreak="0">
+  <w:abstractNum w:abstractNumId="21" w15:restartNumberingAfterBreak="0">
     <w:nsid w:val="4C923277"/>
     <w:multiLevelType w:val="multilevel"/>
     <w:tmpl w:val="8CC4D794"/>
@@ -22660,7 +27571,305 @@
       </w:rPr>
     </w:lvl>
   </w:abstractNum>
-  <w:abstractNum w:abstractNumId="18" w15:restartNumberingAfterBreak="0">
+  <w:abstractNum w:abstractNumId="22" w15:restartNumberingAfterBreak="0">
+    <w:nsid w:val="4EFF54FB"/>
+    <w:multiLevelType w:val="multilevel"/>
+    <w:tmpl w:val="EAD2369E"/>
+    <w:lvl w:ilvl="0">
+      <w:start w:val="1"/>
+      <w:numFmt w:val="bullet"/>
+      <w:lvlText w:val=""/>
+      <w:lvlJc w:val="left"/>
+      <w:pPr>
+        <w:tabs>
+          <w:tab w:val="num" w:pos="720"/>
+        </w:tabs>
+        <w:ind w:left="720" w:hanging="360"/>
+      </w:pPr>
+      <w:rPr>
+        <w:rFonts w:ascii="Symbol" w:hAnsi="Symbol" w:hint="default"/>
+        <w:sz w:val="20"/>
+      </w:rPr>
+    </w:lvl>
+    <w:lvl w:ilvl="1" w:tentative="1">
+      <w:start w:val="1"/>
+      <w:numFmt w:val="bullet"/>
+      <w:lvlText w:val="o"/>
+      <w:lvlJc w:val="left"/>
+      <w:pPr>
+        <w:tabs>
+          <w:tab w:val="num" w:pos="1440"/>
+        </w:tabs>
+        <w:ind w:left="1440" w:hanging="360"/>
+      </w:pPr>
+      <w:rPr>
+        <w:rFonts w:ascii="Courier New" w:hAnsi="Courier New" w:hint="default"/>
+        <w:sz w:val="20"/>
+      </w:rPr>
+    </w:lvl>
+    <w:lvl w:ilvl="2" w:tentative="1">
+      <w:start w:val="1"/>
+      <w:numFmt w:val="bullet"/>
+      <w:lvlText w:val=""/>
+      <w:lvlJc w:val="left"/>
+      <w:pPr>
+        <w:tabs>
+          <w:tab w:val="num" w:pos="2160"/>
+        </w:tabs>
+        <w:ind w:left="2160" w:hanging="360"/>
+      </w:pPr>
+      <w:rPr>
+        <w:rFonts w:ascii="Wingdings" w:hAnsi="Wingdings" w:hint="default"/>
+        <w:sz w:val="20"/>
+      </w:rPr>
+    </w:lvl>
+    <w:lvl w:ilvl="3" w:tentative="1">
+      <w:start w:val="1"/>
+      <w:numFmt w:val="bullet"/>
+      <w:lvlText w:val=""/>
+      <w:lvlJc w:val="left"/>
+      <w:pPr>
+        <w:tabs>
+          <w:tab w:val="num" w:pos="2880"/>
+        </w:tabs>
+        <w:ind w:left="2880" w:hanging="360"/>
+      </w:pPr>
+      <w:rPr>
+        <w:rFonts w:ascii="Wingdings" w:hAnsi="Wingdings" w:hint="default"/>
+        <w:sz w:val="20"/>
+      </w:rPr>
+    </w:lvl>
+    <w:lvl w:ilvl="4" w:tentative="1">
+      <w:start w:val="1"/>
+      <w:numFmt w:val="bullet"/>
+      <w:lvlText w:val=""/>
+      <w:lvlJc w:val="left"/>
+      <w:pPr>
+        <w:tabs>
+          <w:tab w:val="num" w:pos="3600"/>
+        </w:tabs>
+        <w:ind w:left="3600" w:hanging="360"/>
+      </w:pPr>
+      <w:rPr>
+        <w:rFonts w:ascii="Wingdings" w:hAnsi="Wingdings" w:hint="default"/>
+        <w:sz w:val="20"/>
+      </w:rPr>
+    </w:lvl>
+    <w:lvl w:ilvl="5" w:tentative="1">
+      <w:start w:val="1"/>
+      <w:numFmt w:val="bullet"/>
+      <w:lvlText w:val=""/>
+      <w:lvlJc w:val="left"/>
+      <w:pPr>
+        <w:tabs>
+          <w:tab w:val="num" w:pos="4320"/>
+        </w:tabs>
+        <w:ind w:left="4320" w:hanging="360"/>
+      </w:pPr>
+      <w:rPr>
+        <w:rFonts w:ascii="Wingdings" w:hAnsi="Wingdings" w:hint="default"/>
+        <w:sz w:val="20"/>
+      </w:rPr>
+    </w:lvl>
+    <w:lvl w:ilvl="6" w:tentative="1">
+      <w:start w:val="1"/>
+      <w:numFmt w:val="bullet"/>
+      <w:lvlText w:val=""/>
+      <w:lvlJc w:val="left"/>
+      <w:pPr>
+        <w:tabs>
+          <w:tab w:val="num" w:pos="5040"/>
+        </w:tabs>
+        <w:ind w:left="5040" w:hanging="360"/>
+      </w:pPr>
+      <w:rPr>
+        <w:rFonts w:ascii="Wingdings" w:hAnsi="Wingdings" w:hint="default"/>
+        <w:sz w:val="20"/>
+      </w:rPr>
+    </w:lvl>
+    <w:lvl w:ilvl="7" w:tentative="1">
+      <w:start w:val="1"/>
+      <w:numFmt w:val="bullet"/>
+      <w:lvlText w:val=""/>
+      <w:lvlJc w:val="left"/>
+      <w:pPr>
+        <w:tabs>
+          <w:tab w:val="num" w:pos="5760"/>
+        </w:tabs>
+        <w:ind w:left="5760" w:hanging="360"/>
+      </w:pPr>
+      <w:rPr>
+        <w:rFonts w:ascii="Wingdings" w:hAnsi="Wingdings" w:hint="default"/>
+        <w:sz w:val="20"/>
+      </w:rPr>
+    </w:lvl>
+    <w:lvl w:ilvl="8" w:tentative="1">
+      <w:start w:val="1"/>
+      <w:numFmt w:val="bullet"/>
+      <w:lvlText w:val=""/>
+      <w:lvlJc w:val="left"/>
+      <w:pPr>
+        <w:tabs>
+          <w:tab w:val="num" w:pos="6480"/>
+        </w:tabs>
+        <w:ind w:left="6480" w:hanging="360"/>
+      </w:pPr>
+      <w:rPr>
+        <w:rFonts w:ascii="Wingdings" w:hAnsi="Wingdings" w:hint="default"/>
+        <w:sz w:val="20"/>
+      </w:rPr>
+    </w:lvl>
+  </w:abstractNum>
+  <w:abstractNum w:abstractNumId="23" w15:restartNumberingAfterBreak="0">
+    <w:nsid w:val="4F0119FA"/>
+    <w:multiLevelType w:val="multilevel"/>
+    <w:tmpl w:val="663479BE"/>
+    <w:lvl w:ilvl="0">
+      <w:start w:val="1"/>
+      <w:numFmt w:val="bullet"/>
+      <w:lvlText w:val=""/>
+      <w:lvlJc w:val="left"/>
+      <w:pPr>
+        <w:tabs>
+          <w:tab w:val="num" w:pos="720"/>
+        </w:tabs>
+        <w:ind w:left="720" w:hanging="360"/>
+      </w:pPr>
+      <w:rPr>
+        <w:rFonts w:ascii="Symbol" w:hAnsi="Symbol" w:hint="default"/>
+        <w:sz w:val="20"/>
+      </w:rPr>
+    </w:lvl>
+    <w:lvl w:ilvl="1" w:tentative="1">
+      <w:start w:val="1"/>
+      <w:numFmt w:val="bullet"/>
+      <w:lvlText w:val="o"/>
+      <w:lvlJc w:val="left"/>
+      <w:pPr>
+        <w:tabs>
+          <w:tab w:val="num" w:pos="1440"/>
+        </w:tabs>
+        <w:ind w:left="1440" w:hanging="360"/>
+      </w:pPr>
+      <w:rPr>
+        <w:rFonts w:ascii="Courier New" w:hAnsi="Courier New" w:hint="default"/>
+        <w:sz w:val="20"/>
+      </w:rPr>
+    </w:lvl>
+    <w:lvl w:ilvl="2" w:tentative="1">
+      <w:start w:val="1"/>
+      <w:numFmt w:val="bullet"/>
+      <w:lvlText w:val=""/>
+      <w:lvlJc w:val="left"/>
+      <w:pPr>
+        <w:tabs>
+          <w:tab w:val="num" w:pos="2160"/>
+        </w:tabs>
+        <w:ind w:left="2160" w:hanging="360"/>
+      </w:pPr>
+      <w:rPr>
+        <w:rFonts w:ascii="Wingdings" w:hAnsi="Wingdings" w:hint="default"/>
+        <w:sz w:val="20"/>
+      </w:rPr>
+    </w:lvl>
+    <w:lvl w:ilvl="3" w:tentative="1">
+      <w:start w:val="1"/>
+      <w:numFmt w:val="bullet"/>
+      <w:lvlText w:val=""/>
+      <w:lvlJc w:val="left"/>
+      <w:pPr>
+        <w:tabs>
+          <w:tab w:val="num" w:pos="2880"/>
+        </w:tabs>
+        <w:ind w:left="2880" w:hanging="360"/>
+      </w:pPr>
+      <w:rPr>
+        <w:rFonts w:ascii="Wingdings" w:hAnsi="Wingdings" w:hint="default"/>
+        <w:sz w:val="20"/>
+      </w:rPr>
+    </w:lvl>
+    <w:lvl w:ilvl="4" w:tentative="1">
+      <w:start w:val="1"/>
+      <w:numFmt w:val="bullet"/>
+      <w:lvlText w:val=""/>
+      <w:lvlJc w:val="left"/>
+      <w:pPr>
+        <w:tabs>
+          <w:tab w:val="num" w:pos="3600"/>
+        </w:tabs>
+        <w:ind w:left="3600" w:hanging="360"/>
+      </w:pPr>
+      <w:rPr>
+        <w:rFonts w:ascii="Wingdings" w:hAnsi="Wingdings" w:hint="default"/>
+        <w:sz w:val="20"/>
+      </w:rPr>
+    </w:lvl>
+    <w:lvl w:ilvl="5" w:tentative="1">
+      <w:start w:val="1"/>
+      <w:numFmt w:val="bullet"/>
+      <w:lvlText w:val=""/>
+      <w:lvlJc w:val="left"/>
+      <w:pPr>
+        <w:tabs>
+          <w:tab w:val="num" w:pos="4320"/>
+        </w:tabs>
+        <w:ind w:left="4320" w:hanging="360"/>
+      </w:pPr>
+      <w:rPr>
+        <w:rFonts w:ascii="Wingdings" w:hAnsi="Wingdings" w:hint="default"/>
+        <w:sz w:val="20"/>
+      </w:rPr>
+    </w:lvl>
+    <w:lvl w:ilvl="6" w:tentative="1">
+      <w:start w:val="1"/>
+      <w:numFmt w:val="bullet"/>
+      <w:lvlText w:val=""/>
+      <w:lvlJc w:val="left"/>
+      <w:pPr>
+        <w:tabs>
+          <w:tab w:val="num" w:pos="5040"/>
+        </w:tabs>
+        <w:ind w:left="5040" w:hanging="360"/>
+      </w:pPr>
+      <w:rPr>
+        <w:rFonts w:ascii="Wingdings" w:hAnsi="Wingdings" w:hint="default"/>
+        <w:sz w:val="20"/>
+      </w:rPr>
+    </w:lvl>
+    <w:lvl w:ilvl="7" w:tentative="1">
+      <w:start w:val="1"/>
+      <w:numFmt w:val="bullet"/>
+      <w:lvlText w:val=""/>
+      <w:lvlJc w:val="left"/>
+      <w:pPr>
+        <w:tabs>
+          <w:tab w:val="num" w:pos="5760"/>
+        </w:tabs>
+        <w:ind w:left="5760" w:hanging="360"/>
+      </w:pPr>
+      <w:rPr>
+        <w:rFonts w:ascii="Wingdings" w:hAnsi="Wingdings" w:hint="default"/>
+        <w:sz w:val="20"/>
+      </w:rPr>
+    </w:lvl>
+    <w:lvl w:ilvl="8" w:tentative="1">
+      <w:start w:val="1"/>
+      <w:numFmt w:val="bullet"/>
+      <w:lvlText w:val=""/>
+      <w:lvlJc w:val="left"/>
+      <w:pPr>
+        <w:tabs>
+          <w:tab w:val="num" w:pos="6480"/>
+        </w:tabs>
+        <w:ind w:left="6480" w:hanging="360"/>
+      </w:pPr>
+      <w:rPr>
+        <w:rFonts w:ascii="Wingdings" w:hAnsi="Wingdings" w:hint="default"/>
+        <w:sz w:val="20"/>
+      </w:rPr>
+    </w:lvl>
+  </w:abstractNum>
+  <w:abstractNum w:abstractNumId="24" w15:restartNumberingAfterBreak="0">
     <w:nsid w:val="50A518B3"/>
     <w:multiLevelType w:val="multilevel"/>
     <w:tmpl w:val="61706C6E"/>
@@ -22809,7 +28018,7 @@
       </w:rPr>
     </w:lvl>
   </w:abstractNum>
-  <w:abstractNum w:abstractNumId="19" w15:restartNumberingAfterBreak="0">
+  <w:abstractNum w:abstractNumId="25" w15:restartNumberingAfterBreak="0">
     <w:nsid w:val="528F0EDF"/>
     <w:multiLevelType w:val="multilevel"/>
     <w:tmpl w:val="5266749E"/>
@@ -22958,7 +28167,7 @@
       </w:rPr>
     </w:lvl>
   </w:abstractNum>
-  <w:abstractNum w:abstractNumId="20" w15:restartNumberingAfterBreak="0">
+  <w:abstractNum w:abstractNumId="26" w15:restartNumberingAfterBreak="0">
     <w:nsid w:val="53287D9B"/>
     <w:multiLevelType w:val="multilevel"/>
     <w:tmpl w:val="F1BC47BC"/>
@@ -23107,7 +28316,156 @@
       </w:rPr>
     </w:lvl>
   </w:abstractNum>
-  <w:abstractNum w:abstractNumId="21" w15:restartNumberingAfterBreak="0">
+  <w:abstractNum w:abstractNumId="27" w15:restartNumberingAfterBreak="0">
+    <w:nsid w:val="57174AFD"/>
+    <w:multiLevelType w:val="multilevel"/>
+    <w:tmpl w:val="2D9AD0FC"/>
+    <w:lvl w:ilvl="0">
+      <w:start w:val="1"/>
+      <w:numFmt w:val="bullet"/>
+      <w:lvlText w:val=""/>
+      <w:lvlJc w:val="left"/>
+      <w:pPr>
+        <w:tabs>
+          <w:tab w:val="num" w:pos="720"/>
+        </w:tabs>
+        <w:ind w:left="720" w:hanging="360"/>
+      </w:pPr>
+      <w:rPr>
+        <w:rFonts w:ascii="Symbol" w:hAnsi="Symbol" w:hint="default"/>
+        <w:sz w:val="20"/>
+      </w:rPr>
+    </w:lvl>
+    <w:lvl w:ilvl="1" w:tentative="1">
+      <w:start w:val="1"/>
+      <w:numFmt w:val="bullet"/>
+      <w:lvlText w:val="o"/>
+      <w:lvlJc w:val="left"/>
+      <w:pPr>
+        <w:tabs>
+          <w:tab w:val="num" w:pos="1440"/>
+        </w:tabs>
+        <w:ind w:left="1440" w:hanging="360"/>
+      </w:pPr>
+      <w:rPr>
+        <w:rFonts w:ascii="Courier New" w:hAnsi="Courier New" w:hint="default"/>
+        <w:sz w:val="20"/>
+      </w:rPr>
+    </w:lvl>
+    <w:lvl w:ilvl="2" w:tentative="1">
+      <w:start w:val="1"/>
+      <w:numFmt w:val="bullet"/>
+      <w:lvlText w:val=""/>
+      <w:lvlJc w:val="left"/>
+      <w:pPr>
+        <w:tabs>
+          <w:tab w:val="num" w:pos="2160"/>
+        </w:tabs>
+        <w:ind w:left="2160" w:hanging="360"/>
+      </w:pPr>
+      <w:rPr>
+        <w:rFonts w:ascii="Wingdings" w:hAnsi="Wingdings" w:hint="default"/>
+        <w:sz w:val="20"/>
+      </w:rPr>
+    </w:lvl>
+    <w:lvl w:ilvl="3" w:tentative="1">
+      <w:start w:val="1"/>
+      <w:numFmt w:val="bullet"/>
+      <w:lvlText w:val=""/>
+      <w:lvlJc w:val="left"/>
+      <w:pPr>
+        <w:tabs>
+          <w:tab w:val="num" w:pos="2880"/>
+        </w:tabs>
+        <w:ind w:left="2880" w:hanging="360"/>
+      </w:pPr>
+      <w:rPr>
+        <w:rFonts w:ascii="Wingdings" w:hAnsi="Wingdings" w:hint="default"/>
+        <w:sz w:val="20"/>
+      </w:rPr>
+    </w:lvl>
+    <w:lvl w:ilvl="4" w:tentative="1">
+      <w:start w:val="1"/>
+      <w:numFmt w:val="bullet"/>
+      <w:lvlText w:val=""/>
+      <w:lvlJc w:val="left"/>
+      <w:pPr>
+        <w:tabs>
+          <w:tab w:val="num" w:pos="3600"/>
+        </w:tabs>
+        <w:ind w:left="3600" w:hanging="360"/>
+      </w:pPr>
+      <w:rPr>
+        <w:rFonts w:ascii="Wingdings" w:hAnsi="Wingdings" w:hint="default"/>
+        <w:sz w:val="20"/>
+      </w:rPr>
+    </w:lvl>
+    <w:lvl w:ilvl="5" w:tentative="1">
+      <w:start w:val="1"/>
+      <w:numFmt w:val="bullet"/>
+      <w:lvlText w:val=""/>
+      <w:lvlJc w:val="left"/>
+      <w:pPr>
+        <w:tabs>
+          <w:tab w:val="num" w:pos="4320"/>
+        </w:tabs>
+        <w:ind w:left="4320" w:hanging="360"/>
+      </w:pPr>
+      <w:rPr>
+        <w:rFonts w:ascii="Wingdings" w:hAnsi="Wingdings" w:hint="default"/>
+        <w:sz w:val="20"/>
+      </w:rPr>
+    </w:lvl>
+    <w:lvl w:ilvl="6" w:tentative="1">
+      <w:start w:val="1"/>
+      <w:numFmt w:val="bullet"/>
+      <w:lvlText w:val=""/>
+      <w:lvlJc w:val="left"/>
+      <w:pPr>
+        <w:tabs>
+          <w:tab w:val="num" w:pos="5040"/>
+        </w:tabs>
+        <w:ind w:left="5040" w:hanging="360"/>
+      </w:pPr>
+      <w:rPr>
+        <w:rFonts w:ascii="Wingdings" w:hAnsi="Wingdings" w:hint="default"/>
+        <w:sz w:val="20"/>
+      </w:rPr>
+    </w:lvl>
+    <w:lvl w:ilvl="7" w:tentative="1">
+      <w:start w:val="1"/>
+      <w:numFmt w:val="bullet"/>
+      <w:lvlText w:val=""/>
+      <w:lvlJc w:val="left"/>
+      <w:pPr>
+        <w:tabs>
+          <w:tab w:val="num" w:pos="5760"/>
+        </w:tabs>
+        <w:ind w:left="5760" w:hanging="360"/>
+      </w:pPr>
+      <w:rPr>
+        <w:rFonts w:ascii="Wingdings" w:hAnsi="Wingdings" w:hint="default"/>
+        <w:sz w:val="20"/>
+      </w:rPr>
+    </w:lvl>
+    <w:lvl w:ilvl="8" w:tentative="1">
+      <w:start w:val="1"/>
+      <w:numFmt w:val="bullet"/>
+      <w:lvlText w:val=""/>
+      <w:lvlJc w:val="left"/>
+      <w:pPr>
+        <w:tabs>
+          <w:tab w:val="num" w:pos="6480"/>
+        </w:tabs>
+        <w:ind w:left="6480" w:hanging="360"/>
+      </w:pPr>
+      <w:rPr>
+        <w:rFonts w:ascii="Wingdings" w:hAnsi="Wingdings" w:hint="default"/>
+        <w:sz w:val="20"/>
+      </w:rPr>
+    </w:lvl>
+  </w:abstractNum>
+  <w:abstractNum w:abstractNumId="28" w15:restartNumberingAfterBreak="0">
     <w:nsid w:val="5AA70FBF"/>
     <w:multiLevelType w:val="multilevel"/>
     <w:tmpl w:val="99C0D9FC"/>
@@ -23256,7 +28614,7 @@
       </w:rPr>
     </w:lvl>
   </w:abstractNum>
-  <w:abstractNum w:abstractNumId="22" w15:restartNumberingAfterBreak="0">
+  <w:abstractNum w:abstractNumId="29" w15:restartNumberingAfterBreak="0">
     <w:nsid w:val="5DB94821"/>
     <w:multiLevelType w:val="multilevel"/>
     <w:tmpl w:val="C6123FBA"/>
@@ -23405,7 +28763,7 @@
       </w:rPr>
     </w:lvl>
   </w:abstractNum>
-  <w:abstractNum w:abstractNumId="23" w15:restartNumberingAfterBreak="0">
+  <w:abstractNum w:abstractNumId="30" w15:restartNumberingAfterBreak="0">
     <w:nsid w:val="5F256006"/>
     <w:multiLevelType w:val="multilevel"/>
     <w:tmpl w:val="029C95D4"/>
@@ -23554,7 +28912,7 @@
       </w:rPr>
     </w:lvl>
   </w:abstractNum>
-  <w:abstractNum w:abstractNumId="24" w15:restartNumberingAfterBreak="0">
+  <w:abstractNum w:abstractNumId="31" w15:restartNumberingAfterBreak="0">
     <w:nsid w:val="67C94760"/>
     <w:multiLevelType w:val="multilevel"/>
     <w:tmpl w:val="D9EA897E"/>
@@ -23703,7 +29061,7 @@
       </w:rPr>
     </w:lvl>
   </w:abstractNum>
-  <w:abstractNum w:abstractNumId="25" w15:restartNumberingAfterBreak="0">
+  <w:abstractNum w:abstractNumId="32" w15:restartNumberingAfterBreak="0">
     <w:nsid w:val="68B9540F"/>
     <w:multiLevelType w:val="multilevel"/>
     <w:tmpl w:val="0B4CBFB6"/>
@@ -23852,7 +29210,7 @@
       </w:rPr>
     </w:lvl>
   </w:abstractNum>
-  <w:abstractNum w:abstractNumId="26" w15:restartNumberingAfterBreak="0">
+  <w:abstractNum w:abstractNumId="33" w15:restartNumberingAfterBreak="0">
     <w:nsid w:val="6992461A"/>
     <w:multiLevelType w:val="multilevel"/>
     <w:tmpl w:val="2424D236"/>
@@ -24001,7 +29359,7 @@
       </w:rPr>
     </w:lvl>
   </w:abstractNum>
-  <w:abstractNum w:abstractNumId="27" w15:restartNumberingAfterBreak="0">
+  <w:abstractNum w:abstractNumId="34" w15:restartNumberingAfterBreak="0">
     <w:nsid w:val="6C9B4801"/>
     <w:multiLevelType w:val="multilevel"/>
     <w:tmpl w:val="0C6A90EE"/>
@@ -24150,7 +29508,7 @@
       </w:rPr>
     </w:lvl>
   </w:abstractNum>
-  <w:abstractNum w:abstractNumId="28" w15:restartNumberingAfterBreak="0">
+  <w:abstractNum w:abstractNumId="35" w15:restartNumberingAfterBreak="0">
     <w:nsid w:val="71DE19B6"/>
     <w:multiLevelType w:val="multilevel"/>
     <w:tmpl w:val="128C0678"/>
@@ -24299,7 +29657,120 @@
       </w:rPr>
     </w:lvl>
   </w:abstractNum>
-  <w:abstractNum w:abstractNumId="29" w15:restartNumberingAfterBreak="0">
+  <w:abstractNum w:abstractNumId="36" w15:restartNumberingAfterBreak="0">
+    <w:nsid w:val="72074BA8"/>
+    <w:multiLevelType w:val="multilevel"/>
+    <w:tmpl w:val="771A948A"/>
+    <w:lvl w:ilvl="0">
+      <w:start w:val="1"/>
+      <w:numFmt w:val="decimal"/>
+      <w:lvlText w:val="%1."/>
+      <w:lvlJc w:val="left"/>
+      <w:pPr>
+        <w:tabs>
+          <w:tab w:val="num" w:pos="720"/>
+        </w:tabs>
+        <w:ind w:left="720" w:hanging="360"/>
+      </w:pPr>
+    </w:lvl>
+    <w:lvl w:ilvl="1" w:tentative="1">
+      <w:start w:val="1"/>
+      <w:numFmt w:val="decimal"/>
+      <w:lvlText w:val="%2."/>
+      <w:lvlJc w:val="left"/>
+      <w:pPr>
+        <w:tabs>
+          <w:tab w:val="num" w:pos="1440"/>
+        </w:tabs>
+        <w:ind w:left="1440" w:hanging="360"/>
+      </w:pPr>
+    </w:lvl>
+    <w:lvl w:ilvl="2" w:tentative="1">
+      <w:start w:val="1"/>
+      <w:numFmt w:val="decimal"/>
+      <w:lvlText w:val="%3."/>
+      <w:lvlJc w:val="left"/>
+      <w:pPr>
+        <w:tabs>
+          <w:tab w:val="num" w:pos="2160"/>
+        </w:tabs>
+        <w:ind w:left="2160" w:hanging="360"/>
+      </w:pPr>
+    </w:lvl>
+    <w:lvl w:ilvl="3" w:tentative="1">
+      <w:start w:val="1"/>
+      <w:numFmt w:val="decimal"/>
+      <w:lvlText w:val="%4."/>
+      <w:lvlJc w:val="left"/>
+      <w:pPr>
+        <w:tabs>
+          <w:tab w:val="num" w:pos="2880"/>
+        </w:tabs>
+        <w:ind w:left="2880" w:hanging="360"/>
+      </w:pPr>
+    </w:lvl>
+    <w:lvl w:ilvl="4" w:tentative="1">
+      <w:start w:val="1"/>
+      <w:numFmt w:val="decimal"/>
+      <w:lvlText w:val="%5."/>
+      <w:lvlJc w:val="left"/>
+      <w:pPr>
+        <w:tabs>
+          <w:tab w:val="num" w:pos="3600"/>
+        </w:tabs>
+        <w:ind w:left="3600" w:hanging="360"/>
+      </w:pPr>
+    </w:lvl>
+    <w:lvl w:ilvl="5" w:tentative="1">
+      <w:start w:val="1"/>
+      <w:numFmt w:val="decimal"/>
+      <w:lvlText w:val="%6."/>
+      <w:lvlJc w:val="left"/>
+      <w:pPr>
+        <w:tabs>
+          <w:tab w:val="num" w:pos="4320"/>
+        </w:tabs>
+        <w:ind w:left="4320" w:hanging="360"/>
+      </w:pPr>
+    </w:lvl>
+    <w:lvl w:ilvl="6" w:tentative="1">
+      <w:start w:val="1"/>
+      <w:numFmt w:val="decimal"/>
+      <w:lvlText w:val="%7."/>
+      <w:lvlJc w:val="left"/>
+      <w:pPr>
+        <w:tabs>
+          <w:tab w:val="num" w:pos="5040"/>
+        </w:tabs>
+        <w:ind w:left="5040" w:hanging="360"/>
+      </w:pPr>
+    </w:lvl>
+    <w:lvl w:ilvl="7" w:tentative="1">
+      <w:start w:val="1"/>
+      <w:numFmt w:val="decimal"/>
+      <w:lvlText w:val="%8."/>
+      <w:lvlJc w:val="left"/>
+      <w:pPr>
+        <w:tabs>
+          <w:tab w:val="num" w:pos="5760"/>
+        </w:tabs>
+        <w:ind w:left="5760" w:hanging="360"/>
+      </w:pPr>
+    </w:lvl>
+    <w:lvl w:ilvl="8" w:tentative="1">
+      <w:start w:val="1"/>
+      <w:numFmt w:val="decimal"/>
+      <w:lvlText w:val="%9."/>
+      <w:lvlJc w:val="left"/>
+      <w:pPr>
+        <w:tabs>
+          <w:tab w:val="num" w:pos="6480"/>
+        </w:tabs>
+        <w:ind w:left="6480" w:hanging="360"/>
+      </w:pPr>
+    </w:lvl>
+  </w:abstractNum>
+  <w:abstractNum w:abstractNumId="37" w15:restartNumberingAfterBreak="0">
     <w:nsid w:val="72945E66"/>
     <w:multiLevelType w:val="multilevel"/>
     <w:tmpl w:val="4FAA8702"/>
@@ -24448,7 +29919,7 @@
       </w:rPr>
     </w:lvl>
   </w:abstractNum>
-  <w:abstractNum w:abstractNumId="30" w15:restartNumberingAfterBreak="0">
+  <w:abstractNum w:abstractNumId="38" w15:restartNumberingAfterBreak="0">
     <w:nsid w:val="734C7615"/>
     <w:multiLevelType w:val="multilevel"/>
     <w:tmpl w:val="C6A071A4"/>
@@ -24597,7 +30068,7 @@
       </w:rPr>
     </w:lvl>
   </w:abstractNum>
-  <w:abstractNum w:abstractNumId="31" w15:restartNumberingAfterBreak="0">
+  <w:abstractNum w:abstractNumId="39" w15:restartNumberingAfterBreak="0">
     <w:nsid w:val="76945240"/>
     <w:multiLevelType w:val="multilevel"/>
     <w:tmpl w:val="4694EFEA"/>
@@ -24746,7 +30217,156 @@
       </w:rPr>
     </w:lvl>
   </w:abstractNum>
-  <w:abstractNum w:abstractNumId="32" w15:restartNumberingAfterBreak="0">
+  <w:abstractNum w:abstractNumId="40" w15:restartNumberingAfterBreak="0">
+    <w:nsid w:val="76AA3452"/>
+    <w:multiLevelType w:val="multilevel"/>
+    <w:tmpl w:val="FB00B7AC"/>
+    <w:lvl w:ilvl="0">
+      <w:start w:val="1"/>
+      <w:numFmt w:val="bullet"/>
+      <w:lvlText w:val=""/>
+      <w:lvlJc w:val="left"/>
+      <w:pPr>
+        <w:tabs>
+          <w:tab w:val="num" w:pos="720"/>
+        </w:tabs>
+        <w:ind w:left="720" w:hanging="360"/>
+      </w:pPr>
+      <w:rPr>
+        <w:rFonts w:ascii="Symbol" w:hAnsi="Symbol" w:hint="default"/>
+        <w:sz w:val="20"/>
+      </w:rPr>
+    </w:lvl>
+    <w:lvl w:ilvl="1" w:tentative="1">
+      <w:start w:val="1"/>
+      <w:numFmt w:val="bullet"/>
+      <w:lvlText w:val="o"/>
+      <w:lvlJc w:val="left"/>
+      <w:pPr>
+        <w:tabs>
+          <w:tab w:val="num" w:pos="1440"/>
+        </w:tabs>
+        <w:ind w:left="1440" w:hanging="360"/>
+      </w:pPr>
+      <w:rPr>
+        <w:rFonts w:ascii="Courier New" w:hAnsi="Courier New" w:hint="default"/>
+        <w:sz w:val="20"/>
+      </w:rPr>
+    </w:lvl>
+    <w:lvl w:ilvl="2" w:tentative="1">
+      <w:start w:val="1"/>
+      <w:numFmt w:val="bullet"/>
+      <w:lvlText w:val=""/>
+      <w:lvlJc w:val="left"/>
+      <w:pPr>
+        <w:tabs>
+          <w:tab w:val="num" w:pos="2160"/>
+        </w:tabs>
+        <w:ind w:left="2160" w:hanging="360"/>
+      </w:pPr>
+      <w:rPr>
+        <w:rFonts w:ascii="Wingdings" w:hAnsi="Wingdings" w:hint="default"/>
+        <w:sz w:val="20"/>
+      </w:rPr>
+    </w:lvl>
+    <w:lvl w:ilvl="3" w:tentative="1">
+      <w:start w:val="1"/>
+      <w:numFmt w:val="bullet"/>
+      <w:lvlText w:val=""/>
+      <w:lvlJc w:val="left"/>
+      <w:pPr>
+        <w:tabs>
+          <w:tab w:val="num" w:pos="2880"/>
+        </w:tabs>
+        <w:ind w:left="2880" w:hanging="360"/>
+      </w:pPr>
+      <w:rPr>
+        <w:rFonts w:ascii="Wingdings" w:hAnsi="Wingdings" w:hint="default"/>
+        <w:sz w:val="20"/>
+      </w:rPr>
+    </w:lvl>
+    <w:lvl w:ilvl="4" w:tentative="1">
+      <w:start w:val="1"/>
+      <w:numFmt w:val="bullet"/>
+      <w:lvlText w:val=""/>
+      <w:lvlJc w:val="left"/>
+      <w:pPr>
+        <w:tabs>
+          <w:tab w:val="num" w:pos="3600"/>
+        </w:tabs>
+        <w:ind w:left="3600" w:hanging="360"/>
+      </w:pPr>
+      <w:rPr>
+        <w:rFonts w:ascii="Wingdings" w:hAnsi="Wingdings" w:hint="default"/>
+        <w:sz w:val="20"/>
+      </w:rPr>
+    </w:lvl>
+    <w:lvl w:ilvl="5" w:tentative="1">
+      <w:start w:val="1"/>
+      <w:numFmt w:val="bullet"/>
+      <w:lvlText w:val=""/>
+      <w:lvlJc w:val="left"/>
+      <w:pPr>
+        <w:tabs>
+          <w:tab w:val="num" w:pos="4320"/>
+        </w:tabs>
+        <w:ind w:left="4320" w:hanging="360"/>
+      </w:pPr>
+      <w:rPr>
+        <w:rFonts w:ascii="Wingdings" w:hAnsi="Wingdings" w:hint="default"/>
+        <w:sz w:val="20"/>
+      </w:rPr>
+    </w:lvl>
+    <w:lvl w:ilvl="6" w:tentative="1">
+      <w:start w:val="1"/>
+      <w:numFmt w:val="bullet"/>
+      <w:lvlText w:val=""/>
+      <w:lvlJc w:val="left"/>
+      <w:pPr>
+        <w:tabs>
+          <w:tab w:val="num" w:pos="5040"/>
+        </w:tabs>
+        <w:ind w:left="5040" w:hanging="360"/>
+      </w:pPr>
+      <w:rPr>
+        <w:rFonts w:ascii="Wingdings" w:hAnsi="Wingdings" w:hint="default"/>
+        <w:sz w:val="20"/>
+      </w:rPr>
+    </w:lvl>
+    <w:lvl w:ilvl="7" w:tentative="1">
+      <w:start w:val="1"/>
+      <w:numFmt w:val="bullet"/>
+      <w:lvlText w:val=""/>
+      <w:lvlJc w:val="left"/>
+      <w:pPr>
+        <w:tabs>
+          <w:tab w:val="num" w:pos="5760"/>
+        </w:tabs>
+        <w:ind w:left="5760" w:hanging="360"/>
+      </w:pPr>
+      <w:rPr>
+        <w:rFonts w:ascii="Wingdings" w:hAnsi="Wingdings" w:hint="default"/>
+        <w:sz w:val="20"/>
+      </w:rPr>
+    </w:lvl>
+    <w:lvl w:ilvl="8" w:tentative="1">
+      <w:start w:val="1"/>
+      <w:numFmt w:val="bullet"/>
+      <w:lvlText w:val=""/>
+      <w:lvlJc w:val="left"/>
+      <w:pPr>
+        <w:tabs>
+          <w:tab w:val="num" w:pos="6480"/>
+        </w:tabs>
+        <w:ind w:left="6480" w:hanging="360"/>
+      </w:pPr>
+      <w:rPr>
+        <w:rFonts w:ascii="Wingdings" w:hAnsi="Wingdings" w:hint="default"/>
+        <w:sz w:val="20"/>
+      </w:rPr>
+    </w:lvl>
+  </w:abstractNum>
+  <w:abstractNum w:abstractNumId="41" w15:restartNumberingAfterBreak="0">
     <w:nsid w:val="773A5025"/>
     <w:multiLevelType w:val="multilevel"/>
     <w:tmpl w:val="CFEAE410"/>
@@ -24895,7 +30515,7 @@
       </w:rPr>
     </w:lvl>
   </w:abstractNum>
-  <w:abstractNum w:abstractNumId="33" w15:restartNumberingAfterBreak="0">
+  <w:abstractNum w:abstractNumId="42" w15:restartNumberingAfterBreak="0">
     <w:nsid w:val="78DE2BA1"/>
     <w:multiLevelType w:val="multilevel"/>
     <w:tmpl w:val="EEE214BA"/>
@@ -25044,7 +30664,7 @@
       </w:rPr>
     </w:lvl>
   </w:abstractNum>
-  <w:abstractNum w:abstractNumId="34" w15:restartNumberingAfterBreak="0">
+  <w:abstractNum w:abstractNumId="43" w15:restartNumberingAfterBreak="0">
     <w:nsid w:val="7E374AC6"/>
     <w:multiLevelType w:val="multilevel"/>
     <w:tmpl w:val="A3C8DEBA"/>
@@ -25197,10 +30817,10 @@
     <w:abstractNumId w:val="6"/>
   </w:num>
   <w:num w:numId="2" w16cid:durableId="682711822">
-    <w:abstractNumId w:val="14"/>
+    <w:abstractNumId w:val="18"/>
   </w:num>
   <w:num w:numId="3" w16cid:durableId="419563241">
-    <w:abstractNumId w:val="34"/>
+    <w:abstractNumId w:val="43"/>
   </w:num>
   <w:num w:numId="4" w16cid:durableId="63837329">
     <w:abstractNumId w:val="0"/>
@@ -25209,61 +30829,61 @@
     <w:abstractNumId w:val="9"/>
   </w:num>
   <w:num w:numId="6" w16cid:durableId="1303925368">
-    <w:abstractNumId w:val="33"/>
+    <w:abstractNumId w:val="42"/>
   </w:num>
   <w:num w:numId="7" w16cid:durableId="974412842">
     <w:abstractNumId w:val="8"/>
   </w:num>
   <w:num w:numId="8" w16cid:durableId="2077776140">
-    <w:abstractNumId w:val="17"/>
+    <w:abstractNumId w:val="21"/>
   </w:num>
   <w:num w:numId="9" w16cid:durableId="1817335184">
-    <w:abstractNumId w:val="29"/>
+    <w:abstractNumId w:val="37"/>
   </w:num>
   <w:num w:numId="10" w16cid:durableId="569656966">
-    <w:abstractNumId w:val="20"/>
+    <w:abstractNumId w:val="26"/>
   </w:num>
   <w:num w:numId="11" w16cid:durableId="1362973252">
-    <w:abstractNumId w:val="31"/>
+    <w:abstractNumId w:val="39"/>
   </w:num>
   <w:num w:numId="12" w16cid:durableId="1505390425">
-    <w:abstractNumId w:val="16"/>
+    <w:abstractNumId w:val="20"/>
   </w:num>
   <w:num w:numId="13" w16cid:durableId="2076201804">
     <w:abstractNumId w:val="2"/>
   </w:num>
   <w:num w:numId="14" w16cid:durableId="198519043">
-    <w:abstractNumId w:val="22"/>
+    <w:abstractNumId w:val="29"/>
   </w:num>
   <w:num w:numId="15" w16cid:durableId="1156607085">
-    <w:abstractNumId w:val="27"/>
+    <w:abstractNumId w:val="34"/>
   </w:num>
   <w:num w:numId="16" w16cid:durableId="326985442">
-    <w:abstractNumId w:val="25"/>
+    <w:abstractNumId w:val="32"/>
   </w:num>
   <w:num w:numId="17" w16cid:durableId="848494853">
-    <w:abstractNumId w:val="28"/>
+    <w:abstractNumId w:val="35"/>
   </w:num>
   <w:num w:numId="18" w16cid:durableId="1067731534">
     <w:abstractNumId w:val="1"/>
   </w:num>
   <w:num w:numId="19" w16cid:durableId="233973679">
-    <w:abstractNumId w:val="24"/>
+    <w:abstractNumId w:val="31"/>
   </w:num>
   <w:num w:numId="20" w16cid:durableId="1205410486">
-    <w:abstractNumId w:val="12"/>
+    <w:abstractNumId w:val="14"/>
   </w:num>
   <w:num w:numId="21" w16cid:durableId="1711418896">
-    <w:abstractNumId w:val="32"/>
+    <w:abstractNumId w:val="41"/>
   </w:num>
   <w:num w:numId="22" w16cid:durableId="1955092204">
-    <w:abstractNumId w:val="26"/>
+    <w:abstractNumId w:val="33"/>
   </w:num>
   <w:num w:numId="23" w16cid:durableId="779104501">
-    <w:abstractNumId w:val="19"/>
+    <w:abstractNumId w:val="25"/>
   </w:num>
   <w:num w:numId="24" w16cid:durableId="491682661">
-    <w:abstractNumId w:val="21"/>
+    <w:abstractNumId w:val="28"/>
   </w:num>
   <w:num w:numId="25" w16cid:durableId="970132424">
     <w:abstractNumId w:val="7"/>
@@ -25272,31 +30892,58 @@
     <w:abstractNumId w:val="5"/>
   </w:num>
   <w:num w:numId="27" w16cid:durableId="513886519">
-    <w:abstractNumId w:val="18"/>
+    <w:abstractNumId w:val="24"/>
   </w:num>
   <w:num w:numId="28" w16cid:durableId="1342010560">
     <w:abstractNumId w:val="3"/>
   </w:num>
   <w:num w:numId="29" w16cid:durableId="417020898">
-    <w:abstractNumId w:val="13"/>
+    <w:abstractNumId w:val="15"/>
   </w:num>
   <w:num w:numId="30" w16cid:durableId="125972530">
-    <w:abstractNumId w:val="15"/>
+    <w:abstractNumId w:val="19"/>
   </w:num>
   <w:num w:numId="31" w16cid:durableId="947856778">
     <w:abstractNumId w:val="10"/>
   </w:num>
   <w:num w:numId="32" w16cid:durableId="2121947962">
-    <w:abstractNumId w:val="30"/>
+    <w:abstractNumId w:val="38"/>
   </w:num>
   <w:num w:numId="33" w16cid:durableId="661813533">
-    <w:abstractNumId w:val="23"/>
+    <w:abstractNumId w:val="30"/>
   </w:num>
   <w:num w:numId="34" w16cid:durableId="350644811">
     <w:abstractNumId w:val="4"/>
   </w:num>
   <w:num w:numId="35" w16cid:durableId="1288852711">
     <w:abstractNumId w:val="11"/>
+  </w:num>
+  <w:num w:numId="36" w16cid:durableId="2110080830">
+    <w:abstractNumId w:val="16"/>
+  </w:num>
+  <w:num w:numId="37" w16cid:durableId="1989894139">
+    <w:abstractNumId w:val="36"/>
+  </w:num>
+  <w:num w:numId="38" w16cid:durableId="2040814019">
+    <w:abstractNumId w:val="40"/>
+  </w:num>
+  <w:num w:numId="39" w16cid:durableId="1697611358">
+    <w:abstractNumId w:val="22"/>
+  </w:num>
+  <w:num w:numId="40" w16cid:durableId="30542780">
+    <w:abstractNumId w:val="23"/>
+  </w:num>
+  <w:num w:numId="41" w16cid:durableId="1714841598">
+    <w:abstractNumId w:val="13"/>
+  </w:num>
+  <w:num w:numId="42" w16cid:durableId="551965068">
+    <w:abstractNumId w:val="12"/>
+  </w:num>
+  <w:num w:numId="43" w16cid:durableId="2067951718">
+    <w:abstractNumId w:val="17"/>
+  </w:num>
+  <w:num w:numId="44" w16cid:durableId="175078471">
+    <w:abstractNumId w:val="27"/>
   </w:num>
 </w:numbering>
 </file>
